--- a/src/main/resources/docx-templates/rhi-report-template.docx
+++ b/src/main/resources/docx-templates/rhi-report-template.docx
@@ -1,16 +1,17 @@
 
 <file path=word/document.xml><?xml version="1.0" encoding="utf-8"?>
-<w:document xmlns:w="http://schemas.openxmlformats.org/wordprocessingml/2006/main">
+<w:document xmlns:w="http://schemas.openxmlformats.org/wordprocessingml/2006/main" xmlns:r="http://schemas.openxmlformats.org/officeDocument/2006/relationships">
   <w:body>
     <w:p>
       <w:pPr>
+        <w:pStyle w:val="Title"/>
         <w:jc w:val="center"/>
         <w:spacing w:after="40"/>
       </w:pPr>
       <w:r>
         <w:rPr>
           <w:b w:val="on"/>
-          <w:color w:val="ACCENTDARKFILLTOKEN"/>
+          <w:color w:val="ACCENTTEXTDARKTOKEN"/>
           <w:sz w:val="40"/>
         </w:rPr>
         <w:t xml:space="preserve">Return Home Interview Report</w:t>
@@ -27,8 +28,8 @@
       <w:r>
         <w:rPr>
           <w:i w:val="on"/>
-          <w:color w:val="6B7280"/>
-          <w:sz w:val="18"/>
+          <w:color w:val="686F7D"/>
+          <w:sz w:val="20"/>
         </w:rPr>
         <w:t xml:space="preserve">Generated by Return Home Tracker on ${generatedAt}</w:t>
       </w:r>
@@ -59,12 +60,13 @@
           </w:tcPr>
           <w:p>
             <w:pPr>
+              <w:pStyle w:val="Heading1"/>
               <w:spacing w:before="60" w:after="60"/>
             </w:pPr>
             <w:r>
               <w:rPr>
                 <w:b w:val="on"/>
-                <w:color w:val="FFFFFF"/>
+                <w:color w:val="ACCENTTEXTTOKEN"/>
                 <w:sz w:val="24"/>
               </w:rPr>
               <w:t xml:space="preserve">Details</w:t>
@@ -95,7 +97,7 @@
             <w:r>
               <w:rPr>
                 <w:b w:val="on"/>
-                <w:color w:val="1F2328"/>
+                <w:color w:val="TINTTEXTTOKEN"/>
               </w:rPr>
               <w:t xml:space="preserve">Name of young person</w:t>
             </w:r>
@@ -123,7 +125,7 @@
             <w:r>
               <w:rPr>
                 <w:b w:val="on"/>
-                <w:color w:val="1F2328"/>
+                <w:color w:val="TINTTEXTTOKEN"/>
               </w:rPr>
               <w:t xml:space="preserve">Home</w:t>
             </w:r>
@@ -151,7 +153,7 @@
             <w:r>
               <w:rPr>
                 <w:b w:val="on"/>
-                <w:color w:val="1F2328"/>
+                <w:color w:val="TINTTEXTTOKEN"/>
               </w:rPr>
               <w:t xml:space="preserve">Visitor</w:t>
             </w:r>
@@ -179,7 +181,7 @@
             <w:r>
               <w:rPr>
                 <w:b w:val="on"/>
-                <w:color w:val="1F2328"/>
+                <w:color w:val="TINTTEXTTOKEN"/>
               </w:rPr>
               <w:t xml:space="preserve">Date and time the Interview Request Form was received</w:t>
             </w:r>
@@ -207,7 +209,7 @@
             <w:r>
               <w:rPr>
                 <w:b w:val="on"/>
-                <w:color w:val="1F2328"/>
+                <w:color w:val="TINTTEXTTOKEN"/>
               </w:rPr>
               <w:t xml:space="preserve">Date of missing episode</w:t>
             </w:r>
@@ -235,7 +237,7 @@
             <w:r>
               <w:rPr>
                 <w:b w:val="on"/>
-                <w:color w:val="1F2328"/>
+                <w:color w:val="TINTTEXTTOKEN"/>
               </w:rPr>
               <w:t xml:space="preserve">Date of Interview</w:t>
             </w:r>
@@ -263,7 +265,7 @@
             <w:r>
               <w:rPr>
                 <w:b w:val="on"/>
-                <w:color w:val="1F2328"/>
+                <w:color w:val="TINTTEXTTOKEN"/>
               </w:rPr>
               <w:t xml:space="preserve">Location of this interview</w:t>
             </w:r>
@@ -291,7 +293,7 @@
             <w:r>
               <w:rPr>
                 <w:b w:val="on"/>
-                <w:color w:val="1F2328"/>
+                <w:color w:val="TINTTEXTTOKEN"/>
               </w:rPr>
               <w:t xml:space="preserve">Was this interview offered and completed within 72 hours of return?</w:t>
             </w:r>
@@ -319,7 +321,7 @@
             <w:r>
               <w:rPr>
                 <w:b w:val="on"/>
-                <w:color w:val="1F2328"/>
+                <w:color w:val="TINTTEXTTOKEN"/>
               </w:rPr>
               <w:t xml:space="preserve">If not, why?</w:t>
             </w:r>
@@ -347,7 +349,7 @@
             <w:r>
               <w:rPr>
                 <w:b w:val="on"/>
-                <w:color w:val="1F2328"/>
+                <w:color w:val="TINTTEXTTOKEN"/>
               </w:rPr>
               <w:t xml:space="preserve">Consultation with home's staff to establish any new information</w:t>
             </w:r>
@@ -375,7 +377,7 @@
             <w:r>
               <w:rPr>
                 <w:b w:val="on"/>
-                <w:color w:val="1F2328"/>
+                <w:color w:val="TINTTEXTTOKEN"/>
               </w:rPr>
               <w:t xml:space="preserve">Has this young person previously been missing?</w:t>
             </w:r>
@@ -403,7 +405,7 @@
             <w:r>
               <w:rPr>
                 <w:b w:val="on"/>
-                <w:color w:val="1F2328"/>
+                <w:color w:val="TINTTEXTTOKEN"/>
               </w:rPr>
               <w:t xml:space="preserve">How many occasions of missing has there been in the last 30 days?</w:t>
             </w:r>
@@ -431,7 +433,7 @@
             <w:r>
               <w:rPr>
                 <w:b w:val="on"/>
-                <w:color w:val="1F2328"/>
+                <w:color w:val="TINTTEXTTOKEN"/>
               </w:rPr>
               <w:t xml:space="preserve">Confidentiality explained to the young person regarding safeguarding duty of care?</w:t>
             </w:r>
@@ -476,12 +478,13 @@
           </w:tcPr>
           <w:p>
             <w:pPr>
+              <w:pStyle w:val="Heading1"/>
               <w:spacing w:before="60" w:after="60"/>
             </w:pPr>
             <w:r>
               <w:rPr>
                 <w:b w:val="on"/>
-                <w:color w:val="FFFFFF"/>
+                <w:color w:val="ACCENTTEXTTOKEN"/>
                 <w:sz w:val="24"/>
               </w:rPr>
               <w:t xml:space="preserve">Return Home Interview</w:t>
@@ -512,7 +515,7 @@
             <w:r>
               <w:rPr>
                 <w:b w:val="on"/>
-                <w:color w:val="1F2328"/>
+                <w:color w:val="TINTTEXTTOKEN"/>
               </w:rPr>
               <w:t xml:space="preserve">Interview accepted?</w:t>
             </w:r>
@@ -540,7 +543,7 @@
             <w:r>
               <w:rPr>
                 <w:b w:val="on"/>
-                <w:color w:val="1F2328"/>
+                <w:color w:val="TINTTEXTTOKEN"/>
               </w:rPr>
               <w:t xml:space="preserve">If not, why?</w:t>
             </w:r>
@@ -568,7 +571,7 @@
             <w:r>
               <w:rPr>
                 <w:b w:val="on"/>
-                <w:color w:val="1F2328"/>
+                <w:color w:val="TINTTEXTTOKEN"/>
               </w:rPr>
               <w:t xml:space="preserve">Where were you while missing?</w:t>
             </w:r>
@@ -596,7 +599,7 @@
             <w:r>
               <w:rPr>
                 <w:b w:val="on"/>
-                <w:color w:val="1F2328"/>
+                <w:color w:val="TINTTEXTTOKEN"/>
               </w:rPr>
               <w:t xml:space="preserve">Who were you with while missing?</w:t>
             </w:r>
@@ -624,7 +627,7 @@
             <w:r>
               <w:rPr>
                 <w:b w:val="on"/>
-                <w:color w:val="1F2328"/>
+                <w:color w:val="TINTTEXTTOKEN"/>
               </w:rPr>
               <w:t xml:space="preserve">What made you go missing?</w:t>
             </w:r>
@@ -652,7 +655,7 @@
             <w:r>
               <w:rPr>
                 <w:b w:val="on"/>
-                <w:color w:val="1F2328"/>
+                <w:color w:val="TINTTEXTTOKEN"/>
               </w:rPr>
               <w:t xml:space="preserve">What can be done to address these reasons?</w:t>
             </w:r>
@@ -680,7 +683,7 @@
             <w:r>
               <w:rPr>
                 <w:b w:val="on"/>
-                <w:color w:val="1F2328"/>
+                <w:color w:val="TINTTEXTTOKEN"/>
               </w:rPr>
               <w:t xml:space="preserve">Did you consider yourself to be missing?</w:t>
             </w:r>
@@ -708,7 +711,7 @@
             <w:r>
               <w:rPr>
                 <w:b w:val="on"/>
-                <w:color w:val="1F2328"/>
+                <w:color w:val="TINTTEXTTOKEN"/>
               </w:rPr>
               <w:t xml:space="preserve">What did you do while you were missing?</w:t>
             </w:r>
@@ -736,7 +739,7 @@
             <w:r>
               <w:rPr>
                 <w:b w:val="on"/>
-                <w:color w:val="1F2328"/>
+                <w:color w:val="TINTTEXTTOKEN"/>
               </w:rPr>
               <w:t xml:space="preserve">What happened when you returned home?</w:t>
             </w:r>
@@ -764,7 +767,7 @@
             <w:r>
               <w:rPr>
                 <w:b w:val="on"/>
-                <w:color w:val="1F2328"/>
+                <w:color w:val="TINTTEXTTOKEN"/>
               </w:rPr>
               <w:t xml:space="preserve">Is there anything that can be done to stop you going missing again?</w:t>
             </w:r>
@@ -792,7 +795,7 @@
             <w:r>
               <w:rPr>
                 <w:b w:val="on"/>
-                <w:color w:val="1F2328"/>
+                <w:color w:val="TINTTEXTTOKEN"/>
               </w:rPr>
               <w:t xml:space="preserve">Any additional comments from the young person?</w:t>
             </w:r>
@@ -820,7 +823,7 @@
             <w:r>
               <w:rPr>
                 <w:b w:val="on"/>
-                <w:color w:val="1F2328"/>
+                <w:color w:val="TINTTEXTTOKEN"/>
               </w:rPr>
               <w:t xml:space="preserve">Any additional information provided by the parent/carer?</w:t>
             </w:r>
@@ -865,12 +868,13 @@
           </w:tcPr>
           <w:p>
             <w:pPr>
+              <w:pStyle w:val="Heading1"/>
               <w:spacing w:before="60" w:after="60"/>
             </w:pPr>
             <w:r>
               <w:rPr>
                 <w:b w:val="on"/>
-                <w:color w:val="FFFFFF"/>
+                <w:color w:val="ACCENTTEXTTOKEN"/>
                 <w:sz w:val="24"/>
               </w:rPr>
               <w:t xml:space="preserve">Future Incidents</w:t>
@@ -901,7 +905,7 @@
             <w:r>
               <w:rPr>
                 <w:b w:val="on"/>
-                <w:color w:val="1F2328"/>
+                <w:color w:val="TINTTEXTTOKEN"/>
               </w:rPr>
               <w:t xml:space="preserve">Any identified risks during this missing episode?</w:t>
             </w:r>
@@ -929,7 +933,7 @@
             <w:r>
               <w:rPr>
                 <w:b w:val="on"/>
-                <w:color w:val="1F2328"/>
+                <w:color w:val="TINTTEXTTOKEN"/>
               </w:rPr>
               <w:t xml:space="preserve">Is there anything that would increase risks during future missing episodes?</w:t>
             </w:r>
@@ -957,7 +961,7 @@
             <w:r>
               <w:rPr>
                 <w:b w:val="on"/>
-                <w:color w:val="1F2328"/>
+                <w:color w:val="TINTTEXTTOKEN"/>
               </w:rPr>
               <w:t xml:space="preserve">Any safeguarding concerns that need to be further explored?</w:t>
             </w:r>
@@ -985,7 +989,7 @@
             <w:r>
               <w:rPr>
                 <w:b w:val="on"/>
-                <w:color w:val="1F2328"/>
+                <w:color w:val="TINTTEXTTOKEN"/>
               </w:rPr>
               <w:t xml:space="preserve">Any information that might help locating the young person during future missing episodes?</w:t>
             </w:r>
@@ -1030,12 +1034,13 @@
           </w:tcPr>
           <w:p>
             <w:pPr>
+              <w:pStyle w:val="Heading1"/>
               <w:spacing w:before="60" w:after="60"/>
             </w:pPr>
             <w:r>
               <w:rPr>
                 <w:b w:val="on"/>
-                <w:color w:val="FFFFFF"/>
+                <w:color w:val="ACCENTTEXTTOKEN"/>
                 <w:sz w:val="24"/>
               </w:rPr>
               <w:t xml:space="preserve">Interviewer's Comments</w:t>
@@ -1066,7 +1071,7 @@
             <w:r>
               <w:rPr>
                 <w:b w:val="on"/>
-                <w:color w:val="1F2328"/>
+                <w:color w:val="TINTTEXTTOKEN"/>
               </w:rPr>
               <w:t xml:space="preserve">Comments</w:t>
             </w:r>
@@ -1111,12 +1116,13 @@
           </w:tcPr>
           <w:p>
             <w:pPr>
+              <w:pStyle w:val="Heading1"/>
               <w:spacing w:before="60" w:after="60"/>
             </w:pPr>
             <w:r>
               <w:rPr>
                 <w:b w:val="on"/>
-                <w:color w:val="FFFFFF"/>
+                <w:color w:val="ACCENTTEXTTOKEN"/>
                 <w:sz w:val="24"/>
               </w:rPr>
               <w:t xml:space="preserve">Recommendations</w:t>
@@ -1147,7 +1153,7 @@
             <w:r>
               <w:rPr>
                 <w:b w:val="on"/>
-                <w:color w:val="1F2328"/>
+                <w:color w:val="TINTTEXTTOKEN"/>
               </w:rPr>
               <w:t xml:space="preserve">Recommendations</w:t>
             </w:r>
@@ -1192,12 +1198,13 @@
           </w:tcPr>
           <w:p>
             <w:pPr>
+              <w:pStyle w:val="Heading1"/>
               <w:spacing w:before="60" w:after="60"/>
             </w:pPr>
             <w:r>
               <w:rPr>
                 <w:b w:val="on"/>
-                <w:color w:val="FFFFFF"/>
+                <w:color w:val="ACCENTTEXTTOKEN"/>
                 <w:sz w:val="24"/>
               </w:rPr>
               <w:t xml:space="preserve">Declaration</w:t>
@@ -1228,7 +1235,7 @@
             <w:r>
               <w:rPr>
                 <w:b w:val="on"/>
-                <w:color w:val="1F2328"/>
+                <w:color w:val="TINTTEXTTOKEN"/>
               </w:rPr>
               <w:t xml:space="preserve">Statement</w:t>
             </w:r>
@@ -1256,7 +1263,7 @@
             <w:r>
               <w:rPr>
                 <w:b w:val="on"/>
-                <w:color w:val="1F2328"/>
+                <w:color w:val="TINTTEXTTOKEN"/>
               </w:rPr>
               <w:t xml:space="preserve">Signed</w:t>
             </w:r>
@@ -1284,7 +1291,7 @@
             <w:r>
               <w:rPr>
                 <w:b w:val="on"/>
-                <w:color w:val="1F2328"/>
+                <w:color w:val="TINTTEXTTOKEN"/>
               </w:rPr>
               <w:t xml:space="preserve">Date report shared with relevant professionals</w:t>
             </w:r>
@@ -1304,6 +1311,148 @@
       </w:tr>
     </w:tbl>
     <w:p/>
+    <w:sectPr>
+      <w:footerReference w:type="default" r:id="rId3"/>
+      <w:pgSz w:w="11906" w:h="16838"/>
+      <w:pgMar w:top="1134" w:right="1134" w:bottom="1134" w:left="1134" w:header="708" w:footer="708" w:gutter="0"/>
+      <w:cols w:space="708"/>
+      <w:docGrid w:linePitch="360"/>
+    </w:sectPr>
   </w:body>
 </w:document>
+</file>
+
+<file path=word/footer1.xml><?xml version="1.0" encoding="utf-8"?>
+<w:ftr xmlns:w="http://schemas.openxmlformats.org/wordprocessingml/2006/main">
+  <w:p>
+    <w:pPr>
+      <w:pStyle w:val="FooterMuted"/>
+      <w:jc w:val="center"/>
+    </w:pPr>
+    <w:r>
+      <w:t xml:space="preserve">${childName} — ${caseReference}</w:t>
+    </w:r>
+  </w:p>
+  <w:p>
+    <w:pPr>
+      <w:pStyle w:val="FooterMuted"/>
+      <w:jc w:val="center"/>
+    </w:pPr>
+    <w:r>
+      <w:t xml:space="preserve">Page </w:t>
+    </w:r>
+    <w:r>
+      <w:fldChar w:fldCharType="begin"/>
+    </w:r>
+    <w:r>
+      <w:instrText xml:space="preserve"> PAGE </w:instrText>
+    </w:r>
+    <w:r>
+      <w:fldChar w:fldCharType="separate"/>
+    </w:r>
+    <w:r>
+      <w:t>1</w:t>
+    </w:r>
+    <w:r>
+      <w:fldChar w:fldCharType="end"/>
+    </w:r>
+    <w:r>
+      <w:t xml:space="preserve"> of </w:t>
+    </w:r>
+    <w:r>
+      <w:fldChar w:fldCharType="begin"/>
+    </w:r>
+    <w:r>
+      <w:instrText xml:space="preserve"> NUMPAGES </w:instrText>
+    </w:r>
+    <w:r>
+      <w:fldChar w:fldCharType="separate"/>
+    </w:r>
+    <w:r>
+      <w:t>1</w:t>
+    </w:r>
+    <w:r>
+      <w:fldChar w:fldCharType="end"/>
+    </w:r>
+  </w:p>
+</w:ftr>
+</file>
+
+<file path=word/styles.xml><?xml version="1.0" encoding="utf-8"?>
+<w:styles xmlns:w="http://schemas.openxmlformats.org/wordprocessingml/2006/main">
+  <w:docDefaults>
+    <w:rPrDefault>
+      <w:rPr>
+        <w:rFonts w:ascii="Calibri" w:hAnsi="Calibri" w:cs="Calibri"/>
+        <w:sz w:val="22"/>
+        <w:szCs w:val="22"/>
+        <w:lang w:val="en-GB"/>
+      </w:rPr>
+    </w:rPrDefault>
+    <w:pPrDefault>
+      <w:pPr>
+        <w:spacing w:after="120" w:line="276" w:lineRule="auto"/>
+      </w:pPr>
+    </w:pPrDefault>
+  </w:docDefaults>
+  <w:style w:type="paragraph" w:default="1" w:styleId="Normal">
+    <w:name w:val="Normal"/>
+    <w:qFormat/>
+  </w:style>
+  <w:style w:type="paragraph" w:styleId="Title">
+    <w:name w:val="Title"/>
+    <w:basedOn w:val="Normal"/>
+    <w:qFormat/>
+    <w:pPr>
+      <w:outlineLvl w:val="0"/>
+      <w:jc w:val="center"/>
+      <w:spacing w:after="40"/>
+    </w:pPr>
+    <w:rPr>
+      <w:b/>
+      <w:sz w:val="40"/>
+      <w:szCs w:val="40"/>
+    </w:rPr>
+  </w:style>
+  <w:style w:type="paragraph" w:styleId="Heading1">
+    <w:name w:val="heading 1"/>
+    <w:basedOn w:val="Normal"/>
+    <w:qFormat/>
+    <w:pPr>
+      <w:outlineLvl w:val="0"/>
+      <w:keepNext/>
+      <w:spacing w:before="60" w:after="60"/>
+    </w:pPr>
+    <w:rPr>
+      <w:b/>
+      <w:sz w:val="24"/>
+      <w:szCs w:val="24"/>
+    </w:rPr>
+  </w:style>
+  <w:style w:type="paragraph" w:styleId="Heading2">
+    <w:name w:val="heading 2"/>
+    <w:basedOn w:val="Normal"/>
+    <w:qFormat/>
+    <w:pPr>
+      <w:outlineLvl w:val="1"/>
+      <w:keepNext/>
+      <w:spacing w:before="120" w:after="60"/>
+    </w:pPr>
+    <w:rPr>
+      <w:b/>
+      <w:sz w:val="28"/>
+      <w:szCs w:val="28"/>
+    </w:rPr>
+  </w:style>
+  <w:style w:type="paragraph" w:styleId="FooterMuted">
+    <w:name w:val="Footer Muted"/>
+    <w:basedOn w:val="Normal"/>
+    <w:rPr>
+      <w:i/>
+      <w:color w:val="686F7D"/>
+      <w:sz w:val="20"/>
+      <w:szCs w:val="20"/>
+    </w:rPr>
+  </w:style>
+</w:styles>
 </file>
--- a/src/main/resources/docx-templates/rhi-report-template.docx
+++ b/src/main/resources/docx-templates/rhi-report-template.docx
@@ -5,31 +5,33 @@
     <w:p>
       <w:pPr>
         <w:pStyle w:val="Title"/>
+        <w:spacing w:after="40"/>
         <w:jc w:val="center"/>
-        <w:spacing w:after="40"/>
       </w:pPr>
       <w:r>
         <w:rPr>
-          <w:b w:val="on"/>
+          <w:b/>
           <w:color w:val="ACCENTTEXTDARKTOKEN"/>
           <w:sz w:val="40"/>
+          <w:szCs w:val="40"/>
         </w:rPr>
         <w:t xml:space="preserve">Return Home Interview Report</w:t>
       </w:r>
     </w:p>
     <w:p>
       <w:pPr>
-        <w:jc w:val="center"/>
-        <w:spacing w:after="120"/>
         <w:pBdr>
           <w:bottom w:val="single" w:sz="18" w:space="8" w:color="ACCENTFILLTOKEN"/>
         </w:pBdr>
+        <w:spacing w:after="120"/>
+        <w:jc w:val="center"/>
       </w:pPr>
       <w:r>
         <w:rPr>
-          <w:i w:val="on"/>
+          <w:i/>
           <w:color w:val="686F7D"/>
           <w:sz w:val="20"/>
+          <w:szCs w:val="20"/>
         </w:rPr>
         <w:t xml:space="preserve">Generated by Return Home Tracker on ${generatedAt}</w:t>
       </w:r>
@@ -41,7 +43,7 @@
     </w:p>
     <w:tbl>
       <w:tblPr>
-        <w:tblW w:w="5000" w:type="pct"/>
+        <w:tblW w:w="9638" w:type="dxa"/>
         <w:tblBorders>
           <w:top w:val="none"/>
           <w:left w:val="none"/>
@@ -50,11 +52,23 @@
           <w:insideH w:val="none"/>
           <w:insideV w:val="none"/>
         </w:tblBorders>
+        <w:tblLayout w:type="fixed"/>
+        <w:tblCellMar>
+          <w:top w:w="120" w:type="dxa"/>
+          <w:left w:w="0" w:type="dxa"/>
+          <w:bottom w:w="120" w:type="dxa"/>
+          <w:right w:w="0" w:type="dxa"/>
+        </w:tblCellMar>
       </w:tblPr>
-      <w:tr>
-        <w:tc>
-          <w:tcPr>
-            <w:tcW w:w="5000" w:type="pct"/>
+      <w:tblGrid>
+        <w:gridCol w:w="2551"/>
+        <w:gridCol w:w="7087"/>
+      </w:tblGrid>
+      <w:tr>
+        <w:tc>
+          <w:tcPr>
+            <w:tcW w:w="9638" w:type="dxa"/>
+            <w:gridSpan w:val="2"/>
             <w:shd w:val="clear" w:color="auto" w:fill="ACCENTFILLTOKEN"/>
             <w:vAlign w:val="center"/>
           </w:tcPr>
@@ -65,9 +79,10 @@
             </w:pPr>
             <w:r>
               <w:rPr>
-                <w:b w:val="on"/>
+                <w:b/>
                 <w:color w:val="ACCENTTEXTTOKEN"/>
                 <w:sz w:val="24"/>
+                <w:szCs w:val="24"/>
               </w:rPr>
               <w:t xml:space="preserve">Details</w:t>
             </w:r>
@@ -77,7 +92,7 @@
     </w:tbl>
     <w:tbl>
       <w:tblPr>
-        <w:tblW w:w="5000" w:type="pct"/>
+        <w:tblW w:w="9638" w:type="dxa"/>
         <w:tblBorders>
           <w:top w:val="single" w:sz="4" w:color="E5E7EB"/>
           <w:left w:val="single" w:sz="4" w:color="E5E7EB"/>
@@ -86,17 +101,31 @@
           <w:insideH w:val="single" w:sz="4" w:color="E5E7EB"/>
           <w:insideV w:val="single" w:sz="4" w:color="E5E7EB"/>
         </w:tblBorders>
+        <w:tblLayout w:type="fixed"/>
+        <w:tblCellMar>
+          <w:top w:w="120" w:type="dxa"/>
+          <w:left w:w="0" w:type="dxa"/>
+          <w:bottom w:w="120" w:type="dxa"/>
+          <w:right w:w="0" w:type="dxa"/>
+        </w:tblCellMar>
       </w:tblPr>
-      <w:tr>
-        <w:tc>
-          <w:tcPr>
-            <w:tcW w:type="pct" w:w="1750"/>
-            <w:shd w:val="clear" w:color="auto" w:fill="TINTFILLTOKEN"/>
-          </w:tcPr>
-          <w:p>
-            <w:r>
-              <w:rPr>
-                <w:b w:val="on"/>
+      <w:tblGrid>
+        <w:gridCol w:w="2551"/>
+        <w:gridCol w:w="7087"/>
+      </w:tblGrid>
+      <w:tr>
+        <w:tc>
+          <w:tcPr>
+            <w:tcW w:w="2551" w:type="dxa"/>
+            <w:shd w:val="clear" w:color="auto" w:fill="TINTFILLTOKEN"/>
+          </w:tcPr>
+          <w:p>
+            <w:pPr>
+              <w:spacing w:before="0" w:after="0" w:line="264" w:lineRule="auto"/>
+            </w:pPr>
+            <w:r>
+              <w:rPr>
+                <w:b/>
                 <w:color w:val="TINTTEXTTOKEN"/>
               </w:rPr>
               <w:t xml:space="preserve">Name of young person</w:t>
@@ -105,10 +134,13 @@
         </w:tc>
         <w:tc>
           <w:tcPr>
-            <w:tcW w:type="pct" w:w="3250"/>
-            <w:shd w:val="clear" w:color="auto" w:fill="FFFFFF"/>
-          </w:tcPr>
-          <w:p>
+            <w:tcW w:w="7087" w:type="dxa"/>
+            <w:shd w:val="clear" w:color="auto" w:fill="FFFFFF"/>
+          </w:tcPr>
+          <w:p>
+            <w:pPr>
+              <w:spacing w:before="0" w:after="0" w:line="264" w:lineRule="auto"/>
+            </w:pPr>
             <w:r>
               <w:t xml:space="preserve">${childName}</w:t>
             </w:r>
@@ -118,13 +150,16 @@
       <w:tr>
         <w:tc>
           <w:tcPr>
-            <w:tcW w:type="pct" w:w="1750"/>
-            <w:shd w:val="clear" w:color="auto" w:fill="TINTFILLTOKEN"/>
-          </w:tcPr>
-          <w:p>
-            <w:r>
-              <w:rPr>
-                <w:b w:val="on"/>
+            <w:tcW w:w="2551" w:type="dxa"/>
+            <w:shd w:val="clear" w:color="auto" w:fill="TINTFILLTOKEN"/>
+          </w:tcPr>
+          <w:p>
+            <w:pPr>
+              <w:spacing w:before="0" w:after="0" w:line="264" w:lineRule="auto"/>
+            </w:pPr>
+            <w:r>
+              <w:rPr>
+                <w:b/>
                 <w:color w:val="TINTTEXTTOKEN"/>
               </w:rPr>
               <w:t xml:space="preserve">Home</w:t>
@@ -133,10 +168,13 @@
         </w:tc>
         <w:tc>
           <w:tcPr>
-            <w:tcW w:type="pct" w:w="3250"/>
-            <w:shd w:val="clear" w:color="auto" w:fill="FFFFFF"/>
-          </w:tcPr>
-          <w:p>
+            <w:tcW w:w="7087" w:type="dxa"/>
+            <w:shd w:val="clear" w:color="auto" w:fill="FFFFFF"/>
+          </w:tcPr>
+          <w:p>
+            <w:pPr>
+              <w:spacing w:before="0" w:after="0" w:line="264" w:lineRule="auto"/>
+            </w:pPr>
             <w:r>
               <w:t xml:space="preserve">${homeName}</w:t>
             </w:r>
@@ -146,13 +184,16 @@
       <w:tr>
         <w:tc>
           <w:tcPr>
-            <w:tcW w:type="pct" w:w="1750"/>
-            <w:shd w:val="clear" w:color="auto" w:fill="TINTFILLTOKEN"/>
-          </w:tcPr>
-          <w:p>
-            <w:r>
-              <w:rPr>
-                <w:b w:val="on"/>
+            <w:tcW w:w="2551" w:type="dxa"/>
+            <w:shd w:val="clear" w:color="auto" w:fill="TINTFILLTOKEN"/>
+          </w:tcPr>
+          <w:p>
+            <w:pPr>
+              <w:spacing w:before="0" w:after="0" w:line="264" w:lineRule="auto"/>
+            </w:pPr>
+            <w:r>
+              <w:rPr>
+                <w:b/>
                 <w:color w:val="TINTTEXTTOKEN"/>
               </w:rPr>
               <w:t xml:space="preserve">Visitor</w:t>
@@ -161,10 +202,13 @@
         </w:tc>
         <w:tc>
           <w:tcPr>
-            <w:tcW w:type="pct" w:w="3250"/>
-            <w:shd w:val="clear" w:color="auto" w:fill="FFFFFF"/>
-          </w:tcPr>
-          <w:p>
+            <w:tcW w:w="7087" w:type="dxa"/>
+            <w:shd w:val="clear" w:color="auto" w:fill="FFFFFF"/>
+          </w:tcPr>
+          <w:p>
+            <w:pPr>
+              <w:spacing w:before="0" w:after="0" w:line="264" w:lineRule="auto"/>
+            </w:pPr>
             <w:r>
               <w:t xml:space="preserve">${visitorName}</w:t>
             </w:r>
@@ -174,13 +218,16 @@
       <w:tr>
         <w:tc>
           <w:tcPr>
-            <w:tcW w:type="pct" w:w="1750"/>
-            <w:shd w:val="clear" w:color="auto" w:fill="TINTFILLTOKEN"/>
-          </w:tcPr>
-          <w:p>
-            <w:r>
-              <w:rPr>
-                <w:b w:val="on"/>
+            <w:tcW w:w="2551" w:type="dxa"/>
+            <w:shd w:val="clear" w:color="auto" w:fill="TINTFILLTOKEN"/>
+          </w:tcPr>
+          <w:p>
+            <w:pPr>
+              <w:spacing w:before="0" w:after="0" w:line="264" w:lineRule="auto"/>
+            </w:pPr>
+            <w:r>
+              <w:rPr>
+                <w:b/>
                 <w:color w:val="TINTTEXTTOKEN"/>
               </w:rPr>
               <w:t xml:space="preserve">Date and time the Interview Request Form was received</w:t>
@@ -189,10 +236,13 @@
         </w:tc>
         <w:tc>
           <w:tcPr>
-            <w:tcW w:type="pct" w:w="3250"/>
-            <w:shd w:val="clear" w:color="auto" w:fill="FFFFFF"/>
-          </w:tcPr>
-          <w:p>
+            <w:tcW w:w="7087" w:type="dxa"/>
+            <w:shd w:val="clear" w:color="auto" w:fill="FFFFFF"/>
+          </w:tcPr>
+          <w:p>
+            <w:pPr>
+              <w:spacing w:before="0" w:after="0" w:line="264" w:lineRule="auto"/>
+            </w:pPr>
             <w:r>
               <w:t xml:space="preserve">${requestReceivedAt}</w:t>
             </w:r>
@@ -202,13 +252,16 @@
       <w:tr>
         <w:tc>
           <w:tcPr>
-            <w:tcW w:type="pct" w:w="1750"/>
-            <w:shd w:val="clear" w:color="auto" w:fill="TINTFILLTOKEN"/>
-          </w:tcPr>
-          <w:p>
-            <w:r>
-              <w:rPr>
-                <w:b w:val="on"/>
+            <w:tcW w:w="2551" w:type="dxa"/>
+            <w:shd w:val="clear" w:color="auto" w:fill="TINTFILLTOKEN"/>
+          </w:tcPr>
+          <w:p>
+            <w:pPr>
+              <w:spacing w:before="0" w:after="0" w:line="264" w:lineRule="auto"/>
+            </w:pPr>
+            <w:r>
+              <w:rPr>
+                <w:b/>
                 <w:color w:val="TINTTEXTTOKEN"/>
               </w:rPr>
               <w:t xml:space="preserve">Date of missing episode</w:t>
@@ -217,10 +270,13 @@
         </w:tc>
         <w:tc>
           <w:tcPr>
-            <w:tcW w:type="pct" w:w="3250"/>
-            <w:shd w:val="clear" w:color="auto" w:fill="FFFFFF"/>
-          </w:tcPr>
-          <w:p>
+            <w:tcW w:w="7087" w:type="dxa"/>
+            <w:shd w:val="clear" w:color="auto" w:fill="FFFFFF"/>
+          </w:tcPr>
+          <w:p>
+            <w:pPr>
+              <w:spacing w:before="0" w:after="0" w:line="264" w:lineRule="auto"/>
+            </w:pPr>
             <w:r>
               <w:t xml:space="preserve">${missingEpisodeDate}</w:t>
             </w:r>
@@ -230,13 +286,16 @@
       <w:tr>
         <w:tc>
           <w:tcPr>
-            <w:tcW w:type="pct" w:w="1750"/>
-            <w:shd w:val="clear" w:color="auto" w:fill="TINTFILLTOKEN"/>
-          </w:tcPr>
-          <w:p>
-            <w:r>
-              <w:rPr>
-                <w:b w:val="on"/>
+            <w:tcW w:w="2551" w:type="dxa"/>
+            <w:shd w:val="clear" w:color="auto" w:fill="TINTFILLTOKEN"/>
+          </w:tcPr>
+          <w:p>
+            <w:pPr>
+              <w:spacing w:before="0" w:after="0" w:line="264" w:lineRule="auto"/>
+            </w:pPr>
+            <w:r>
+              <w:rPr>
+                <w:b/>
                 <w:color w:val="TINTTEXTTOKEN"/>
               </w:rPr>
               <w:t xml:space="preserve">Date of Interview</w:t>
@@ -245,10 +304,13 @@
         </w:tc>
         <w:tc>
           <w:tcPr>
-            <w:tcW w:type="pct" w:w="3250"/>
-            <w:shd w:val="clear" w:color="auto" w:fill="FFFFFF"/>
-          </w:tcPr>
-          <w:p>
+            <w:tcW w:w="7087" w:type="dxa"/>
+            <w:shd w:val="clear" w:color="auto" w:fill="FFFFFF"/>
+          </w:tcPr>
+          <w:p>
+            <w:pPr>
+              <w:spacing w:before="0" w:after="0" w:line="264" w:lineRule="auto"/>
+            </w:pPr>
             <w:r>
               <w:t xml:space="preserve">${interviewDate}</w:t>
             </w:r>
@@ -258,13 +320,16 @@
       <w:tr>
         <w:tc>
           <w:tcPr>
-            <w:tcW w:type="pct" w:w="1750"/>
-            <w:shd w:val="clear" w:color="auto" w:fill="TINTFILLTOKEN"/>
-          </w:tcPr>
-          <w:p>
-            <w:r>
-              <w:rPr>
-                <w:b w:val="on"/>
+            <w:tcW w:w="2551" w:type="dxa"/>
+            <w:shd w:val="clear" w:color="auto" w:fill="TINTFILLTOKEN"/>
+          </w:tcPr>
+          <w:p>
+            <w:pPr>
+              <w:spacing w:before="0" w:after="0" w:line="264" w:lineRule="auto"/>
+            </w:pPr>
+            <w:r>
+              <w:rPr>
+                <w:b/>
                 <w:color w:val="TINTTEXTTOKEN"/>
               </w:rPr>
               <w:t xml:space="preserve">Location of this interview</w:t>
@@ -273,10 +338,13 @@
         </w:tc>
         <w:tc>
           <w:tcPr>
-            <w:tcW w:type="pct" w:w="3250"/>
-            <w:shd w:val="clear" w:color="auto" w:fill="FFFFFF"/>
-          </w:tcPr>
-          <w:p>
+            <w:tcW w:w="7087" w:type="dxa"/>
+            <w:shd w:val="clear" w:color="auto" w:fill="FFFFFF"/>
+          </w:tcPr>
+          <w:p>
+            <w:pPr>
+              <w:spacing w:before="0" w:after="0" w:line="264" w:lineRule="auto"/>
+            </w:pPr>
             <w:r>
               <w:t xml:space="preserve">${interviewLocation}</w:t>
             </w:r>
@@ -286,13 +354,16 @@
       <w:tr>
         <w:tc>
           <w:tcPr>
-            <w:tcW w:type="pct" w:w="1750"/>
-            <w:shd w:val="clear" w:color="auto" w:fill="TINTFILLTOKEN"/>
-          </w:tcPr>
-          <w:p>
-            <w:r>
-              <w:rPr>
-                <w:b w:val="on"/>
+            <w:tcW w:w="2551" w:type="dxa"/>
+            <w:shd w:val="clear" w:color="auto" w:fill="TINTFILLTOKEN"/>
+          </w:tcPr>
+          <w:p>
+            <w:pPr>
+              <w:spacing w:before="0" w:after="0" w:line="264" w:lineRule="auto"/>
+            </w:pPr>
+            <w:r>
+              <w:rPr>
+                <w:b/>
                 <w:color w:val="TINTTEXTTOKEN"/>
               </w:rPr>
               <w:t xml:space="preserve">Was this interview offered and completed within 72 hours of return?</w:t>
@@ -301,10 +372,13 @@
         </w:tc>
         <w:tc>
           <w:tcPr>
-            <w:tcW w:type="pct" w:w="3250"/>
-            <w:shd w:val="clear" w:color="auto" w:fill="FFFFFF"/>
-          </w:tcPr>
-          <w:p>
+            <w:tcW w:w="7087" w:type="dxa"/>
+            <w:shd w:val="clear" w:color="auto" w:fill="FFFFFF"/>
+          </w:tcPr>
+          <w:p>
+            <w:pPr>
+              <w:spacing w:before="0" w:after="0" w:line="264" w:lineRule="auto"/>
+            </w:pPr>
             <w:r>
               <w:t xml:space="preserve">${within72Hours}</w:t>
             </w:r>
@@ -314,13 +388,16 @@
       <w:tr>
         <w:tc>
           <w:tcPr>
-            <w:tcW w:type="pct" w:w="1750"/>
-            <w:shd w:val="clear" w:color="auto" w:fill="TINTFILLTOKEN"/>
-          </w:tcPr>
-          <w:p>
-            <w:r>
-              <w:rPr>
-                <w:b w:val="on"/>
+            <w:tcW w:w="2551" w:type="dxa"/>
+            <w:shd w:val="clear" w:color="auto" w:fill="TINTFILLTOKEN"/>
+          </w:tcPr>
+          <w:p>
+            <w:pPr>
+              <w:spacing w:before="0" w:after="0" w:line="264" w:lineRule="auto"/>
+            </w:pPr>
+            <w:r>
+              <w:rPr>
+                <w:b/>
                 <w:color w:val="TINTTEXTTOKEN"/>
               </w:rPr>
               <w:t xml:space="preserve">If not, why?</w:t>
@@ -329,10 +406,13 @@
         </w:tc>
         <w:tc>
           <w:tcPr>
-            <w:tcW w:type="pct" w:w="3250"/>
-            <w:shd w:val="clear" w:color="auto" w:fill="FFFFFF"/>
-          </w:tcPr>
-          <w:p>
+            <w:tcW w:w="7087" w:type="dxa"/>
+            <w:shd w:val="clear" w:color="auto" w:fill="FFFFFF"/>
+          </w:tcPr>
+          <w:p>
+            <w:pPr>
+              <w:spacing w:before="0" w:after="0" w:line="264" w:lineRule="auto"/>
+            </w:pPr>
             <w:r>
               <w:t xml:space="preserve">${ifNotWhyLate}</w:t>
             </w:r>
@@ -342,13 +422,16 @@
       <w:tr>
         <w:tc>
           <w:tcPr>
-            <w:tcW w:type="pct" w:w="1750"/>
-            <w:shd w:val="clear" w:color="auto" w:fill="TINTFILLTOKEN"/>
-          </w:tcPr>
-          <w:p>
-            <w:r>
-              <w:rPr>
-                <w:b w:val="on"/>
+            <w:tcW w:w="2551" w:type="dxa"/>
+            <w:shd w:val="clear" w:color="auto" w:fill="TINTFILLTOKEN"/>
+          </w:tcPr>
+          <w:p>
+            <w:pPr>
+              <w:spacing w:before="0" w:after="0" w:line="264" w:lineRule="auto"/>
+            </w:pPr>
+            <w:r>
+              <w:rPr>
+                <w:b/>
                 <w:color w:val="TINTTEXTTOKEN"/>
               </w:rPr>
               <w:t xml:space="preserve">Consultation with home's staff to establish any new information</w:t>
@@ -357,10 +440,13 @@
         </w:tc>
         <w:tc>
           <w:tcPr>
-            <w:tcW w:type="pct" w:w="3250"/>
-            <w:shd w:val="clear" w:color="auto" w:fill="FFFFFF"/>
-          </w:tcPr>
-          <w:p>
+            <w:tcW w:w="7087" w:type="dxa"/>
+            <w:shd w:val="clear" w:color="auto" w:fill="FFFFFF"/>
+          </w:tcPr>
+          <w:p>
+            <w:pPr>
+              <w:spacing w:before="0" w:after="0" w:line="264" w:lineRule="auto"/>
+            </w:pPr>
             <w:r>
               <w:t xml:space="preserve">${consultationWithHomeStaff}</w:t>
             </w:r>
@@ -370,13 +456,16 @@
       <w:tr>
         <w:tc>
           <w:tcPr>
-            <w:tcW w:type="pct" w:w="1750"/>
-            <w:shd w:val="clear" w:color="auto" w:fill="TINTFILLTOKEN"/>
-          </w:tcPr>
-          <w:p>
-            <w:r>
-              <w:rPr>
-                <w:b w:val="on"/>
+            <w:tcW w:w="2551" w:type="dxa"/>
+            <w:shd w:val="clear" w:color="auto" w:fill="TINTFILLTOKEN"/>
+          </w:tcPr>
+          <w:p>
+            <w:pPr>
+              <w:spacing w:before="0" w:after="0" w:line="264" w:lineRule="auto"/>
+            </w:pPr>
+            <w:r>
+              <w:rPr>
+                <w:b/>
                 <w:color w:val="TINTTEXTTOKEN"/>
               </w:rPr>
               <w:t xml:space="preserve">Has this young person previously been missing?</w:t>
@@ -385,10 +474,13 @@
         </w:tc>
         <w:tc>
           <w:tcPr>
-            <w:tcW w:type="pct" w:w="3250"/>
-            <w:shd w:val="clear" w:color="auto" w:fill="FFFFFF"/>
-          </w:tcPr>
-          <w:p>
+            <w:tcW w:w="7087" w:type="dxa"/>
+            <w:shd w:val="clear" w:color="auto" w:fill="FFFFFF"/>
+          </w:tcPr>
+          <w:p>
+            <w:pPr>
+              <w:spacing w:before="0" w:after="0" w:line="264" w:lineRule="auto"/>
+            </w:pPr>
             <w:r>
               <w:t xml:space="preserve">${previouslyMissing}</w:t>
             </w:r>
@@ -398,13 +490,16 @@
       <w:tr>
         <w:tc>
           <w:tcPr>
-            <w:tcW w:type="pct" w:w="1750"/>
-            <w:shd w:val="clear" w:color="auto" w:fill="TINTFILLTOKEN"/>
-          </w:tcPr>
-          <w:p>
-            <w:r>
-              <w:rPr>
-                <w:b w:val="on"/>
+            <w:tcW w:w="2551" w:type="dxa"/>
+            <w:shd w:val="clear" w:color="auto" w:fill="TINTFILLTOKEN"/>
+          </w:tcPr>
+          <w:p>
+            <w:pPr>
+              <w:spacing w:before="0" w:after="0" w:line="264" w:lineRule="auto"/>
+            </w:pPr>
+            <w:r>
+              <w:rPr>
+                <w:b/>
                 <w:color w:val="TINTTEXTTOKEN"/>
               </w:rPr>
               <w:t xml:space="preserve">How many occasions of missing has there been in the last 30 days?</w:t>
@@ -413,10 +508,13 @@
         </w:tc>
         <w:tc>
           <w:tcPr>
-            <w:tcW w:type="pct" w:w="3250"/>
-            <w:shd w:val="clear" w:color="auto" w:fill="FFFFFF"/>
-          </w:tcPr>
-          <w:p>
+            <w:tcW w:w="7087" w:type="dxa"/>
+            <w:shd w:val="clear" w:color="auto" w:fill="FFFFFF"/>
+          </w:tcPr>
+          <w:p>
+            <w:pPr>
+              <w:spacing w:before="0" w:after="0" w:line="264" w:lineRule="auto"/>
+            </w:pPr>
             <w:r>
               <w:t xml:space="preserve">${missingOccasionsLast30Days}</w:t>
             </w:r>
@@ -426,13 +524,16 @@
       <w:tr>
         <w:tc>
           <w:tcPr>
-            <w:tcW w:type="pct" w:w="1750"/>
-            <w:shd w:val="clear" w:color="auto" w:fill="TINTFILLTOKEN"/>
-          </w:tcPr>
-          <w:p>
-            <w:r>
-              <w:rPr>
-                <w:b w:val="on"/>
+            <w:tcW w:w="2551" w:type="dxa"/>
+            <w:shd w:val="clear" w:color="auto" w:fill="TINTFILLTOKEN"/>
+          </w:tcPr>
+          <w:p>
+            <w:pPr>
+              <w:spacing w:before="0" w:after="0" w:line="264" w:lineRule="auto"/>
+            </w:pPr>
+            <w:r>
+              <w:rPr>
+                <w:b/>
                 <w:color w:val="TINTTEXTTOKEN"/>
               </w:rPr>
               <w:t xml:space="preserve">Confidentiality explained to the young person regarding safeguarding duty of care?</w:t>
@@ -441,10 +542,13 @@
         </w:tc>
         <w:tc>
           <w:tcPr>
-            <w:tcW w:type="pct" w:w="3250"/>
-            <w:shd w:val="clear" w:color="auto" w:fill="FFFFFF"/>
-          </w:tcPr>
-          <w:p>
+            <w:tcW w:w="7087" w:type="dxa"/>
+            <w:shd w:val="clear" w:color="auto" w:fill="FFFFFF"/>
+          </w:tcPr>
+          <w:p>
+            <w:pPr>
+              <w:spacing w:before="0" w:after="0" w:line="264" w:lineRule="auto"/>
+            </w:pPr>
             <w:r>
               <w:t xml:space="preserve">${confidentialityExplained}</w:t>
             </w:r>
@@ -454,12 +558,12 @@
     </w:tbl>
     <w:p>
       <w:pPr>
-        <w:spacing w:before="200"/>
+        <w:spacing w:before="0"/>
       </w:pPr>
     </w:p>
     <w:tbl>
       <w:tblPr>
-        <w:tblW w:w="5000" w:type="pct"/>
+        <w:tblW w:w="9638" w:type="dxa"/>
         <w:tblBorders>
           <w:top w:val="none"/>
           <w:left w:val="none"/>
@@ -468,11 +572,23 @@
           <w:insideH w:val="none"/>
           <w:insideV w:val="none"/>
         </w:tblBorders>
+        <w:tblLayout w:type="fixed"/>
+        <w:tblCellMar>
+          <w:top w:w="120" w:type="dxa"/>
+          <w:left w:w="0" w:type="dxa"/>
+          <w:bottom w:w="120" w:type="dxa"/>
+          <w:right w:w="0" w:type="dxa"/>
+        </w:tblCellMar>
       </w:tblPr>
-      <w:tr>
-        <w:tc>
-          <w:tcPr>
-            <w:tcW w:w="5000" w:type="pct"/>
+      <w:tblGrid>
+        <w:gridCol w:w="2551"/>
+        <w:gridCol w:w="7087"/>
+      </w:tblGrid>
+      <w:tr>
+        <w:tc>
+          <w:tcPr>
+            <w:tcW w:w="9638" w:type="dxa"/>
+            <w:gridSpan w:val="2"/>
             <w:shd w:val="clear" w:color="auto" w:fill="ACCENTFILLTOKEN"/>
             <w:vAlign w:val="center"/>
           </w:tcPr>
@@ -483,9 +599,10 @@
             </w:pPr>
             <w:r>
               <w:rPr>
-                <w:b w:val="on"/>
+                <w:b/>
                 <w:color w:val="ACCENTTEXTTOKEN"/>
                 <w:sz w:val="24"/>
+                <w:szCs w:val="24"/>
               </w:rPr>
               <w:t xml:space="preserve">Return Home Interview</w:t>
             </w:r>
@@ -495,7 +612,7 @@
     </w:tbl>
     <w:tbl>
       <w:tblPr>
-        <w:tblW w:w="5000" w:type="pct"/>
+        <w:tblW w:w="9638" w:type="dxa"/>
         <w:tblBorders>
           <w:top w:val="single" w:sz="4" w:color="E5E7EB"/>
           <w:left w:val="single" w:sz="4" w:color="E5E7EB"/>
@@ -504,17 +621,31 @@
           <w:insideH w:val="single" w:sz="4" w:color="E5E7EB"/>
           <w:insideV w:val="single" w:sz="4" w:color="E5E7EB"/>
         </w:tblBorders>
+        <w:tblLayout w:type="fixed"/>
+        <w:tblCellMar>
+          <w:top w:w="120" w:type="dxa"/>
+          <w:left w:w="0" w:type="dxa"/>
+          <w:bottom w:w="120" w:type="dxa"/>
+          <w:right w:w="0" w:type="dxa"/>
+        </w:tblCellMar>
       </w:tblPr>
-      <w:tr>
-        <w:tc>
-          <w:tcPr>
-            <w:tcW w:type="pct" w:w="1750"/>
-            <w:shd w:val="clear" w:color="auto" w:fill="TINTFILLTOKEN"/>
-          </w:tcPr>
-          <w:p>
-            <w:r>
-              <w:rPr>
-                <w:b w:val="on"/>
+      <w:tblGrid>
+        <w:gridCol w:w="2551"/>
+        <w:gridCol w:w="7087"/>
+      </w:tblGrid>
+      <w:tr>
+        <w:tc>
+          <w:tcPr>
+            <w:tcW w:w="2551" w:type="dxa"/>
+            <w:shd w:val="clear" w:color="auto" w:fill="TINTFILLTOKEN"/>
+          </w:tcPr>
+          <w:p>
+            <w:pPr>
+              <w:spacing w:before="0" w:after="0" w:line="264" w:lineRule="auto"/>
+            </w:pPr>
+            <w:r>
+              <w:rPr>
+                <w:b/>
                 <w:color w:val="TINTTEXTTOKEN"/>
               </w:rPr>
               <w:t xml:space="preserve">Interview accepted?</w:t>
@@ -523,10 +654,13 @@
         </w:tc>
         <w:tc>
           <w:tcPr>
-            <w:tcW w:type="pct" w:w="3250"/>
-            <w:shd w:val="clear" w:color="auto" w:fill="FFFFFF"/>
-          </w:tcPr>
-          <w:p>
+            <w:tcW w:w="7087" w:type="dxa"/>
+            <w:shd w:val="clear" w:color="auto" w:fill="FFFFFF"/>
+          </w:tcPr>
+          <w:p>
+            <w:pPr>
+              <w:spacing w:before="0" w:after="0" w:line="264" w:lineRule="auto"/>
+            </w:pPr>
             <w:r>
               <w:t xml:space="preserve">${interviewAccepted}</w:t>
             </w:r>
@@ -536,13 +670,16 @@
       <w:tr>
         <w:tc>
           <w:tcPr>
-            <w:tcW w:type="pct" w:w="1750"/>
-            <w:shd w:val="clear" w:color="auto" w:fill="TINTFILLTOKEN"/>
-          </w:tcPr>
-          <w:p>
-            <w:r>
-              <w:rPr>
-                <w:b w:val="on"/>
+            <w:tcW w:w="2551" w:type="dxa"/>
+            <w:shd w:val="clear" w:color="auto" w:fill="TINTFILLTOKEN"/>
+          </w:tcPr>
+          <w:p>
+            <w:pPr>
+              <w:spacing w:before="0" w:after="0" w:line="264" w:lineRule="auto"/>
+            </w:pPr>
+            <w:r>
+              <w:rPr>
+                <w:b/>
                 <w:color w:val="TINTTEXTTOKEN"/>
               </w:rPr>
               <w:t xml:space="preserve">If not, why?</w:t>
@@ -551,10 +688,13 @@
         </w:tc>
         <w:tc>
           <w:tcPr>
-            <w:tcW w:type="pct" w:w="3250"/>
-            <w:shd w:val="clear" w:color="auto" w:fill="FFFFFF"/>
-          </w:tcPr>
-          <w:p>
+            <w:tcW w:w="7087" w:type="dxa"/>
+            <w:shd w:val="clear" w:color="auto" w:fill="FFFFFF"/>
+          </w:tcPr>
+          <w:p>
+            <w:pPr>
+              <w:spacing w:before="0" w:after="0" w:line="264" w:lineRule="auto"/>
+            </w:pPr>
             <w:r>
               <w:t xml:space="preserve">${interviewDeclinedReason}</w:t>
             </w:r>
@@ -564,13 +704,16 @@
       <w:tr>
         <w:tc>
           <w:tcPr>
-            <w:tcW w:type="pct" w:w="1750"/>
-            <w:shd w:val="clear" w:color="auto" w:fill="TINTFILLTOKEN"/>
-          </w:tcPr>
-          <w:p>
-            <w:r>
-              <w:rPr>
-                <w:b w:val="on"/>
+            <w:tcW w:w="2551" w:type="dxa"/>
+            <w:shd w:val="clear" w:color="auto" w:fill="TINTFILLTOKEN"/>
+          </w:tcPr>
+          <w:p>
+            <w:pPr>
+              <w:spacing w:before="0" w:after="0" w:line="264" w:lineRule="auto"/>
+            </w:pPr>
+            <w:r>
+              <w:rPr>
+                <w:b/>
                 <w:color w:val="TINTTEXTTOKEN"/>
               </w:rPr>
               <w:t xml:space="preserve">Where were you while missing?</w:t>
@@ -579,10 +722,13 @@
         </w:tc>
         <w:tc>
           <w:tcPr>
-            <w:tcW w:type="pct" w:w="3250"/>
-            <w:shd w:val="clear" w:color="auto" w:fill="FFFFFF"/>
-          </w:tcPr>
-          <w:p>
+            <w:tcW w:w="7087" w:type="dxa"/>
+            <w:shd w:val="clear" w:color="auto" w:fill="FFFFFF"/>
+          </w:tcPr>
+          <w:p>
+            <w:pPr>
+              <w:spacing w:before="0" w:after="0" w:line="264" w:lineRule="auto"/>
+            </w:pPr>
             <w:r>
               <w:t xml:space="preserve">${whereWereYouWhileMissing}</w:t>
             </w:r>
@@ -592,13 +738,16 @@
       <w:tr>
         <w:tc>
           <w:tcPr>
-            <w:tcW w:type="pct" w:w="1750"/>
-            <w:shd w:val="clear" w:color="auto" w:fill="TINTFILLTOKEN"/>
-          </w:tcPr>
-          <w:p>
-            <w:r>
-              <w:rPr>
-                <w:b w:val="on"/>
+            <w:tcW w:w="2551" w:type="dxa"/>
+            <w:shd w:val="clear" w:color="auto" w:fill="TINTFILLTOKEN"/>
+          </w:tcPr>
+          <w:p>
+            <w:pPr>
+              <w:spacing w:before="0" w:after="0" w:line="264" w:lineRule="auto"/>
+            </w:pPr>
+            <w:r>
+              <w:rPr>
+                <w:b/>
                 <w:color w:val="TINTTEXTTOKEN"/>
               </w:rPr>
               <w:t xml:space="preserve">Who were you with while missing?</w:t>
@@ -607,10 +756,13 @@
         </w:tc>
         <w:tc>
           <w:tcPr>
-            <w:tcW w:type="pct" w:w="3250"/>
-            <w:shd w:val="clear" w:color="auto" w:fill="FFFFFF"/>
-          </w:tcPr>
-          <w:p>
+            <w:tcW w:w="7087" w:type="dxa"/>
+            <w:shd w:val="clear" w:color="auto" w:fill="FFFFFF"/>
+          </w:tcPr>
+          <w:p>
+            <w:pPr>
+              <w:spacing w:before="0" w:after="0" w:line="264" w:lineRule="auto"/>
+            </w:pPr>
             <w:r>
               <w:t xml:space="preserve">${whoWereYouWithWhileMissing}</w:t>
             </w:r>
@@ -620,13 +772,16 @@
       <w:tr>
         <w:tc>
           <w:tcPr>
-            <w:tcW w:type="pct" w:w="1750"/>
-            <w:shd w:val="clear" w:color="auto" w:fill="TINTFILLTOKEN"/>
-          </w:tcPr>
-          <w:p>
-            <w:r>
-              <w:rPr>
-                <w:b w:val="on"/>
+            <w:tcW w:w="2551" w:type="dxa"/>
+            <w:shd w:val="clear" w:color="auto" w:fill="TINTFILLTOKEN"/>
+          </w:tcPr>
+          <w:p>
+            <w:pPr>
+              <w:spacing w:before="0" w:after="0" w:line="264" w:lineRule="auto"/>
+            </w:pPr>
+            <w:r>
+              <w:rPr>
+                <w:b/>
                 <w:color w:val="TINTTEXTTOKEN"/>
               </w:rPr>
               <w:t xml:space="preserve">What made you go missing?</w:t>
@@ -635,10 +790,13 @@
         </w:tc>
         <w:tc>
           <w:tcPr>
-            <w:tcW w:type="pct" w:w="3250"/>
-            <w:shd w:val="clear" w:color="auto" w:fill="FFFFFF"/>
-          </w:tcPr>
-          <w:p>
+            <w:tcW w:w="7087" w:type="dxa"/>
+            <w:shd w:val="clear" w:color="auto" w:fill="FFFFFF"/>
+          </w:tcPr>
+          <w:p>
+            <w:pPr>
+              <w:spacing w:before="0" w:after="0" w:line="264" w:lineRule="auto"/>
+            </w:pPr>
             <w:r>
               <w:t xml:space="preserve">${whatMadeYouGoMissing}</w:t>
             </w:r>
@@ -648,13 +806,16 @@
       <w:tr>
         <w:tc>
           <w:tcPr>
-            <w:tcW w:type="pct" w:w="1750"/>
-            <w:shd w:val="clear" w:color="auto" w:fill="TINTFILLTOKEN"/>
-          </w:tcPr>
-          <w:p>
-            <w:r>
-              <w:rPr>
-                <w:b w:val="on"/>
+            <w:tcW w:w="2551" w:type="dxa"/>
+            <w:shd w:val="clear" w:color="auto" w:fill="TINTFILLTOKEN"/>
+          </w:tcPr>
+          <w:p>
+            <w:pPr>
+              <w:spacing w:before="0" w:after="0" w:line="264" w:lineRule="auto"/>
+            </w:pPr>
+            <w:r>
+              <w:rPr>
+                <w:b/>
                 <w:color w:val="TINTTEXTTOKEN"/>
               </w:rPr>
               <w:t xml:space="preserve">What can be done to address these reasons?</w:t>
@@ -663,10 +824,13 @@
         </w:tc>
         <w:tc>
           <w:tcPr>
-            <w:tcW w:type="pct" w:w="3250"/>
-            <w:shd w:val="clear" w:color="auto" w:fill="FFFFFF"/>
-          </w:tcPr>
-          <w:p>
+            <w:tcW w:w="7087" w:type="dxa"/>
+            <w:shd w:val="clear" w:color="auto" w:fill="FFFFFF"/>
+          </w:tcPr>
+          <w:p>
+            <w:pPr>
+              <w:spacing w:before="0" w:after="0" w:line="264" w:lineRule="auto"/>
+            </w:pPr>
             <w:r>
               <w:t xml:space="preserve">${whatCanBeDoneToAddressReasons}</w:t>
             </w:r>
@@ -676,13 +840,16 @@
       <w:tr>
         <w:tc>
           <w:tcPr>
-            <w:tcW w:type="pct" w:w="1750"/>
-            <w:shd w:val="clear" w:color="auto" w:fill="TINTFILLTOKEN"/>
-          </w:tcPr>
-          <w:p>
-            <w:r>
-              <w:rPr>
-                <w:b w:val="on"/>
+            <w:tcW w:w="2551" w:type="dxa"/>
+            <w:shd w:val="clear" w:color="auto" w:fill="TINTFILLTOKEN"/>
+          </w:tcPr>
+          <w:p>
+            <w:pPr>
+              <w:spacing w:before="0" w:after="0" w:line="264" w:lineRule="auto"/>
+            </w:pPr>
+            <w:r>
+              <w:rPr>
+                <w:b/>
                 <w:color w:val="TINTTEXTTOKEN"/>
               </w:rPr>
               <w:t xml:space="preserve">Did you consider yourself to be missing?</w:t>
@@ -691,10 +858,13 @@
         </w:tc>
         <w:tc>
           <w:tcPr>
-            <w:tcW w:type="pct" w:w="3250"/>
-            <w:shd w:val="clear" w:color="auto" w:fill="FFFFFF"/>
-          </w:tcPr>
-          <w:p>
+            <w:tcW w:w="7087" w:type="dxa"/>
+            <w:shd w:val="clear" w:color="auto" w:fill="FFFFFF"/>
+          </w:tcPr>
+          <w:p>
+            <w:pPr>
+              <w:spacing w:before="0" w:after="0" w:line="264" w:lineRule="auto"/>
+            </w:pPr>
             <w:r>
               <w:t xml:space="preserve">${consideredSelfMissing}</w:t>
             </w:r>
@@ -704,13 +874,16 @@
       <w:tr>
         <w:tc>
           <w:tcPr>
-            <w:tcW w:type="pct" w:w="1750"/>
-            <w:shd w:val="clear" w:color="auto" w:fill="TINTFILLTOKEN"/>
-          </w:tcPr>
-          <w:p>
-            <w:r>
-              <w:rPr>
-                <w:b w:val="on"/>
+            <w:tcW w:w="2551" w:type="dxa"/>
+            <w:shd w:val="clear" w:color="auto" w:fill="TINTFILLTOKEN"/>
+          </w:tcPr>
+          <w:p>
+            <w:pPr>
+              <w:spacing w:before="0" w:after="0" w:line="264" w:lineRule="auto"/>
+            </w:pPr>
+            <w:r>
+              <w:rPr>
+                <w:b/>
                 <w:color w:val="TINTTEXTTOKEN"/>
               </w:rPr>
               <w:t xml:space="preserve">What did you do while you were missing?</w:t>
@@ -719,10 +892,13 @@
         </w:tc>
         <w:tc>
           <w:tcPr>
-            <w:tcW w:type="pct" w:w="3250"/>
-            <w:shd w:val="clear" w:color="auto" w:fill="FFFFFF"/>
-          </w:tcPr>
-          <w:p>
+            <w:tcW w:w="7087" w:type="dxa"/>
+            <w:shd w:val="clear" w:color="auto" w:fill="FFFFFF"/>
+          </w:tcPr>
+          <w:p>
+            <w:pPr>
+              <w:spacing w:before="0" w:after="0" w:line="264" w:lineRule="auto"/>
+            </w:pPr>
             <w:r>
               <w:t xml:space="preserve">${whatDidYouDoWhileMissing}</w:t>
             </w:r>
@@ -732,13 +908,16 @@
       <w:tr>
         <w:tc>
           <w:tcPr>
-            <w:tcW w:type="pct" w:w="1750"/>
-            <w:shd w:val="clear" w:color="auto" w:fill="TINTFILLTOKEN"/>
-          </w:tcPr>
-          <w:p>
-            <w:r>
-              <w:rPr>
-                <w:b w:val="on"/>
+            <w:tcW w:w="2551" w:type="dxa"/>
+            <w:shd w:val="clear" w:color="auto" w:fill="TINTFILLTOKEN"/>
+          </w:tcPr>
+          <w:p>
+            <w:pPr>
+              <w:spacing w:before="0" w:after="0" w:line="264" w:lineRule="auto"/>
+            </w:pPr>
+            <w:r>
+              <w:rPr>
+                <w:b/>
                 <w:color w:val="TINTTEXTTOKEN"/>
               </w:rPr>
               <w:t xml:space="preserve">What happened when you returned home?</w:t>
@@ -747,10 +926,13 @@
         </w:tc>
         <w:tc>
           <w:tcPr>
-            <w:tcW w:type="pct" w:w="3250"/>
-            <w:shd w:val="clear" w:color="auto" w:fill="FFFFFF"/>
-          </w:tcPr>
-          <w:p>
+            <w:tcW w:w="7087" w:type="dxa"/>
+            <w:shd w:val="clear" w:color="auto" w:fill="FFFFFF"/>
+          </w:tcPr>
+          <w:p>
+            <w:pPr>
+              <w:spacing w:before="0" w:after="0" w:line="264" w:lineRule="auto"/>
+            </w:pPr>
             <w:r>
               <w:t xml:space="preserve">${whatHappenedWhenReturned}</w:t>
             </w:r>
@@ -760,13 +942,16 @@
       <w:tr>
         <w:tc>
           <w:tcPr>
-            <w:tcW w:type="pct" w:w="1750"/>
-            <w:shd w:val="clear" w:color="auto" w:fill="TINTFILLTOKEN"/>
-          </w:tcPr>
-          <w:p>
-            <w:r>
-              <w:rPr>
-                <w:b w:val="on"/>
+            <w:tcW w:w="2551" w:type="dxa"/>
+            <w:shd w:val="clear" w:color="auto" w:fill="TINTFILLTOKEN"/>
+          </w:tcPr>
+          <w:p>
+            <w:pPr>
+              <w:spacing w:before="0" w:after="0" w:line="264" w:lineRule="auto"/>
+            </w:pPr>
+            <w:r>
+              <w:rPr>
+                <w:b/>
                 <w:color w:val="TINTTEXTTOKEN"/>
               </w:rPr>
               <w:t xml:space="preserve">Is there anything that can be done to stop you going missing again?</w:t>
@@ -775,10 +960,13 @@
         </w:tc>
         <w:tc>
           <w:tcPr>
-            <w:tcW w:type="pct" w:w="3250"/>
-            <w:shd w:val="clear" w:color="auto" w:fill="FFFFFF"/>
-          </w:tcPr>
-          <w:p>
+            <w:tcW w:w="7087" w:type="dxa"/>
+            <w:shd w:val="clear" w:color="auto" w:fill="FFFFFF"/>
+          </w:tcPr>
+          <w:p>
+            <w:pPr>
+              <w:spacing w:before="0" w:after="0" w:line="264" w:lineRule="auto"/>
+            </w:pPr>
             <w:r>
               <w:t xml:space="preserve">${preventFutureMissingSuggestions}</w:t>
             </w:r>
@@ -788,13 +976,16 @@
       <w:tr>
         <w:tc>
           <w:tcPr>
-            <w:tcW w:type="pct" w:w="1750"/>
-            <w:shd w:val="clear" w:color="auto" w:fill="TINTFILLTOKEN"/>
-          </w:tcPr>
-          <w:p>
-            <w:r>
-              <w:rPr>
-                <w:b w:val="on"/>
+            <w:tcW w:w="2551" w:type="dxa"/>
+            <w:shd w:val="clear" w:color="auto" w:fill="TINTFILLTOKEN"/>
+          </w:tcPr>
+          <w:p>
+            <w:pPr>
+              <w:spacing w:before="0" w:after="0" w:line="264" w:lineRule="auto"/>
+            </w:pPr>
+            <w:r>
+              <w:rPr>
+                <w:b/>
                 <w:color w:val="TINTTEXTTOKEN"/>
               </w:rPr>
               <w:t xml:space="preserve">Any additional comments from the young person?</w:t>
@@ -803,10 +994,13 @@
         </w:tc>
         <w:tc>
           <w:tcPr>
-            <w:tcW w:type="pct" w:w="3250"/>
-            <w:shd w:val="clear" w:color="auto" w:fill="FFFFFF"/>
-          </w:tcPr>
-          <w:p>
+            <w:tcW w:w="7087" w:type="dxa"/>
+            <w:shd w:val="clear" w:color="auto" w:fill="FFFFFF"/>
+          </w:tcPr>
+          <w:p>
+            <w:pPr>
+              <w:spacing w:before="0" w:after="0" w:line="264" w:lineRule="auto"/>
+            </w:pPr>
             <w:r>
               <w:t xml:space="preserve">${additionalCommentsFromYoungPerson}</w:t>
             </w:r>
@@ -816,13 +1010,16 @@
       <w:tr>
         <w:tc>
           <w:tcPr>
-            <w:tcW w:type="pct" w:w="1750"/>
-            <w:shd w:val="clear" w:color="auto" w:fill="TINTFILLTOKEN"/>
-          </w:tcPr>
-          <w:p>
-            <w:r>
-              <w:rPr>
-                <w:b w:val="on"/>
+            <w:tcW w:w="2551" w:type="dxa"/>
+            <w:shd w:val="clear" w:color="auto" w:fill="TINTFILLTOKEN"/>
+          </w:tcPr>
+          <w:p>
+            <w:pPr>
+              <w:spacing w:before="0" w:after="0" w:line="264" w:lineRule="auto"/>
+            </w:pPr>
+            <w:r>
+              <w:rPr>
+                <w:b/>
                 <w:color w:val="TINTTEXTTOKEN"/>
               </w:rPr>
               <w:t xml:space="preserve">Any additional information provided by the parent/carer?</w:t>
@@ -831,10 +1028,13 @@
         </w:tc>
         <w:tc>
           <w:tcPr>
-            <w:tcW w:type="pct" w:w="3250"/>
-            <w:shd w:val="clear" w:color="auto" w:fill="FFFFFF"/>
-          </w:tcPr>
-          <w:p>
+            <w:tcW w:w="7087" w:type="dxa"/>
+            <w:shd w:val="clear" w:color="auto" w:fill="FFFFFF"/>
+          </w:tcPr>
+          <w:p>
+            <w:pPr>
+              <w:spacing w:before="0" w:after="0" w:line="264" w:lineRule="auto"/>
+            </w:pPr>
             <w:r>
               <w:t xml:space="preserve">${additionalInfoFromParentCarer}</w:t>
             </w:r>
@@ -844,12 +1044,12 @@
     </w:tbl>
     <w:p>
       <w:pPr>
-        <w:spacing w:before="200"/>
+        <w:spacing w:before="0"/>
       </w:pPr>
     </w:p>
     <w:tbl>
       <w:tblPr>
-        <w:tblW w:w="5000" w:type="pct"/>
+        <w:tblW w:w="9638" w:type="dxa"/>
         <w:tblBorders>
           <w:top w:val="none"/>
           <w:left w:val="none"/>
@@ -858,11 +1058,23 @@
           <w:insideH w:val="none"/>
           <w:insideV w:val="none"/>
         </w:tblBorders>
+        <w:tblLayout w:type="fixed"/>
+        <w:tblCellMar>
+          <w:top w:w="120" w:type="dxa"/>
+          <w:left w:w="0" w:type="dxa"/>
+          <w:bottom w:w="120" w:type="dxa"/>
+          <w:right w:w="0" w:type="dxa"/>
+        </w:tblCellMar>
       </w:tblPr>
-      <w:tr>
-        <w:tc>
-          <w:tcPr>
-            <w:tcW w:w="5000" w:type="pct"/>
+      <w:tblGrid>
+        <w:gridCol w:w="2551"/>
+        <w:gridCol w:w="7087"/>
+      </w:tblGrid>
+      <w:tr>
+        <w:tc>
+          <w:tcPr>
+            <w:tcW w:w="9638" w:type="dxa"/>
+            <w:gridSpan w:val="2"/>
             <w:shd w:val="clear" w:color="auto" w:fill="ACCENTFILLTOKEN"/>
             <w:vAlign w:val="center"/>
           </w:tcPr>
@@ -873,9 +1085,10 @@
             </w:pPr>
             <w:r>
               <w:rPr>
-                <w:b w:val="on"/>
+                <w:b/>
                 <w:color w:val="ACCENTTEXTTOKEN"/>
                 <w:sz w:val="24"/>
+                <w:szCs w:val="24"/>
               </w:rPr>
               <w:t xml:space="preserve">Future Incidents</w:t>
             </w:r>
@@ -885,7 +1098,7 @@
     </w:tbl>
     <w:tbl>
       <w:tblPr>
-        <w:tblW w:w="5000" w:type="pct"/>
+        <w:tblW w:w="9638" w:type="dxa"/>
         <w:tblBorders>
           <w:top w:val="single" w:sz="4" w:color="E5E7EB"/>
           <w:left w:val="single" w:sz="4" w:color="E5E7EB"/>
@@ -894,17 +1107,31 @@
           <w:insideH w:val="single" w:sz="4" w:color="E5E7EB"/>
           <w:insideV w:val="single" w:sz="4" w:color="E5E7EB"/>
         </w:tblBorders>
+        <w:tblLayout w:type="fixed"/>
+        <w:tblCellMar>
+          <w:top w:w="120" w:type="dxa"/>
+          <w:left w:w="0" w:type="dxa"/>
+          <w:bottom w:w="120" w:type="dxa"/>
+          <w:right w:w="0" w:type="dxa"/>
+        </w:tblCellMar>
       </w:tblPr>
-      <w:tr>
-        <w:tc>
-          <w:tcPr>
-            <w:tcW w:type="pct" w:w="1750"/>
-            <w:shd w:val="clear" w:color="auto" w:fill="TINTFILLTOKEN"/>
-          </w:tcPr>
-          <w:p>
-            <w:r>
-              <w:rPr>
-                <w:b w:val="on"/>
+      <w:tblGrid>
+        <w:gridCol w:w="2551"/>
+        <w:gridCol w:w="7087"/>
+      </w:tblGrid>
+      <w:tr>
+        <w:tc>
+          <w:tcPr>
+            <w:tcW w:w="2551" w:type="dxa"/>
+            <w:shd w:val="clear" w:color="auto" w:fill="TINTFILLTOKEN"/>
+          </w:tcPr>
+          <w:p>
+            <w:pPr>
+              <w:spacing w:before="0" w:after="0" w:line="264" w:lineRule="auto"/>
+            </w:pPr>
+            <w:r>
+              <w:rPr>
+                <w:b/>
                 <w:color w:val="TINTTEXTTOKEN"/>
               </w:rPr>
               <w:t xml:space="preserve">Any identified risks during this missing episode?</w:t>
@@ -913,10 +1140,13 @@
         </w:tc>
         <w:tc>
           <w:tcPr>
-            <w:tcW w:type="pct" w:w="3250"/>
-            <w:shd w:val="clear" w:color="auto" w:fill="FFFFFF"/>
-          </w:tcPr>
-          <w:p>
+            <w:tcW w:w="7087" w:type="dxa"/>
+            <w:shd w:val="clear" w:color="auto" w:fill="FFFFFF"/>
+          </w:tcPr>
+          <w:p>
+            <w:pPr>
+              <w:spacing w:before="0" w:after="0" w:line="264" w:lineRule="auto"/>
+            </w:pPr>
             <w:r>
               <w:t xml:space="preserve">${risksIdentifiedDuringEpisode}</w:t>
             </w:r>
@@ -926,13 +1156,16 @@
       <w:tr>
         <w:tc>
           <w:tcPr>
-            <w:tcW w:type="pct" w:w="1750"/>
-            <w:shd w:val="clear" w:color="auto" w:fill="TINTFILLTOKEN"/>
-          </w:tcPr>
-          <w:p>
-            <w:r>
-              <w:rPr>
-                <w:b w:val="on"/>
+            <w:tcW w:w="2551" w:type="dxa"/>
+            <w:shd w:val="clear" w:color="auto" w:fill="TINTFILLTOKEN"/>
+          </w:tcPr>
+          <w:p>
+            <w:pPr>
+              <w:spacing w:before="0" w:after="0" w:line="264" w:lineRule="auto"/>
+            </w:pPr>
+            <w:r>
+              <w:rPr>
+                <w:b/>
                 <w:color w:val="TINTTEXTTOKEN"/>
               </w:rPr>
               <w:t xml:space="preserve">Is there anything that would increase risks during future missing episodes?</w:t>
@@ -941,10 +1174,13 @@
         </w:tc>
         <w:tc>
           <w:tcPr>
-            <w:tcW w:type="pct" w:w="3250"/>
-            <w:shd w:val="clear" w:color="auto" w:fill="FFFFFF"/>
-          </w:tcPr>
-          <w:p>
+            <w:tcW w:w="7087" w:type="dxa"/>
+            <w:shd w:val="clear" w:color="auto" w:fill="FFFFFF"/>
+          </w:tcPr>
+          <w:p>
+            <w:pPr>
+              <w:spacing w:before="0" w:after="0" w:line="264" w:lineRule="auto"/>
+            </w:pPr>
             <w:r>
               <w:t xml:space="preserve">${risksIncreaseFutureEpisodes}</w:t>
             </w:r>
@@ -954,13 +1190,16 @@
       <w:tr>
         <w:tc>
           <w:tcPr>
-            <w:tcW w:type="pct" w:w="1750"/>
-            <w:shd w:val="clear" w:color="auto" w:fill="TINTFILLTOKEN"/>
-          </w:tcPr>
-          <w:p>
-            <w:r>
-              <w:rPr>
-                <w:b w:val="on"/>
+            <w:tcW w:w="2551" w:type="dxa"/>
+            <w:shd w:val="clear" w:color="auto" w:fill="TINTFILLTOKEN"/>
+          </w:tcPr>
+          <w:p>
+            <w:pPr>
+              <w:spacing w:before="0" w:after="0" w:line="264" w:lineRule="auto"/>
+            </w:pPr>
+            <w:r>
+              <w:rPr>
+                <w:b/>
                 <w:color w:val="TINTTEXTTOKEN"/>
               </w:rPr>
               <w:t xml:space="preserve">Any safeguarding concerns that need to be further explored?</w:t>
@@ -969,10 +1208,13 @@
         </w:tc>
         <w:tc>
           <w:tcPr>
-            <w:tcW w:type="pct" w:w="3250"/>
-            <w:shd w:val="clear" w:color="auto" w:fill="FFFFFF"/>
-          </w:tcPr>
-          <w:p>
+            <w:tcW w:w="7087" w:type="dxa"/>
+            <w:shd w:val="clear" w:color="auto" w:fill="FFFFFF"/>
+          </w:tcPr>
+          <w:p>
+            <w:pPr>
+              <w:spacing w:before="0" w:after="0" w:line="264" w:lineRule="auto"/>
+            </w:pPr>
             <w:r>
               <w:t xml:space="preserve">${safeguardingConcernsToExplore}</w:t>
             </w:r>
@@ -982,13 +1224,16 @@
       <w:tr>
         <w:tc>
           <w:tcPr>
-            <w:tcW w:type="pct" w:w="1750"/>
-            <w:shd w:val="clear" w:color="auto" w:fill="TINTFILLTOKEN"/>
-          </w:tcPr>
-          <w:p>
-            <w:r>
-              <w:rPr>
-                <w:b w:val="on"/>
+            <w:tcW w:w="2551" w:type="dxa"/>
+            <w:shd w:val="clear" w:color="auto" w:fill="TINTFILLTOKEN"/>
+          </w:tcPr>
+          <w:p>
+            <w:pPr>
+              <w:spacing w:before="0" w:after="0" w:line="264" w:lineRule="auto"/>
+            </w:pPr>
+            <w:r>
+              <w:rPr>
+                <w:b/>
                 <w:color w:val="TINTTEXTTOKEN"/>
               </w:rPr>
               <w:t xml:space="preserve">Any information that might help locating the young person during future missing episodes?</w:t>
@@ -997,10 +1242,13 @@
         </w:tc>
         <w:tc>
           <w:tcPr>
-            <w:tcW w:type="pct" w:w="3250"/>
-            <w:shd w:val="clear" w:color="auto" w:fill="FFFFFF"/>
-          </w:tcPr>
-          <w:p>
+            <w:tcW w:w="7087" w:type="dxa"/>
+            <w:shd w:val="clear" w:color="auto" w:fill="FFFFFF"/>
+          </w:tcPr>
+          <w:p>
+            <w:pPr>
+              <w:spacing w:before="0" w:after="0" w:line="264" w:lineRule="auto"/>
+            </w:pPr>
             <w:r>
               <w:t xml:space="preserve">${infoToHelpLocateFuture}</w:t>
             </w:r>
@@ -1010,12 +1258,12 @@
     </w:tbl>
     <w:p>
       <w:pPr>
-        <w:spacing w:before="200"/>
+        <w:spacing w:before="0"/>
       </w:pPr>
     </w:p>
     <w:tbl>
       <w:tblPr>
-        <w:tblW w:w="5000" w:type="pct"/>
+        <w:tblW w:w="9638" w:type="dxa"/>
         <w:tblBorders>
           <w:top w:val="none"/>
           <w:left w:val="none"/>
@@ -1024,11 +1272,23 @@
           <w:insideH w:val="none"/>
           <w:insideV w:val="none"/>
         </w:tblBorders>
+        <w:tblLayout w:type="fixed"/>
+        <w:tblCellMar>
+          <w:top w:w="120" w:type="dxa"/>
+          <w:left w:w="0" w:type="dxa"/>
+          <w:bottom w:w="120" w:type="dxa"/>
+          <w:right w:w="0" w:type="dxa"/>
+        </w:tblCellMar>
       </w:tblPr>
-      <w:tr>
-        <w:tc>
-          <w:tcPr>
-            <w:tcW w:w="5000" w:type="pct"/>
+      <w:tblGrid>
+        <w:gridCol w:w="2551"/>
+        <w:gridCol w:w="7087"/>
+      </w:tblGrid>
+      <w:tr>
+        <w:tc>
+          <w:tcPr>
+            <w:tcW w:w="9638" w:type="dxa"/>
+            <w:gridSpan w:val="2"/>
             <w:shd w:val="clear" w:color="auto" w:fill="ACCENTFILLTOKEN"/>
             <w:vAlign w:val="center"/>
           </w:tcPr>
@@ -1039,9 +1299,10 @@
             </w:pPr>
             <w:r>
               <w:rPr>
-                <w:b w:val="on"/>
+                <w:b/>
                 <w:color w:val="ACCENTTEXTTOKEN"/>
                 <w:sz w:val="24"/>
+                <w:szCs w:val="24"/>
               </w:rPr>
               <w:t xml:space="preserve">Interviewer's Comments</w:t>
             </w:r>
@@ -1051,7 +1312,7 @@
     </w:tbl>
     <w:tbl>
       <w:tblPr>
-        <w:tblW w:w="5000" w:type="pct"/>
+        <w:tblW w:w="9638" w:type="dxa"/>
         <w:tblBorders>
           <w:top w:val="single" w:sz="4" w:color="E5E7EB"/>
           <w:left w:val="single" w:sz="4" w:color="E5E7EB"/>
@@ -1060,17 +1321,31 @@
           <w:insideH w:val="single" w:sz="4" w:color="E5E7EB"/>
           <w:insideV w:val="single" w:sz="4" w:color="E5E7EB"/>
         </w:tblBorders>
+        <w:tblLayout w:type="fixed"/>
+        <w:tblCellMar>
+          <w:top w:w="120" w:type="dxa"/>
+          <w:left w:w="0" w:type="dxa"/>
+          <w:bottom w:w="120" w:type="dxa"/>
+          <w:right w:w="0" w:type="dxa"/>
+        </w:tblCellMar>
       </w:tblPr>
-      <w:tr>
-        <w:tc>
-          <w:tcPr>
-            <w:tcW w:type="pct" w:w="1750"/>
-            <w:shd w:val="clear" w:color="auto" w:fill="TINTFILLTOKEN"/>
-          </w:tcPr>
-          <w:p>
-            <w:r>
-              <w:rPr>
-                <w:b w:val="on"/>
+      <w:tblGrid>
+        <w:gridCol w:w="2551"/>
+        <w:gridCol w:w="7087"/>
+      </w:tblGrid>
+      <w:tr>
+        <w:tc>
+          <w:tcPr>
+            <w:tcW w:w="2551" w:type="dxa"/>
+            <w:shd w:val="clear" w:color="auto" w:fill="TINTFILLTOKEN"/>
+          </w:tcPr>
+          <w:p>
+            <w:pPr>
+              <w:spacing w:before="0" w:after="0" w:line="264" w:lineRule="auto"/>
+            </w:pPr>
+            <w:r>
+              <w:rPr>
+                <w:b/>
                 <w:color w:val="TINTTEXTTOKEN"/>
               </w:rPr>
               <w:t xml:space="preserve">Comments</w:t>
@@ -1079,10 +1354,13 @@
         </w:tc>
         <w:tc>
           <w:tcPr>
-            <w:tcW w:type="pct" w:w="3250"/>
-            <w:shd w:val="clear" w:color="auto" w:fill="FFFFFF"/>
-          </w:tcPr>
-          <w:p>
+            <w:tcW w:w="7087" w:type="dxa"/>
+            <w:shd w:val="clear" w:color="auto" w:fill="FFFFFF"/>
+          </w:tcPr>
+          <w:p>
+            <w:pPr>
+              <w:spacing w:before="0" w:after="0" w:line="264" w:lineRule="auto"/>
+            </w:pPr>
             <w:r>
               <w:t xml:space="preserve">${interviewerComments}</w:t>
             </w:r>
@@ -1092,12 +1370,12 @@
     </w:tbl>
     <w:p>
       <w:pPr>
-        <w:spacing w:before="200"/>
+        <w:spacing w:before="0"/>
       </w:pPr>
     </w:p>
     <w:tbl>
       <w:tblPr>
-        <w:tblW w:w="5000" w:type="pct"/>
+        <w:tblW w:w="9638" w:type="dxa"/>
         <w:tblBorders>
           <w:top w:val="none"/>
           <w:left w:val="none"/>
@@ -1106,11 +1384,23 @@
           <w:insideH w:val="none"/>
           <w:insideV w:val="none"/>
         </w:tblBorders>
+        <w:tblLayout w:type="fixed"/>
+        <w:tblCellMar>
+          <w:top w:w="120" w:type="dxa"/>
+          <w:left w:w="0" w:type="dxa"/>
+          <w:bottom w:w="120" w:type="dxa"/>
+          <w:right w:w="0" w:type="dxa"/>
+        </w:tblCellMar>
       </w:tblPr>
-      <w:tr>
-        <w:tc>
-          <w:tcPr>
-            <w:tcW w:w="5000" w:type="pct"/>
+      <w:tblGrid>
+        <w:gridCol w:w="2551"/>
+        <w:gridCol w:w="7087"/>
+      </w:tblGrid>
+      <w:tr>
+        <w:tc>
+          <w:tcPr>
+            <w:tcW w:w="9638" w:type="dxa"/>
+            <w:gridSpan w:val="2"/>
             <w:shd w:val="clear" w:color="auto" w:fill="ACCENTFILLTOKEN"/>
             <w:vAlign w:val="center"/>
           </w:tcPr>
@@ -1121,9 +1411,10 @@
             </w:pPr>
             <w:r>
               <w:rPr>
-                <w:b w:val="on"/>
+                <w:b/>
                 <w:color w:val="ACCENTTEXTTOKEN"/>
                 <w:sz w:val="24"/>
+                <w:szCs w:val="24"/>
               </w:rPr>
               <w:t xml:space="preserve">Recommendations</w:t>
             </w:r>
@@ -1133,7 +1424,7 @@
     </w:tbl>
     <w:tbl>
       <w:tblPr>
-        <w:tblW w:w="5000" w:type="pct"/>
+        <w:tblW w:w="9638" w:type="dxa"/>
         <w:tblBorders>
           <w:top w:val="single" w:sz="4" w:color="E5E7EB"/>
           <w:left w:val="single" w:sz="4" w:color="E5E7EB"/>
@@ -1142,17 +1433,31 @@
           <w:insideH w:val="single" w:sz="4" w:color="E5E7EB"/>
           <w:insideV w:val="single" w:sz="4" w:color="E5E7EB"/>
         </w:tblBorders>
+        <w:tblLayout w:type="fixed"/>
+        <w:tblCellMar>
+          <w:top w:w="120" w:type="dxa"/>
+          <w:left w:w="0" w:type="dxa"/>
+          <w:bottom w:w="120" w:type="dxa"/>
+          <w:right w:w="0" w:type="dxa"/>
+        </w:tblCellMar>
       </w:tblPr>
-      <w:tr>
-        <w:tc>
-          <w:tcPr>
-            <w:tcW w:type="pct" w:w="1750"/>
-            <w:shd w:val="clear" w:color="auto" w:fill="TINTFILLTOKEN"/>
-          </w:tcPr>
-          <w:p>
-            <w:r>
-              <w:rPr>
-                <w:b w:val="on"/>
+      <w:tblGrid>
+        <w:gridCol w:w="2551"/>
+        <w:gridCol w:w="7087"/>
+      </w:tblGrid>
+      <w:tr>
+        <w:tc>
+          <w:tcPr>
+            <w:tcW w:w="2551" w:type="dxa"/>
+            <w:shd w:val="clear" w:color="auto" w:fill="TINTFILLTOKEN"/>
+          </w:tcPr>
+          <w:p>
+            <w:pPr>
+              <w:spacing w:before="0" w:after="0" w:line="264" w:lineRule="auto"/>
+            </w:pPr>
+            <w:r>
+              <w:rPr>
+                <w:b/>
                 <w:color w:val="TINTTEXTTOKEN"/>
               </w:rPr>
               <w:t xml:space="preserve">Recommendations</w:t>
@@ -1161,10 +1466,13 @@
         </w:tc>
         <w:tc>
           <w:tcPr>
-            <w:tcW w:type="pct" w:w="3250"/>
-            <w:shd w:val="clear" w:color="auto" w:fill="FFFFFF"/>
-          </w:tcPr>
-          <w:p>
+            <w:tcW w:w="7087" w:type="dxa"/>
+            <w:shd w:val="clear" w:color="auto" w:fill="FFFFFF"/>
+          </w:tcPr>
+          <w:p>
+            <w:pPr>
+              <w:spacing w:before="0" w:after="0" w:line="264" w:lineRule="auto"/>
+            </w:pPr>
             <w:r>
               <w:t xml:space="preserve">${recommendations}</w:t>
             </w:r>
@@ -1174,12 +1482,12 @@
     </w:tbl>
     <w:p>
       <w:pPr>
-        <w:spacing w:before="200"/>
+        <w:spacing w:before="0"/>
       </w:pPr>
     </w:p>
     <w:tbl>
       <w:tblPr>
-        <w:tblW w:w="5000" w:type="pct"/>
+        <w:tblW w:w="9638" w:type="dxa"/>
         <w:tblBorders>
           <w:top w:val="none"/>
           <w:left w:val="none"/>
@@ -1188,11 +1496,23 @@
           <w:insideH w:val="none"/>
           <w:insideV w:val="none"/>
         </w:tblBorders>
+        <w:tblLayout w:type="fixed"/>
+        <w:tblCellMar>
+          <w:top w:w="120" w:type="dxa"/>
+          <w:left w:w="0" w:type="dxa"/>
+          <w:bottom w:w="120" w:type="dxa"/>
+          <w:right w:w="0" w:type="dxa"/>
+        </w:tblCellMar>
       </w:tblPr>
-      <w:tr>
-        <w:tc>
-          <w:tcPr>
-            <w:tcW w:w="5000" w:type="pct"/>
+      <w:tblGrid>
+        <w:gridCol w:w="2551"/>
+        <w:gridCol w:w="7087"/>
+      </w:tblGrid>
+      <w:tr>
+        <w:tc>
+          <w:tcPr>
+            <w:tcW w:w="9638" w:type="dxa"/>
+            <w:gridSpan w:val="2"/>
             <w:shd w:val="clear" w:color="auto" w:fill="ACCENTFILLTOKEN"/>
             <w:vAlign w:val="center"/>
           </w:tcPr>
@@ -1203,9 +1523,10 @@
             </w:pPr>
             <w:r>
               <w:rPr>
-                <w:b w:val="on"/>
+                <w:b/>
                 <w:color w:val="ACCENTTEXTTOKEN"/>
                 <w:sz w:val="24"/>
+                <w:szCs w:val="24"/>
               </w:rPr>
               <w:t xml:space="preserve">Declaration</w:t>
             </w:r>
@@ -1215,7 +1536,7 @@
     </w:tbl>
     <w:tbl>
       <w:tblPr>
-        <w:tblW w:w="5000" w:type="pct"/>
+        <w:tblW w:w="9638" w:type="dxa"/>
         <w:tblBorders>
           <w:top w:val="single" w:sz="4" w:color="E5E7EB"/>
           <w:left w:val="single" w:sz="4" w:color="E5E7EB"/>
@@ -1224,17 +1545,31 @@
           <w:insideH w:val="single" w:sz="4" w:color="E5E7EB"/>
           <w:insideV w:val="single" w:sz="4" w:color="E5E7EB"/>
         </w:tblBorders>
+        <w:tblLayout w:type="fixed"/>
+        <w:tblCellMar>
+          <w:top w:w="120" w:type="dxa"/>
+          <w:left w:w="0" w:type="dxa"/>
+          <w:bottom w:w="120" w:type="dxa"/>
+          <w:right w:w="0" w:type="dxa"/>
+        </w:tblCellMar>
       </w:tblPr>
-      <w:tr>
-        <w:tc>
-          <w:tcPr>
-            <w:tcW w:type="pct" w:w="1750"/>
-            <w:shd w:val="clear" w:color="auto" w:fill="TINTFILLTOKEN"/>
-          </w:tcPr>
-          <w:p>
-            <w:r>
-              <w:rPr>
-                <w:b w:val="on"/>
+      <w:tblGrid>
+        <w:gridCol w:w="2551"/>
+        <w:gridCol w:w="7087"/>
+      </w:tblGrid>
+      <w:tr>
+        <w:tc>
+          <w:tcPr>
+            <w:tcW w:w="2551" w:type="dxa"/>
+            <w:shd w:val="clear" w:color="auto" w:fill="TINTFILLTOKEN"/>
+          </w:tcPr>
+          <w:p>
+            <w:pPr>
+              <w:spacing w:before="0" w:after="0" w:line="264" w:lineRule="auto"/>
+            </w:pPr>
+            <w:r>
+              <w:rPr>
+                <w:b/>
                 <w:color w:val="TINTTEXTTOKEN"/>
               </w:rPr>
               <w:t xml:space="preserve">Statement</w:t>
@@ -1243,10 +1578,13 @@
         </w:tc>
         <w:tc>
           <w:tcPr>
-            <w:tcW w:type="pct" w:w="3250"/>
-            <w:shd w:val="clear" w:color="auto" w:fill="FFFFFF"/>
-          </w:tcPr>
-          <w:p>
+            <w:tcW w:w="7087" w:type="dxa"/>
+            <w:shd w:val="clear" w:color="auto" w:fill="FFFFFF"/>
+          </w:tcPr>
+          <w:p>
+            <w:pPr>
+              <w:spacing w:before="0" w:after="0" w:line="264" w:lineRule="auto"/>
+            </w:pPr>
             <w:r>
               <w:t xml:space="preserve">${conductedByStatement}</w:t>
             </w:r>
@@ -1256,13 +1594,16 @@
       <w:tr>
         <w:tc>
           <w:tcPr>
-            <w:tcW w:type="pct" w:w="1750"/>
-            <w:shd w:val="clear" w:color="auto" w:fill="TINTFILLTOKEN"/>
-          </w:tcPr>
-          <w:p>
-            <w:r>
-              <w:rPr>
-                <w:b w:val="on"/>
+            <w:tcW w:w="2551" w:type="dxa"/>
+            <w:shd w:val="clear" w:color="auto" w:fill="TINTFILLTOKEN"/>
+          </w:tcPr>
+          <w:p>
+            <w:pPr>
+              <w:spacing w:before="0" w:after="0" w:line="264" w:lineRule="auto"/>
+            </w:pPr>
+            <w:r>
+              <w:rPr>
+                <w:b/>
                 <w:color w:val="TINTTEXTTOKEN"/>
               </w:rPr>
               <w:t xml:space="preserve">Signed</w:t>
@@ -1271,10 +1612,13 @@
         </w:tc>
         <w:tc>
           <w:tcPr>
-            <w:tcW w:type="pct" w:w="3250"/>
-            <w:shd w:val="clear" w:color="auto" w:fill="FFFFFF"/>
-          </w:tcPr>
-          <w:p>
+            <w:tcW w:w="7087" w:type="dxa"/>
+            <w:shd w:val="clear" w:color="auto" w:fill="FFFFFF"/>
+          </w:tcPr>
+          <w:p>
+            <w:pPr>
+              <w:spacing w:before="0" w:after="0" w:line="264" w:lineRule="auto"/>
+            </w:pPr>
             <w:r>
               <w:t xml:space="preserve">${signedLine}</w:t>
             </w:r>
@@ -1284,13 +1628,16 @@
       <w:tr>
         <w:tc>
           <w:tcPr>
-            <w:tcW w:type="pct" w:w="1750"/>
-            <w:shd w:val="clear" w:color="auto" w:fill="TINTFILLTOKEN"/>
-          </w:tcPr>
-          <w:p>
-            <w:r>
-              <w:rPr>
-                <w:b w:val="on"/>
+            <w:tcW w:w="2551" w:type="dxa"/>
+            <w:shd w:val="clear" w:color="auto" w:fill="TINTFILLTOKEN"/>
+          </w:tcPr>
+          <w:p>
+            <w:pPr>
+              <w:spacing w:before="0" w:after="0" w:line="264" w:lineRule="auto"/>
+            </w:pPr>
+            <w:r>
+              <w:rPr>
+                <w:b/>
                 <w:color w:val="TINTTEXTTOKEN"/>
               </w:rPr>
               <w:t xml:space="preserve">Date report shared with relevant professionals</w:t>
@@ -1299,10 +1646,13 @@
         </w:tc>
         <w:tc>
           <w:tcPr>
-            <w:tcW w:type="pct" w:w="3250"/>
-            <w:shd w:val="clear" w:color="auto" w:fill="FFFFFF"/>
-          </w:tcPr>
-          <w:p>
+            <w:tcW w:w="7087" w:type="dxa"/>
+            <w:shd w:val="clear" w:color="auto" w:fill="FFFFFF"/>
+          </w:tcPr>
+          <w:p>
+            <w:pPr>
+              <w:spacing w:before="0" w:after="0" w:line="264" w:lineRule="auto"/>
+            </w:pPr>
             <w:r>
               <w:t xml:space="preserve">${dateReportShared}</w:t>
             </w:r>
@@ -1310,7 +1660,11 @@
         </w:tc>
       </w:tr>
     </w:tbl>
-    <w:p/>
+    <w:p>
+      <w:pPr>
+        <w:spacing w:before="0"/>
+      </w:pPr>
+    </w:p>
     <w:sectPr>
       <w:footerReference w:type="default" r:id="rId3"/>
       <w:pgSz w:w="11906" w:h="16838"/>

--- a/src/main/resources/docx-templates/rhi-report-template.docx
+++ b/src/main/resources/docx-templates/rhi-report-template.docx
@@ -218,6 +218,50 @@
       <w:tr>
         <w:tc>
           <w:tcPr>
+            <w:tcW w:w="9638" w:type="dxa"/>
+            <w:gridSpan w:val="2"/>
+            <w:tcBorders>
+              <w:bottom w:val="none"/>
+            </w:tcBorders>
+            <w:shd w:val="clear" w:color="auto" w:fill="TINTFILLTOKEN"/>
+          </w:tcPr>
+          <w:p>
+            <w:pPr>
+              <w:spacing w:before="0" w:after="0" w:line="264" w:lineRule="auto"/>
+            </w:pPr>
+            <w:r>
+              <w:rPr>
+                <w:b/>
+                <w:color w:val="TINTTEXTTOKEN"/>
+              </w:rPr>
+              <w:t xml:space="preserve">Date and time the Interview Request Form was received</w:t>
+            </w:r>
+          </w:p>
+        </w:tc>
+      </w:tr>
+      <w:tr>
+        <w:tc>
+          <w:tcPr>
+            <w:tcW w:w="9638" w:type="dxa"/>
+            <w:gridSpan w:val="2"/>
+            <w:shd w:val="clear" w:color="auto" w:fill="FFFFFF"/>
+            <w:tcMar>
+              <w:right w:w="2551" w:type="dxa"/>
+            </w:tcMar>
+          </w:tcPr>
+          <w:p>
+            <w:pPr>
+              <w:spacing w:before="0" w:after="0" w:line="264" w:lineRule="auto"/>
+            </w:pPr>
+            <w:r>
+              <w:t xml:space="preserve">${requestReceivedAt}</w:t>
+            </w:r>
+          </w:p>
+        </w:tc>
+      </w:tr>
+      <w:tr>
+        <w:tc>
+          <w:tcPr>
             <w:tcW w:w="2551" w:type="dxa"/>
             <w:shd w:val="clear" w:color="auto" w:fill="TINTFILLTOKEN"/>
           </w:tcPr>
@@ -230,7 +274,7 @@
                 <w:b/>
                 <w:color w:val="TINTTEXTTOKEN"/>
               </w:rPr>
-              <w:t xml:space="preserve">Date and time the Interview Request Form was received</w:t>
+              <w:t xml:space="preserve">Date of missing episode</w:t>
             </w:r>
           </w:p>
         </w:tc>
@@ -244,7 +288,7 @@
               <w:spacing w:before="0" w:after="0" w:line="264" w:lineRule="auto"/>
             </w:pPr>
             <w:r>
-              <w:t xml:space="preserve">${requestReceivedAt}</w:t>
+              <w:t xml:space="preserve">${missingEpisodeDate}</w:t>
             </w:r>
           </w:p>
         </w:tc>
@@ -264,7 +308,7 @@
                 <w:b/>
                 <w:color w:val="TINTTEXTTOKEN"/>
               </w:rPr>
-              <w:t xml:space="preserve">Date of missing episode</w:t>
+              <w:t xml:space="preserve">Date of Interview</w:t>
             </w:r>
           </w:p>
         </w:tc>
@@ -278,7 +322,95 @@
               <w:spacing w:before="0" w:after="0" w:line="264" w:lineRule="auto"/>
             </w:pPr>
             <w:r>
-              <w:t xml:space="preserve">${missingEpisodeDate}</w:t>
+              <w:t xml:space="preserve">${interviewDate}</w:t>
+            </w:r>
+          </w:p>
+        </w:tc>
+      </w:tr>
+      <w:tr>
+        <w:tc>
+          <w:tcPr>
+            <w:tcW w:w="9638" w:type="dxa"/>
+            <w:gridSpan w:val="2"/>
+            <w:tcBorders>
+              <w:bottom w:val="none"/>
+            </w:tcBorders>
+            <w:shd w:val="clear" w:color="auto" w:fill="TINTFILLTOKEN"/>
+          </w:tcPr>
+          <w:p>
+            <w:pPr>
+              <w:spacing w:before="0" w:after="0" w:line="264" w:lineRule="auto"/>
+            </w:pPr>
+            <w:r>
+              <w:rPr>
+                <w:b/>
+                <w:color w:val="TINTTEXTTOKEN"/>
+              </w:rPr>
+              <w:t xml:space="preserve">Location of this interview</w:t>
+            </w:r>
+          </w:p>
+        </w:tc>
+      </w:tr>
+      <w:tr>
+        <w:tc>
+          <w:tcPr>
+            <w:tcW w:w="9638" w:type="dxa"/>
+            <w:gridSpan w:val="2"/>
+            <w:shd w:val="clear" w:color="auto" w:fill="FFFFFF"/>
+            <w:tcMar>
+              <w:right w:w="2551" w:type="dxa"/>
+            </w:tcMar>
+          </w:tcPr>
+          <w:p>
+            <w:pPr>
+              <w:spacing w:before="0" w:after="0" w:line="264" w:lineRule="auto"/>
+            </w:pPr>
+            <w:r>
+              <w:t xml:space="preserve">${interviewLocation}</w:t>
+            </w:r>
+          </w:p>
+        </w:tc>
+      </w:tr>
+      <w:tr>
+        <w:tc>
+          <w:tcPr>
+            <w:tcW w:w="9638" w:type="dxa"/>
+            <w:gridSpan w:val="2"/>
+            <w:tcBorders>
+              <w:bottom w:val="none"/>
+            </w:tcBorders>
+            <w:shd w:val="clear" w:color="auto" w:fill="TINTFILLTOKEN"/>
+          </w:tcPr>
+          <w:p>
+            <w:pPr>
+              <w:spacing w:before="0" w:after="0" w:line="264" w:lineRule="auto"/>
+            </w:pPr>
+            <w:r>
+              <w:rPr>
+                <w:b/>
+                <w:color w:val="TINTTEXTTOKEN"/>
+              </w:rPr>
+              <w:t xml:space="preserve">Was this interview offered and completed within 72 hours of return?</w:t>
+            </w:r>
+          </w:p>
+        </w:tc>
+      </w:tr>
+      <w:tr>
+        <w:tc>
+          <w:tcPr>
+            <w:tcW w:w="9638" w:type="dxa"/>
+            <w:gridSpan w:val="2"/>
+            <w:shd w:val="clear" w:color="auto" w:fill="FFFFFF"/>
+            <w:tcMar>
+              <w:right w:w="2551" w:type="dxa"/>
+            </w:tcMar>
+          </w:tcPr>
+          <w:p>
+            <w:pPr>
+              <w:spacing w:before="0" w:after="0" w:line="264" w:lineRule="auto"/>
+            </w:pPr>
+            <w:r>
+              <w:t xml:space="preserve">${within72Hours}</w:t>
             </w:r>
           </w:p>
         </w:tc>
@@ -298,7 +430,7 @@
                 <w:b/>
                 <w:color w:val="TINTTEXTTOKEN"/>
               </w:rPr>
-              <w:t xml:space="preserve">Date of Interview</w:t>
+              <w:t xml:space="preserve">If not, why?</w:t>
             </w:r>
           </w:p>
         </w:tc>
@@ -312,108 +444,6 @@
               <w:spacing w:before="0" w:after="0" w:line="264" w:lineRule="auto"/>
             </w:pPr>
             <w:r>
-              <w:t xml:space="preserve">${interviewDate}</w:t>
-            </w:r>
-          </w:p>
-        </w:tc>
-      </w:tr>
-      <w:tr>
-        <w:tc>
-          <w:tcPr>
-            <w:tcW w:w="2551" w:type="dxa"/>
-            <w:shd w:val="clear" w:color="auto" w:fill="TINTFILLTOKEN"/>
-          </w:tcPr>
-          <w:p>
-            <w:pPr>
-              <w:spacing w:before="0" w:after="0" w:line="264" w:lineRule="auto"/>
-            </w:pPr>
-            <w:r>
-              <w:rPr>
-                <w:b/>
-                <w:color w:val="TINTTEXTTOKEN"/>
-              </w:rPr>
-              <w:t xml:space="preserve">Location of this interview</w:t>
-            </w:r>
-          </w:p>
-        </w:tc>
-        <w:tc>
-          <w:tcPr>
-            <w:tcW w:w="7087" w:type="dxa"/>
-            <w:shd w:val="clear" w:color="auto" w:fill="FFFFFF"/>
-          </w:tcPr>
-          <w:p>
-            <w:pPr>
-              <w:spacing w:before="0" w:after="0" w:line="264" w:lineRule="auto"/>
-            </w:pPr>
-            <w:r>
-              <w:t xml:space="preserve">${interviewLocation}</w:t>
-            </w:r>
-          </w:p>
-        </w:tc>
-      </w:tr>
-      <w:tr>
-        <w:tc>
-          <w:tcPr>
-            <w:tcW w:w="2551" w:type="dxa"/>
-            <w:shd w:val="clear" w:color="auto" w:fill="TINTFILLTOKEN"/>
-          </w:tcPr>
-          <w:p>
-            <w:pPr>
-              <w:spacing w:before="0" w:after="0" w:line="264" w:lineRule="auto"/>
-            </w:pPr>
-            <w:r>
-              <w:rPr>
-                <w:b/>
-                <w:color w:val="TINTTEXTTOKEN"/>
-              </w:rPr>
-              <w:t xml:space="preserve">Was this interview offered and completed within 72 hours of return?</w:t>
-            </w:r>
-          </w:p>
-        </w:tc>
-        <w:tc>
-          <w:tcPr>
-            <w:tcW w:w="7087" w:type="dxa"/>
-            <w:shd w:val="clear" w:color="auto" w:fill="FFFFFF"/>
-          </w:tcPr>
-          <w:p>
-            <w:pPr>
-              <w:spacing w:before="0" w:after="0" w:line="264" w:lineRule="auto"/>
-            </w:pPr>
-            <w:r>
-              <w:t xml:space="preserve">${within72Hours}</w:t>
-            </w:r>
-          </w:p>
-        </w:tc>
-      </w:tr>
-      <w:tr>
-        <w:tc>
-          <w:tcPr>
-            <w:tcW w:w="2551" w:type="dxa"/>
-            <w:shd w:val="clear" w:color="auto" w:fill="TINTFILLTOKEN"/>
-          </w:tcPr>
-          <w:p>
-            <w:pPr>
-              <w:spacing w:before="0" w:after="0" w:line="264" w:lineRule="auto"/>
-            </w:pPr>
-            <w:r>
-              <w:rPr>
-                <w:b/>
-                <w:color w:val="TINTTEXTTOKEN"/>
-              </w:rPr>
-              <w:t xml:space="preserve">If not, why?</w:t>
-            </w:r>
-          </w:p>
-        </w:tc>
-        <w:tc>
-          <w:tcPr>
-            <w:tcW w:w="7087" w:type="dxa"/>
-            <w:shd w:val="clear" w:color="auto" w:fill="FFFFFF"/>
-          </w:tcPr>
-          <w:p>
-            <w:pPr>
-              <w:spacing w:before="0" w:after="0" w:line="264" w:lineRule="auto"/>
-            </w:pPr>
-            <w:r>
               <w:t xml:space="preserve">${ifNotWhyLate}</w:t>
             </w:r>
           </w:p>
@@ -422,7 +452,11 @@
       <w:tr>
         <w:tc>
           <w:tcPr>
-            <w:tcW w:w="2551" w:type="dxa"/>
+            <w:tcW w:w="9638" w:type="dxa"/>
+            <w:gridSpan w:val="2"/>
+            <w:tcBorders>
+              <w:bottom w:val="none"/>
+            </w:tcBorders>
             <w:shd w:val="clear" w:color="auto" w:fill="TINTFILLTOKEN"/>
           </w:tcPr>
           <w:p>
@@ -438,10 +472,16 @@
             </w:r>
           </w:p>
         </w:tc>
-        <w:tc>
-          <w:tcPr>
-            <w:tcW w:w="7087" w:type="dxa"/>
-            <w:shd w:val="clear" w:color="auto" w:fill="FFFFFF"/>
+      </w:tr>
+      <w:tr>
+        <w:tc>
+          <w:tcPr>
+            <w:tcW w:w="9638" w:type="dxa"/>
+            <w:gridSpan w:val="2"/>
+            <w:shd w:val="clear" w:color="auto" w:fill="FFFFFF"/>
+            <w:tcMar>
+              <w:right w:w="2551" w:type="dxa"/>
+            </w:tcMar>
           </w:tcPr>
           <w:p>
             <w:pPr>
@@ -456,7 +496,11 @@
       <w:tr>
         <w:tc>
           <w:tcPr>
-            <w:tcW w:w="2551" w:type="dxa"/>
+            <w:tcW w:w="9638" w:type="dxa"/>
+            <w:gridSpan w:val="2"/>
+            <w:tcBorders>
+              <w:bottom w:val="none"/>
+            </w:tcBorders>
             <w:shd w:val="clear" w:color="auto" w:fill="TINTFILLTOKEN"/>
           </w:tcPr>
           <w:p>
@@ -472,10 +516,16 @@
             </w:r>
           </w:p>
         </w:tc>
-        <w:tc>
-          <w:tcPr>
-            <w:tcW w:w="7087" w:type="dxa"/>
-            <w:shd w:val="clear" w:color="auto" w:fill="FFFFFF"/>
+      </w:tr>
+      <w:tr>
+        <w:tc>
+          <w:tcPr>
+            <w:tcW w:w="9638" w:type="dxa"/>
+            <w:gridSpan w:val="2"/>
+            <w:shd w:val="clear" w:color="auto" w:fill="FFFFFF"/>
+            <w:tcMar>
+              <w:right w:w="2551" w:type="dxa"/>
+            </w:tcMar>
           </w:tcPr>
           <w:p>
             <w:pPr>
@@ -490,7 +540,11 @@
       <w:tr>
         <w:tc>
           <w:tcPr>
-            <w:tcW w:w="2551" w:type="dxa"/>
+            <w:tcW w:w="9638" w:type="dxa"/>
+            <w:gridSpan w:val="2"/>
+            <w:tcBorders>
+              <w:bottom w:val="none"/>
+            </w:tcBorders>
             <w:shd w:val="clear" w:color="auto" w:fill="TINTFILLTOKEN"/>
           </w:tcPr>
           <w:p>
@@ -506,10 +560,16 @@
             </w:r>
           </w:p>
         </w:tc>
-        <w:tc>
-          <w:tcPr>
-            <w:tcW w:w="7087" w:type="dxa"/>
-            <w:shd w:val="clear" w:color="auto" w:fill="FFFFFF"/>
+      </w:tr>
+      <w:tr>
+        <w:tc>
+          <w:tcPr>
+            <w:tcW w:w="9638" w:type="dxa"/>
+            <w:gridSpan w:val="2"/>
+            <w:shd w:val="clear" w:color="auto" w:fill="FFFFFF"/>
+            <w:tcMar>
+              <w:right w:w="2551" w:type="dxa"/>
+            </w:tcMar>
           </w:tcPr>
           <w:p>
             <w:pPr>
@@ -524,7 +584,11 @@
       <w:tr>
         <w:tc>
           <w:tcPr>
-            <w:tcW w:w="2551" w:type="dxa"/>
+            <w:tcW w:w="9638" w:type="dxa"/>
+            <w:gridSpan w:val="2"/>
+            <w:tcBorders>
+              <w:bottom w:val="none"/>
+            </w:tcBorders>
             <w:shd w:val="clear" w:color="auto" w:fill="TINTFILLTOKEN"/>
           </w:tcPr>
           <w:p>
@@ -540,10 +604,16 @@
             </w:r>
           </w:p>
         </w:tc>
-        <w:tc>
-          <w:tcPr>
-            <w:tcW w:w="7087" w:type="dxa"/>
-            <w:shd w:val="clear" w:color="auto" w:fill="FFFFFF"/>
+      </w:tr>
+      <w:tr>
+        <w:tc>
+          <w:tcPr>
+            <w:tcW w:w="9638" w:type="dxa"/>
+            <w:gridSpan w:val="2"/>
+            <w:shd w:val="clear" w:color="auto" w:fill="FFFFFF"/>
+            <w:tcMar>
+              <w:right w:w="2551" w:type="dxa"/>
+            </w:tcMar>
           </w:tcPr>
           <w:p>
             <w:pPr>
@@ -704,7 +774,11 @@
       <w:tr>
         <w:tc>
           <w:tcPr>
-            <w:tcW w:w="2551" w:type="dxa"/>
+            <w:tcW w:w="9638" w:type="dxa"/>
+            <w:gridSpan w:val="2"/>
+            <w:tcBorders>
+              <w:bottom w:val="none"/>
+            </w:tcBorders>
             <w:shd w:val="clear" w:color="auto" w:fill="TINTFILLTOKEN"/>
           </w:tcPr>
           <w:p>
@@ -720,10 +794,16 @@
             </w:r>
           </w:p>
         </w:tc>
-        <w:tc>
-          <w:tcPr>
-            <w:tcW w:w="7087" w:type="dxa"/>
-            <w:shd w:val="clear" w:color="auto" w:fill="FFFFFF"/>
+      </w:tr>
+      <w:tr>
+        <w:tc>
+          <w:tcPr>
+            <w:tcW w:w="9638" w:type="dxa"/>
+            <w:gridSpan w:val="2"/>
+            <w:shd w:val="clear" w:color="auto" w:fill="FFFFFF"/>
+            <w:tcMar>
+              <w:right w:w="2551" w:type="dxa"/>
+            </w:tcMar>
           </w:tcPr>
           <w:p>
             <w:pPr>
@@ -738,7 +818,11 @@
       <w:tr>
         <w:tc>
           <w:tcPr>
-            <w:tcW w:w="2551" w:type="dxa"/>
+            <w:tcW w:w="9638" w:type="dxa"/>
+            <w:gridSpan w:val="2"/>
+            <w:tcBorders>
+              <w:bottom w:val="none"/>
+            </w:tcBorders>
             <w:shd w:val="clear" w:color="auto" w:fill="TINTFILLTOKEN"/>
           </w:tcPr>
           <w:p>
@@ -754,10 +838,16 @@
             </w:r>
           </w:p>
         </w:tc>
-        <w:tc>
-          <w:tcPr>
-            <w:tcW w:w="7087" w:type="dxa"/>
-            <w:shd w:val="clear" w:color="auto" w:fill="FFFFFF"/>
+      </w:tr>
+      <w:tr>
+        <w:tc>
+          <w:tcPr>
+            <w:tcW w:w="9638" w:type="dxa"/>
+            <w:gridSpan w:val="2"/>
+            <w:shd w:val="clear" w:color="auto" w:fill="FFFFFF"/>
+            <w:tcMar>
+              <w:right w:w="2551" w:type="dxa"/>
+            </w:tcMar>
           </w:tcPr>
           <w:p>
             <w:pPr>
@@ -772,7 +862,11 @@
       <w:tr>
         <w:tc>
           <w:tcPr>
-            <w:tcW w:w="2551" w:type="dxa"/>
+            <w:tcW w:w="9638" w:type="dxa"/>
+            <w:gridSpan w:val="2"/>
+            <w:tcBorders>
+              <w:bottom w:val="none"/>
+            </w:tcBorders>
             <w:shd w:val="clear" w:color="auto" w:fill="TINTFILLTOKEN"/>
           </w:tcPr>
           <w:p>
@@ -788,10 +882,16 @@
             </w:r>
           </w:p>
         </w:tc>
-        <w:tc>
-          <w:tcPr>
-            <w:tcW w:w="7087" w:type="dxa"/>
-            <w:shd w:val="clear" w:color="auto" w:fill="FFFFFF"/>
+      </w:tr>
+      <w:tr>
+        <w:tc>
+          <w:tcPr>
+            <w:tcW w:w="9638" w:type="dxa"/>
+            <w:gridSpan w:val="2"/>
+            <w:shd w:val="clear" w:color="auto" w:fill="FFFFFF"/>
+            <w:tcMar>
+              <w:right w:w="2551" w:type="dxa"/>
+            </w:tcMar>
           </w:tcPr>
           <w:p>
             <w:pPr>
@@ -806,7 +906,11 @@
       <w:tr>
         <w:tc>
           <w:tcPr>
-            <w:tcW w:w="2551" w:type="dxa"/>
+            <w:tcW w:w="9638" w:type="dxa"/>
+            <w:gridSpan w:val="2"/>
+            <w:tcBorders>
+              <w:bottom w:val="none"/>
+            </w:tcBorders>
             <w:shd w:val="clear" w:color="auto" w:fill="TINTFILLTOKEN"/>
           </w:tcPr>
           <w:p>
@@ -822,10 +926,16 @@
             </w:r>
           </w:p>
         </w:tc>
-        <w:tc>
-          <w:tcPr>
-            <w:tcW w:w="7087" w:type="dxa"/>
-            <w:shd w:val="clear" w:color="auto" w:fill="FFFFFF"/>
+      </w:tr>
+      <w:tr>
+        <w:tc>
+          <w:tcPr>
+            <w:tcW w:w="9638" w:type="dxa"/>
+            <w:gridSpan w:val="2"/>
+            <w:shd w:val="clear" w:color="auto" w:fill="FFFFFF"/>
+            <w:tcMar>
+              <w:right w:w="2551" w:type="dxa"/>
+            </w:tcMar>
           </w:tcPr>
           <w:p>
             <w:pPr>
@@ -840,7 +950,11 @@
       <w:tr>
         <w:tc>
           <w:tcPr>
-            <w:tcW w:w="2551" w:type="dxa"/>
+            <w:tcW w:w="9638" w:type="dxa"/>
+            <w:gridSpan w:val="2"/>
+            <w:tcBorders>
+              <w:bottom w:val="none"/>
+            </w:tcBorders>
             <w:shd w:val="clear" w:color="auto" w:fill="TINTFILLTOKEN"/>
           </w:tcPr>
           <w:p>
@@ -856,10 +970,16 @@
             </w:r>
           </w:p>
         </w:tc>
-        <w:tc>
-          <w:tcPr>
-            <w:tcW w:w="7087" w:type="dxa"/>
-            <w:shd w:val="clear" w:color="auto" w:fill="FFFFFF"/>
+      </w:tr>
+      <w:tr>
+        <w:tc>
+          <w:tcPr>
+            <w:tcW w:w="9638" w:type="dxa"/>
+            <w:gridSpan w:val="2"/>
+            <w:shd w:val="clear" w:color="auto" w:fill="FFFFFF"/>
+            <w:tcMar>
+              <w:right w:w="2551" w:type="dxa"/>
+            </w:tcMar>
           </w:tcPr>
           <w:p>
             <w:pPr>
@@ -874,7 +994,11 @@
       <w:tr>
         <w:tc>
           <w:tcPr>
-            <w:tcW w:w="2551" w:type="dxa"/>
+            <w:tcW w:w="9638" w:type="dxa"/>
+            <w:gridSpan w:val="2"/>
+            <w:tcBorders>
+              <w:bottom w:val="none"/>
+            </w:tcBorders>
             <w:shd w:val="clear" w:color="auto" w:fill="TINTFILLTOKEN"/>
           </w:tcPr>
           <w:p>
@@ -890,10 +1014,16 @@
             </w:r>
           </w:p>
         </w:tc>
-        <w:tc>
-          <w:tcPr>
-            <w:tcW w:w="7087" w:type="dxa"/>
-            <w:shd w:val="clear" w:color="auto" w:fill="FFFFFF"/>
+      </w:tr>
+      <w:tr>
+        <w:tc>
+          <w:tcPr>
+            <w:tcW w:w="9638" w:type="dxa"/>
+            <w:gridSpan w:val="2"/>
+            <w:shd w:val="clear" w:color="auto" w:fill="FFFFFF"/>
+            <w:tcMar>
+              <w:right w:w="2551" w:type="dxa"/>
+            </w:tcMar>
           </w:tcPr>
           <w:p>
             <w:pPr>
@@ -908,7 +1038,11 @@
       <w:tr>
         <w:tc>
           <w:tcPr>
-            <w:tcW w:w="2551" w:type="dxa"/>
+            <w:tcW w:w="9638" w:type="dxa"/>
+            <w:gridSpan w:val="2"/>
+            <w:tcBorders>
+              <w:bottom w:val="none"/>
+            </w:tcBorders>
             <w:shd w:val="clear" w:color="auto" w:fill="TINTFILLTOKEN"/>
           </w:tcPr>
           <w:p>
@@ -924,10 +1058,16 @@
             </w:r>
           </w:p>
         </w:tc>
-        <w:tc>
-          <w:tcPr>
-            <w:tcW w:w="7087" w:type="dxa"/>
-            <w:shd w:val="clear" w:color="auto" w:fill="FFFFFF"/>
+      </w:tr>
+      <w:tr>
+        <w:tc>
+          <w:tcPr>
+            <w:tcW w:w="9638" w:type="dxa"/>
+            <w:gridSpan w:val="2"/>
+            <w:shd w:val="clear" w:color="auto" w:fill="FFFFFF"/>
+            <w:tcMar>
+              <w:right w:w="2551" w:type="dxa"/>
+            </w:tcMar>
           </w:tcPr>
           <w:p>
             <w:pPr>
@@ -942,7 +1082,11 @@
       <w:tr>
         <w:tc>
           <w:tcPr>
-            <w:tcW w:w="2551" w:type="dxa"/>
+            <w:tcW w:w="9638" w:type="dxa"/>
+            <w:gridSpan w:val="2"/>
+            <w:tcBorders>
+              <w:bottom w:val="none"/>
+            </w:tcBorders>
             <w:shd w:val="clear" w:color="auto" w:fill="TINTFILLTOKEN"/>
           </w:tcPr>
           <w:p>
@@ -958,10 +1102,16 @@
             </w:r>
           </w:p>
         </w:tc>
-        <w:tc>
-          <w:tcPr>
-            <w:tcW w:w="7087" w:type="dxa"/>
-            <w:shd w:val="clear" w:color="auto" w:fill="FFFFFF"/>
+      </w:tr>
+      <w:tr>
+        <w:tc>
+          <w:tcPr>
+            <w:tcW w:w="9638" w:type="dxa"/>
+            <w:gridSpan w:val="2"/>
+            <w:shd w:val="clear" w:color="auto" w:fill="FFFFFF"/>
+            <w:tcMar>
+              <w:right w:w="2551" w:type="dxa"/>
+            </w:tcMar>
           </w:tcPr>
           <w:p>
             <w:pPr>
@@ -976,7 +1126,11 @@
       <w:tr>
         <w:tc>
           <w:tcPr>
-            <w:tcW w:w="2551" w:type="dxa"/>
+            <w:tcW w:w="9638" w:type="dxa"/>
+            <w:gridSpan w:val="2"/>
+            <w:tcBorders>
+              <w:bottom w:val="none"/>
+            </w:tcBorders>
             <w:shd w:val="clear" w:color="auto" w:fill="TINTFILLTOKEN"/>
           </w:tcPr>
           <w:p>
@@ -992,10 +1146,16 @@
             </w:r>
           </w:p>
         </w:tc>
-        <w:tc>
-          <w:tcPr>
-            <w:tcW w:w="7087" w:type="dxa"/>
-            <w:shd w:val="clear" w:color="auto" w:fill="FFFFFF"/>
+      </w:tr>
+      <w:tr>
+        <w:tc>
+          <w:tcPr>
+            <w:tcW w:w="9638" w:type="dxa"/>
+            <w:gridSpan w:val="2"/>
+            <w:shd w:val="clear" w:color="auto" w:fill="FFFFFF"/>
+            <w:tcMar>
+              <w:right w:w="2551" w:type="dxa"/>
+            </w:tcMar>
           </w:tcPr>
           <w:p>
             <w:pPr>
@@ -1010,7 +1170,11 @@
       <w:tr>
         <w:tc>
           <w:tcPr>
-            <w:tcW w:w="2551" w:type="dxa"/>
+            <w:tcW w:w="9638" w:type="dxa"/>
+            <w:gridSpan w:val="2"/>
+            <w:tcBorders>
+              <w:bottom w:val="none"/>
+            </w:tcBorders>
             <w:shd w:val="clear" w:color="auto" w:fill="TINTFILLTOKEN"/>
           </w:tcPr>
           <w:p>
@@ -1026,10 +1190,16 @@
             </w:r>
           </w:p>
         </w:tc>
-        <w:tc>
-          <w:tcPr>
-            <w:tcW w:w="7087" w:type="dxa"/>
-            <w:shd w:val="clear" w:color="auto" w:fill="FFFFFF"/>
+      </w:tr>
+      <w:tr>
+        <w:tc>
+          <w:tcPr>
+            <w:tcW w:w="9638" w:type="dxa"/>
+            <w:gridSpan w:val="2"/>
+            <w:shd w:val="clear" w:color="auto" w:fill="FFFFFF"/>
+            <w:tcMar>
+              <w:right w:w="2551" w:type="dxa"/>
+            </w:tcMar>
           </w:tcPr>
           <w:p>
             <w:pPr>
@@ -1122,7 +1292,11 @@
       <w:tr>
         <w:tc>
           <w:tcPr>
-            <w:tcW w:w="2551" w:type="dxa"/>
+            <w:tcW w:w="9638" w:type="dxa"/>
+            <w:gridSpan w:val="2"/>
+            <w:tcBorders>
+              <w:bottom w:val="none"/>
+            </w:tcBorders>
             <w:shd w:val="clear" w:color="auto" w:fill="TINTFILLTOKEN"/>
           </w:tcPr>
           <w:p>
@@ -1138,10 +1312,16 @@
             </w:r>
           </w:p>
         </w:tc>
-        <w:tc>
-          <w:tcPr>
-            <w:tcW w:w="7087" w:type="dxa"/>
-            <w:shd w:val="clear" w:color="auto" w:fill="FFFFFF"/>
+      </w:tr>
+      <w:tr>
+        <w:tc>
+          <w:tcPr>
+            <w:tcW w:w="9638" w:type="dxa"/>
+            <w:gridSpan w:val="2"/>
+            <w:shd w:val="clear" w:color="auto" w:fill="FFFFFF"/>
+            <w:tcMar>
+              <w:right w:w="2551" w:type="dxa"/>
+            </w:tcMar>
           </w:tcPr>
           <w:p>
             <w:pPr>
@@ -1156,7 +1336,11 @@
       <w:tr>
         <w:tc>
           <w:tcPr>
-            <w:tcW w:w="2551" w:type="dxa"/>
+            <w:tcW w:w="9638" w:type="dxa"/>
+            <w:gridSpan w:val="2"/>
+            <w:tcBorders>
+              <w:bottom w:val="none"/>
+            </w:tcBorders>
             <w:shd w:val="clear" w:color="auto" w:fill="TINTFILLTOKEN"/>
           </w:tcPr>
           <w:p>
@@ -1172,10 +1356,16 @@
             </w:r>
           </w:p>
         </w:tc>
-        <w:tc>
-          <w:tcPr>
-            <w:tcW w:w="7087" w:type="dxa"/>
-            <w:shd w:val="clear" w:color="auto" w:fill="FFFFFF"/>
+      </w:tr>
+      <w:tr>
+        <w:tc>
+          <w:tcPr>
+            <w:tcW w:w="9638" w:type="dxa"/>
+            <w:gridSpan w:val="2"/>
+            <w:shd w:val="clear" w:color="auto" w:fill="FFFFFF"/>
+            <w:tcMar>
+              <w:right w:w="2551" w:type="dxa"/>
+            </w:tcMar>
           </w:tcPr>
           <w:p>
             <w:pPr>
@@ -1190,7 +1380,11 @@
       <w:tr>
         <w:tc>
           <w:tcPr>
-            <w:tcW w:w="2551" w:type="dxa"/>
+            <w:tcW w:w="9638" w:type="dxa"/>
+            <w:gridSpan w:val="2"/>
+            <w:tcBorders>
+              <w:bottom w:val="none"/>
+            </w:tcBorders>
             <w:shd w:val="clear" w:color="auto" w:fill="TINTFILLTOKEN"/>
           </w:tcPr>
           <w:p>
@@ -1206,10 +1400,16 @@
             </w:r>
           </w:p>
         </w:tc>
-        <w:tc>
-          <w:tcPr>
-            <w:tcW w:w="7087" w:type="dxa"/>
-            <w:shd w:val="clear" w:color="auto" w:fill="FFFFFF"/>
+      </w:tr>
+      <w:tr>
+        <w:tc>
+          <w:tcPr>
+            <w:tcW w:w="9638" w:type="dxa"/>
+            <w:gridSpan w:val="2"/>
+            <w:shd w:val="clear" w:color="auto" w:fill="FFFFFF"/>
+            <w:tcMar>
+              <w:right w:w="2551" w:type="dxa"/>
+            </w:tcMar>
           </w:tcPr>
           <w:p>
             <w:pPr>
@@ -1224,7 +1424,11 @@
       <w:tr>
         <w:tc>
           <w:tcPr>
-            <w:tcW w:w="2551" w:type="dxa"/>
+            <w:tcW w:w="9638" w:type="dxa"/>
+            <w:gridSpan w:val="2"/>
+            <w:tcBorders>
+              <w:bottom w:val="none"/>
+            </w:tcBorders>
             <w:shd w:val="clear" w:color="auto" w:fill="TINTFILLTOKEN"/>
           </w:tcPr>
           <w:p>
@@ -1240,10 +1444,16 @@
             </w:r>
           </w:p>
         </w:tc>
-        <w:tc>
-          <w:tcPr>
-            <w:tcW w:w="7087" w:type="dxa"/>
-            <w:shd w:val="clear" w:color="auto" w:fill="FFFFFF"/>
+      </w:tr>
+      <w:tr>
+        <w:tc>
+          <w:tcPr>
+            <w:tcW w:w="9638" w:type="dxa"/>
+            <w:gridSpan w:val="2"/>
+            <w:shd w:val="clear" w:color="auto" w:fill="FFFFFF"/>
+            <w:tcMar>
+              <w:right w:w="2551" w:type="dxa"/>
+            </w:tcMar>
           </w:tcPr>
           <w:p>
             <w:pPr>
@@ -1628,7 +1838,11 @@
       <w:tr>
         <w:tc>
           <w:tcPr>
-            <w:tcW w:w="2551" w:type="dxa"/>
+            <w:tcW w:w="9638" w:type="dxa"/>
+            <w:gridSpan w:val="2"/>
+            <w:tcBorders>
+              <w:bottom w:val="none"/>
+            </w:tcBorders>
             <w:shd w:val="clear" w:color="auto" w:fill="TINTFILLTOKEN"/>
           </w:tcPr>
           <w:p>
@@ -1644,10 +1858,16 @@
             </w:r>
           </w:p>
         </w:tc>
-        <w:tc>
-          <w:tcPr>
-            <w:tcW w:w="7087" w:type="dxa"/>
-            <w:shd w:val="clear" w:color="auto" w:fill="FFFFFF"/>
+      </w:tr>
+      <w:tr>
+        <w:tc>
+          <w:tcPr>
+            <w:tcW w:w="9638" w:type="dxa"/>
+            <w:gridSpan w:val="2"/>
+            <w:shd w:val="clear" w:color="auto" w:fill="FFFFFF"/>
+            <w:tcMar>
+              <w:right w:w="2551" w:type="dxa"/>
+            </w:tcMar>
           </w:tcPr>
           <w:p>
             <w:pPr>

--- a/src/main/resources/docx-templates/rhi-report-template.docx
+++ b/src/main/resources/docx-templates/rhi-report-template.docx
@@ -5,37 +5,297 @@
     <w:p>
       <w:pPr>
         <w:pStyle w:val="Title"/>
-        <w:spacing w:after="40"/>
-        <w:jc w:val="center"/>
+        <w:spacing w:before="0" w:after="40"/>
+        <w:jc w:val="left"/>
       </w:pPr>
       <w:r>
         <w:rPr>
           <w:b/>
-          <w:color w:val="ACCENTTEXTDARKTOKEN"/>
-          <w:sz w:val="40"/>
-          <w:szCs w:val="40"/>
+          <w:color w:val="1F2328"/>
+          <w:spacing w:val="-4"/>
+          <w:sz w:val="32"/>
+          <w:szCs w:val="32"/>
         </w:rPr>
         <w:t xml:space="preserve">Return Home Interview Report</w:t>
       </w:r>
     </w:p>
     <w:p>
       <w:pPr>
-        <w:pBdr>
-          <w:bottom w:val="single" w:sz="18" w:space="8" w:color="ACCENTFILLTOKEN"/>
-        </w:pBdr>
-        <w:spacing w:after="120"/>
-        <w:jc w:val="center"/>
+        <w:spacing w:before="0" w:after="120" w:line="264" w:lineRule="auto"/>
       </w:pPr>
       <w:r>
         <w:rPr>
-          <w:i/>
           <w:color w:val="686F7D"/>
-          <w:sz w:val="20"/>
-          <w:szCs w:val="20"/>
+          <w:sz w:val="18"/>
+          <w:szCs w:val="18"/>
         </w:rPr>
-        <w:t xml:space="preserve">Generated by Return Home Tracker on ${generatedAt}</w:t>
+        <w:t xml:space="preserve">Statutory return home interview · ${supplierName}</w:t>
       </w:r>
     </w:p>
+    <w:p>
+      <w:pPr>
+        <w:spacing w:before="0" w:after="200"/>
+      </w:pPr>
+      <w:r>
+        <w:rPr>
+          <w:b/>
+          <w:caps/>
+          <w:color w:val="166534"/>
+          <w:spacing w:val="16"/>
+          <w:sz w:val="16"/>
+          <w:szCs w:val="16"/>
+          <w:shd w:val="clear" w:color="auto" w:fill="DCFCE7"/>
+        </w:rPr>
+        <w:t xml:space="preserve">  APPROVED  </w:t>
+      </w:r>
+    </w:p>
+    <w:tbl>
+      <w:tblPr>
+        <w:tblW w:w="9638" w:type="dxa"/>
+        <w:tblBorders>
+          <w:top w:val="single" w:sz="16" w:color="ACCENTTEXTDARKTOKEN"/>
+          <w:left w:val="none"/>
+          <w:bottom w:val="single" w:sz="8" w:color="E3E1DC"/>
+          <w:right w:val="none"/>
+          <w:insideH w:val="none"/>
+          <w:insideV w:val="none"/>
+        </w:tblBorders>
+        <w:tblLayout w:type="fixed"/>
+        <w:tblCellMar>
+          <w:top w:w="136" w:type="dxa"/>
+          <w:left w:w="0" w:type="dxa"/>
+          <w:bottom w:w="136" w:type="dxa"/>
+          <w:right w:w="0" w:type="dxa"/>
+        </w:tblCellMar>
+        <w:tblLook w:firstColumn="1" w:firstRow="1" w:lastRow="0" w:lastColumn="0" w:noHBand="0" w:noVBand="1"/>
+        <w:tblCaption w:val="Report identification"/>
+        <w:tblDescription w:val="Identifying details for this report and whether the interview happened within 72 hours of return."/>
+      </w:tblPr>
+      <w:tblGrid>
+        <w:gridCol w:w="2551"/>
+        <w:gridCol w:w="7087"/>
+      </w:tblGrid>
+      <w:tr>
+        <w:tc>
+          <w:tcPr>
+            <w:tcW w:w="2551" w:type="dxa"/>
+            <w:tcMar>
+              <w:right w:w="284" w:type="dxa"/>
+            </w:tcMar>
+          </w:tcPr>
+          <w:p>
+            <w:pPr>
+              <w:spacing w:before="0" w:after="0" w:line="240" w:lineRule="auto"/>
+            </w:pPr>
+            <w:r>
+              <w:rPr>
+                <w:b/>
+                <w:caps/>
+                <w:color w:val="686F7D"/>
+                <w:spacing w:val="8"/>
+                <w:sz w:val="16"/>
+                <w:szCs w:val="16"/>
+              </w:rPr>
+              <w:t xml:space="preserve">Young person</w:t>
+            </w:r>
+          </w:p>
+        </w:tc>
+        <w:tc>
+          <w:tcPr>
+            <w:tcW w:w="7087" w:type="dxa"/>
+          </w:tcPr>
+          <w:p>
+            <w:pPr>
+              <w:spacing w:before="0" w:after="0" w:line="240" w:lineRule="auto"/>
+            </w:pPr>
+            <w:r>
+              <w:rPr>
+                <w:color w:val="1F2328"/>
+                <w:sz w:val="20"/>
+                <w:szCs w:val="20"/>
+              </w:rPr>
+              <w:t xml:space="preserve">${childName}</w:t>
+            </w:r>
+          </w:p>
+        </w:tc>
+      </w:tr>
+      <w:tr>
+        <w:tc>
+          <w:tcPr>
+            <w:tcW w:w="2551" w:type="dxa"/>
+            <w:tcMar>
+              <w:right w:w="284" w:type="dxa"/>
+            </w:tcMar>
+          </w:tcPr>
+          <w:p>
+            <w:pPr>
+              <w:spacing w:before="0" w:after="0" w:line="240" w:lineRule="auto"/>
+            </w:pPr>
+            <w:r>
+              <w:rPr>
+                <w:b/>
+                <w:caps/>
+                <w:color w:val="686F7D"/>
+                <w:spacing w:val="8"/>
+                <w:sz w:val="16"/>
+                <w:szCs w:val="16"/>
+              </w:rPr>
+              <w:t xml:space="preserve">Case reference</w:t>
+            </w:r>
+          </w:p>
+        </w:tc>
+        <w:tc>
+          <w:tcPr>
+            <w:tcW w:w="7087" w:type="dxa"/>
+          </w:tcPr>
+          <w:p>
+            <w:pPr>
+              <w:spacing w:before="0" w:after="0" w:line="240" w:lineRule="auto"/>
+            </w:pPr>
+            <w:r>
+              <w:rPr>
+                <w:color w:val="1F2328"/>
+                <w:sz w:val="20"/>
+                <w:szCs w:val="20"/>
+              </w:rPr>
+              <w:t xml:space="preserve">${caseReference}</w:t>
+            </w:r>
+          </w:p>
+        </w:tc>
+      </w:tr>
+      <w:tr>
+        <w:tc>
+          <w:tcPr>
+            <w:tcW w:w="2551" w:type="dxa"/>
+            <w:tcMar>
+              <w:right w:w="284" w:type="dxa"/>
+            </w:tcMar>
+          </w:tcPr>
+          <w:p>
+            <w:pPr>
+              <w:spacing w:before="0" w:after="0" w:line="240" w:lineRule="auto"/>
+            </w:pPr>
+            <w:r>
+              <w:rPr>
+                <w:b/>
+                <w:caps/>
+                <w:color w:val="686F7D"/>
+                <w:spacing w:val="8"/>
+                <w:sz w:val="16"/>
+                <w:szCs w:val="16"/>
+              </w:rPr>
+              <w:t xml:space="preserve">Home</w:t>
+            </w:r>
+          </w:p>
+        </w:tc>
+        <w:tc>
+          <w:tcPr>
+            <w:tcW w:w="7087" w:type="dxa"/>
+          </w:tcPr>
+          <w:p>
+            <w:pPr>
+              <w:spacing w:before="0" w:after="0" w:line="240" w:lineRule="auto"/>
+            </w:pPr>
+            <w:r>
+              <w:rPr>
+                <w:color w:val="1F2328"/>
+                <w:sz w:val="20"/>
+                <w:szCs w:val="20"/>
+              </w:rPr>
+              <w:t xml:space="preserve">${homeName}</w:t>
+            </w:r>
+          </w:p>
+        </w:tc>
+      </w:tr>
+      <w:tr>
+        <w:tc>
+          <w:tcPr>
+            <w:tcW w:w="2551" w:type="dxa"/>
+            <w:tcMar>
+              <w:right w:w="284" w:type="dxa"/>
+            </w:tcMar>
+          </w:tcPr>
+          <w:p>
+            <w:pPr>
+              <w:spacing w:before="0" w:after="0" w:line="240" w:lineRule="auto"/>
+            </w:pPr>
+            <w:r>
+              <w:rPr>
+                <w:b/>
+                <w:caps/>
+                <w:color w:val="686F7D"/>
+                <w:spacing w:val="8"/>
+                <w:sz w:val="16"/>
+                <w:szCs w:val="16"/>
+              </w:rPr>
+              <w:t xml:space="preserve">Interview held</w:t>
+            </w:r>
+          </w:p>
+        </w:tc>
+        <w:tc>
+          <w:tcPr>
+            <w:tcW w:w="7087" w:type="dxa"/>
+          </w:tcPr>
+          <w:p>
+            <w:pPr>
+              <w:spacing w:before="0" w:after="0" w:line="240" w:lineRule="auto"/>
+            </w:pPr>
+            <w:r>
+              <w:rPr>
+                <w:color w:val="1F2328"/>
+                <w:sz w:val="20"/>
+                <w:szCs w:val="20"/>
+              </w:rPr>
+              <w:t xml:space="preserve">${interviewHeldLine}</w:t>
+            </w:r>
+          </w:p>
+        </w:tc>
+      </w:tr>
+      <w:tr>
+        <w:tc>
+          <w:tcPr>
+            <w:tcW w:w="2551" w:type="dxa"/>
+            <w:tcMar>
+              <w:right w:w="284" w:type="dxa"/>
+            </w:tcMar>
+          </w:tcPr>
+          <w:p>
+            <w:pPr>
+              <w:spacing w:before="0" w:after="0" w:line="240" w:lineRule="auto"/>
+            </w:pPr>
+            <w:r>
+              <w:rPr>
+                <w:b/>
+                <w:caps/>
+                <w:color w:val="686F7D"/>
+                <w:spacing w:val="8"/>
+                <w:sz w:val="16"/>
+                <w:szCs w:val="16"/>
+              </w:rPr>
+              <w:t xml:space="preserve">Report generated</w:t>
+            </w:r>
+          </w:p>
+        </w:tc>
+        <w:tc>
+          <w:tcPr>
+            <w:tcW w:w="7087" w:type="dxa"/>
+          </w:tcPr>
+          <w:p>
+            <w:pPr>
+              <w:spacing w:before="0" w:after="0" w:line="240" w:lineRule="auto"/>
+            </w:pPr>
+            <w:r>
+              <w:rPr>
+                <w:color w:val="1F2328"/>
+                <w:sz w:val="20"/>
+                <w:szCs w:val="20"/>
+              </w:rPr>
+              <w:t xml:space="preserve">${generatedAt}</w:t>
+            </w:r>
+          </w:p>
+        </w:tc>
+      </w:tr>
+    </w:tbl>
     <w:p>
       <w:pPr>
         <w:spacing w:before="0" w:after="0" w:line="240" w:lineRule="exact"/>
@@ -1955,48 +2215,6 @@
       <w:tr>
         <w:tc>
           <w:tcPr>
-            <w:tcW w:w="2551" w:type="dxa"/>
-            <w:tcMar>
-              <w:right w:w="284" w:type="dxa"/>
-            </w:tcMar>
-          </w:tcPr>
-          <w:p>
-            <w:pPr>
-              <w:spacing w:before="20" w:after="0" w:line="240" w:lineRule="auto"/>
-            </w:pPr>
-            <w:r>
-              <w:rPr>
-                <w:b/>
-                <w:color w:val="3A4150"/>
-                <w:sz w:val="18"/>
-                <w:szCs w:val="18"/>
-              </w:rPr>
-              <w:t xml:space="preserve">Signed</w:t>
-            </w:r>
-          </w:p>
-        </w:tc>
-        <w:tc>
-          <w:tcPr>
-            <w:tcW w:w="7087" w:type="dxa"/>
-          </w:tcPr>
-          <w:p>
-            <w:pPr>
-              <w:spacing w:before="0" w:after="0" w:line="264" w:lineRule="auto"/>
-            </w:pPr>
-            <w:r>
-              <w:rPr>
-                <w:color w:val="1F2328"/>
-                <w:sz w:val="22"/>
-                <w:szCs w:val="22"/>
-              </w:rPr>
-              <w:t xml:space="preserve">${signedLine}</w:t>
-            </w:r>
-          </w:p>
-        </w:tc>
-      </w:tr>
-      <w:tr>
-        <w:tc>
-          <w:tcPr>
             <w:tcW w:w="9638" w:type="dxa"/>
             <w:gridSpan w:val="2"/>
             <w:tcBorders>
@@ -2051,6 +2269,187 @@
           <w:sz w:val="12"/>
         </w:rPr>
       </w:pPr>
+    </w:p>
+    <w:tbl>
+      <w:tblPr>
+        <w:tblW w:w="9638" w:type="dxa"/>
+        <w:tblBorders>
+          <w:top w:val="none"/>
+          <w:left w:val="none"/>
+          <w:bottom w:val="none"/>
+          <w:right w:val="none"/>
+          <w:insideH w:val="none"/>
+          <w:insideV w:val="none"/>
+        </w:tblBorders>
+        <w:tblLayout w:type="fixed"/>
+        <w:tblCellMar>
+          <w:top w:w="136" w:type="dxa"/>
+          <w:left w:w="0" w:type="dxa"/>
+          <w:bottom w:w="136" w:type="dxa"/>
+          <w:right w:w="0" w:type="dxa"/>
+        </w:tblCellMar>
+        <w:tblLook w:firstColumn="0" w:firstRow="1" w:lastRow="0" w:lastColumn="0" w:noHBand="0" w:noVBand="1"/>
+        <w:tblCaption w:val="Signatures"/>
+        <w:tblDescription w:val="The interviewer who conducted the interview and the reviewer who approved the report."/>
+      </w:tblPr>
+      <w:tblGrid>
+        <w:gridCol w:w="4819"/>
+        <w:gridCol w:w="4819"/>
+      </w:tblGrid>
+      <w:tr>
+        <w:tc>
+          <w:tcPr>
+            <w:tcW w:w="4819" w:type="dxa"/>
+            <w:tcBorders>
+              <w:top w:val="single" w:sz="8" w:color="E3E1DC"/>
+              <w:left w:val="none"/>
+              <w:bottom w:val="none"/>
+              <w:right w:val="none"/>
+            </w:tcBorders>
+            <w:tcMar>
+              <w:right w:w="284" w:type="dxa"/>
+            </w:tcMar>
+          </w:tcPr>
+          <w:p>
+            <w:pPr>
+              <w:spacing w:before="0" w:after="0" w:line="240" w:lineRule="auto"/>
+            </w:pPr>
+            <w:r>
+              <w:rPr>
+                <w:b/>
+                <w:caps/>
+                <w:color w:val="686F7D"/>
+                <w:spacing w:val="8"/>
+                <w:sz w:val="16"/>
+                <w:szCs w:val="16"/>
+              </w:rPr>
+              <w:t xml:space="preserve">Interview conducted by</w:t>
+            </w:r>
+          </w:p>
+          <w:p>
+            <w:pPr>
+              <w:spacing w:before="40" w:after="0" w:line="264" w:lineRule="auto"/>
+            </w:pPr>
+            <w:r>
+              <w:rPr>
+                <w:color w:val="1F2328"/>
+                <w:sz w:val="22"/>
+                <w:szCs w:val="22"/>
+              </w:rPr>
+              <w:t xml:space="preserve">${visitorName}</w:t>
+            </w:r>
+          </w:p>
+          <w:p>
+            <w:pPr>
+              <w:spacing w:before="0" w:after="0" w:line="240" w:lineRule="auto"/>
+            </w:pPr>
+            <w:r>
+              <w:rPr>
+                <w:color w:val="686F7D"/>
+                <w:sz w:val="18"/>
+                <w:szCs w:val="18"/>
+              </w:rPr>
+              <w:t xml:space="preserve">Independent visitor who conducted the interview</w:t>
+            </w:r>
+          </w:p>
+          <w:p>
+            <w:pPr>
+              <w:spacing w:before="40" w:after="0" w:line="240" w:lineRule="auto"/>
+            </w:pPr>
+            <w:r>
+              <w:rPr>
+                <w:color w:val="686F7D"/>
+                <w:sz w:val="18"/>
+                <w:szCs w:val="18"/>
+              </w:rPr>
+              <w:t xml:space="preserve">${signedLine}</w:t>
+            </w:r>
+          </w:p>
+        </w:tc>
+        <w:tc>
+          <w:tcPr>
+            <w:tcW w:w="4819" w:type="dxa"/>
+            <w:tcBorders>
+              <w:top w:val="single" w:sz="8" w:color="E3E1DC"/>
+              <w:left w:val="none"/>
+              <w:bottom w:val="none"/>
+              <w:right w:val="none"/>
+            </w:tcBorders>
+            <w:tcMar>
+              <w:right w:w="284" w:type="dxa"/>
+            </w:tcMar>
+          </w:tcPr>
+          <w:p>
+            <w:pPr>
+              <w:spacing w:before="0" w:after="0" w:line="240" w:lineRule="auto"/>
+            </w:pPr>
+            <w:r>
+              <w:rPr>
+                <w:b/>
+                <w:caps/>
+                <w:color w:val="686F7D"/>
+                <w:spacing w:val="8"/>
+                <w:sz w:val="16"/>
+                <w:szCs w:val="16"/>
+              </w:rPr>
+              <w:t xml:space="preserve">Report approved by</w:t>
+            </w:r>
+          </w:p>
+          <w:p>
+            <w:pPr>
+              <w:spacing w:before="40" w:after="0" w:line="264" w:lineRule="auto"/>
+            </w:pPr>
+            <w:r>
+              <w:rPr>
+                <w:color w:val="1F2328"/>
+                <w:sz w:val="22"/>
+                <w:szCs w:val="22"/>
+              </w:rPr>
+              <w:t xml:space="preserve">${approverName}</w:t>
+            </w:r>
+          </w:p>
+          <w:p>
+            <w:pPr>
+              <w:spacing w:before="0" w:after="0" w:line="240" w:lineRule="auto"/>
+            </w:pPr>
+            <w:r>
+              <w:rPr>
+                <w:color w:val="686F7D"/>
+                <w:sz w:val="18"/>
+                <w:szCs w:val="18"/>
+              </w:rPr>
+              <w:t xml:space="preserve">Reviewer who approved this report</w:t>
+            </w:r>
+          </w:p>
+          <w:p>
+            <w:pPr>
+              <w:spacing w:before="40" w:after="0" w:line="240" w:lineRule="auto"/>
+            </w:pPr>
+            <w:r>
+              <w:rPr>
+                <w:color w:val="686F7D"/>
+                <w:sz w:val="18"/>
+                <w:szCs w:val="18"/>
+              </w:rPr>
+              <w:t xml:space="preserve">${approverSignedLine}</w:t>
+            </w:r>
+          </w:p>
+        </w:tc>
+      </w:tr>
+    </w:tbl>
+    <w:p>
+      <w:pPr>
+        <w:spacing w:before="200" w:after="0" w:line="264" w:lineRule="auto"/>
+      </w:pPr>
+      <w:r>
+        <w:rPr>
+          <w:i/>
+          <w:color w:val="686F7D"/>
+          <w:sz w:val="18"/>
+          <w:szCs w:val="18"/>
+        </w:rPr>
+        <w:t xml:space="preserve">Confidential. This report concerns a child and contains personal and safeguarding information. Share it only with professionals who have a legitimate need to see it, and store it securely.</w:t>
+      </w:r>
     </w:p>
     <w:sectPr>
       <w:footerReference w:type="default" r:id="rId3"/>

--- a/src/main/resources/docx-templates/rhi-report-template.docx
+++ b/src/main/resources/docx-templates/rhi-report-template.docx
@@ -38,7 +38,10 @@
     </w:p>
     <w:p>
       <w:pPr>
-        <w:spacing w:before="0"/>
+        <w:spacing w:before="0" w:after="0" w:line="240" w:lineRule="exact"/>
+        <w:rPr>
+          <w:sz w:val="12"/>
+        </w:rPr>
       </w:pPr>
     </w:p>
     <w:tbl>
@@ -49,7 +52,7 @@
           <w:left w:val="none"/>
           <w:bottom w:val="none"/>
           <w:right w:val="none"/>
-          <w:insideH w:val="none"/>
+          <w:insideH w:val="single" w:sz="4" w:color="E3E1DC"/>
           <w:insideV w:val="none"/>
         </w:tblBorders>
         <w:tblLayout w:type="fixed"/>
@@ -59,74 +62,68 @@
           <w:bottom w:w="120" w:type="dxa"/>
           <w:right w:w="0" w:type="dxa"/>
         </w:tblCellMar>
+        <w:tblLook w:firstColumn="1" w:firstRow="1" w:lastRow="0" w:lastColumn="0" w:noHBand="0" w:noVBand="1"/>
+        <w:tblCaption w:val="Details"/>
+        <w:tblDescription w:val="Case, home and interview particulars"/>
       </w:tblPr>
       <w:tblGrid>
         <w:gridCol w:w="2551"/>
         <w:gridCol w:w="7087"/>
       </w:tblGrid>
       <w:tr>
-        <w:tc>
-          <w:tcPr>
-            <w:tcW w:w="9638" w:type="dxa"/>
-            <w:gridSpan w:val="2"/>
-            <w:shd w:val="clear" w:color="auto" w:fill="ACCENTFILLTOKEN"/>
-            <w:vAlign w:val="center"/>
+        <w:trPr>
+          <w:cantSplit/>
+        </w:trPr>
+        <w:tc>
+          <w:tcPr>
+            <w:tcW w:w="9638" w:type="dxa"/>
+            <w:gridSpan w:val="2"/>
+            <w:tcBorders>
+              <w:top w:val="single" w:sz="12" w:color="ACCENTFILLTOKEN"/>
+              <w:left w:val="none"/>
+              <w:bottom w:val="none"/>
+              <w:right w:val="none"/>
+            </w:tcBorders>
+            <w:shd w:val="clear" w:color="auto" w:fill="TINTFILLTOKEN"/>
           </w:tcPr>
           <w:p>
             <w:pPr>
               <w:pStyle w:val="Heading1"/>
-              <w:spacing w:before="60" w:after="60"/>
-            </w:pPr>
-            <w:r>
-              <w:rPr>
-                <w:b/>
-                <w:color w:val="ACCENTTEXTTOKEN"/>
-                <w:sz w:val="24"/>
-                <w:szCs w:val="24"/>
+              <w:keepNext/>
+              <w:spacing w:before="0" w:after="0" w:line="240" w:lineRule="auto"/>
+            </w:pPr>
+            <w:r>
+              <w:rPr>
+                <w:b/>
+                <w:caps/>
+                <w:color w:val="TINTTEXTTOKEN"/>
+                <w:spacing w:val="18"/>
+                <w:sz w:val="18"/>
+                <w:szCs w:val="18"/>
               </w:rPr>
               <w:t xml:space="preserve">Details</w:t>
             </w:r>
           </w:p>
         </w:tc>
       </w:tr>
-    </w:tbl>
-    <w:tbl>
-      <w:tblPr>
-        <w:tblW w:w="9638" w:type="dxa"/>
-        <w:tblBorders>
-          <w:top w:val="single" w:sz="4" w:color="E5E7EB"/>
-          <w:left w:val="single" w:sz="4" w:color="E5E7EB"/>
-          <w:bottom w:val="single" w:sz="4" w:color="E5E7EB"/>
-          <w:right w:val="single" w:sz="4" w:color="E5E7EB"/>
-          <w:insideH w:val="single" w:sz="4" w:color="E5E7EB"/>
-          <w:insideV w:val="single" w:sz="4" w:color="E5E7EB"/>
-        </w:tblBorders>
-        <w:tblLayout w:type="fixed"/>
-        <w:tblCellMar>
-          <w:top w:w="120" w:type="dxa"/>
-          <w:left w:w="0" w:type="dxa"/>
-          <w:bottom w:w="120" w:type="dxa"/>
-          <w:right w:w="0" w:type="dxa"/>
-        </w:tblCellMar>
-      </w:tblPr>
-      <w:tblGrid>
-        <w:gridCol w:w="2551"/>
-        <w:gridCol w:w="7087"/>
-      </w:tblGrid>
       <w:tr>
         <w:tc>
           <w:tcPr>
             <w:tcW w:w="2551" w:type="dxa"/>
-            <w:shd w:val="clear" w:color="auto" w:fill="TINTFILLTOKEN"/>
-          </w:tcPr>
-          <w:p>
-            <w:pPr>
-              <w:spacing w:before="0" w:after="0" w:line="264" w:lineRule="auto"/>
-            </w:pPr>
-            <w:r>
-              <w:rPr>
-                <w:b/>
-                <w:color w:val="TINTTEXTTOKEN"/>
+            <w:tcMar>
+              <w:right w:w="284" w:type="dxa"/>
+            </w:tcMar>
+          </w:tcPr>
+          <w:p>
+            <w:pPr>
+              <w:spacing w:before="20" w:after="0" w:line="240" w:lineRule="auto"/>
+            </w:pPr>
+            <w:r>
+              <w:rPr>
+                <w:b/>
+                <w:color w:val="3A4150"/>
+                <w:sz w:val="18"/>
+                <w:szCs w:val="18"/>
               </w:rPr>
               <w:t xml:space="preserve">Name of young person</w:t>
             </w:r>
@@ -135,13 +132,17 @@
         <w:tc>
           <w:tcPr>
             <w:tcW w:w="7087" w:type="dxa"/>
-            <w:shd w:val="clear" w:color="auto" w:fill="FFFFFF"/>
-          </w:tcPr>
-          <w:p>
-            <w:pPr>
-              <w:spacing w:before="0" w:after="0" w:line="264" w:lineRule="auto"/>
-            </w:pPr>
-            <w:r>
+          </w:tcPr>
+          <w:p>
+            <w:pPr>
+              <w:spacing w:before="0" w:after="0" w:line="264" w:lineRule="auto"/>
+            </w:pPr>
+            <w:r>
+              <w:rPr>
+                <w:color w:val="1F2328"/>
+                <w:sz w:val="22"/>
+                <w:szCs w:val="22"/>
+              </w:rPr>
               <w:t xml:space="preserve">${childName}</w:t>
             </w:r>
           </w:p>
@@ -151,16 +152,20 @@
         <w:tc>
           <w:tcPr>
             <w:tcW w:w="2551" w:type="dxa"/>
-            <w:shd w:val="clear" w:color="auto" w:fill="TINTFILLTOKEN"/>
-          </w:tcPr>
-          <w:p>
-            <w:pPr>
-              <w:spacing w:before="0" w:after="0" w:line="264" w:lineRule="auto"/>
-            </w:pPr>
-            <w:r>
-              <w:rPr>
-                <w:b/>
-                <w:color w:val="TINTTEXTTOKEN"/>
+            <w:tcMar>
+              <w:right w:w="284" w:type="dxa"/>
+            </w:tcMar>
+          </w:tcPr>
+          <w:p>
+            <w:pPr>
+              <w:spacing w:before="20" w:after="0" w:line="240" w:lineRule="auto"/>
+            </w:pPr>
+            <w:r>
+              <w:rPr>
+                <w:b/>
+                <w:color w:val="3A4150"/>
+                <w:sz w:val="18"/>
+                <w:szCs w:val="18"/>
               </w:rPr>
               <w:t xml:space="preserve">Home</w:t>
             </w:r>
@@ -169,13 +174,17 @@
         <w:tc>
           <w:tcPr>
             <w:tcW w:w="7087" w:type="dxa"/>
-            <w:shd w:val="clear" w:color="auto" w:fill="FFFFFF"/>
-          </w:tcPr>
-          <w:p>
-            <w:pPr>
-              <w:spacing w:before="0" w:after="0" w:line="264" w:lineRule="auto"/>
-            </w:pPr>
-            <w:r>
+          </w:tcPr>
+          <w:p>
+            <w:pPr>
+              <w:spacing w:before="0" w:after="0" w:line="264" w:lineRule="auto"/>
+            </w:pPr>
+            <w:r>
+              <w:rPr>
+                <w:color w:val="1F2328"/>
+                <w:sz w:val="22"/>
+                <w:szCs w:val="22"/>
+              </w:rPr>
               <w:t xml:space="preserve">${homeName}</w:t>
             </w:r>
           </w:p>
@@ -185,16 +194,20 @@
         <w:tc>
           <w:tcPr>
             <w:tcW w:w="2551" w:type="dxa"/>
-            <w:shd w:val="clear" w:color="auto" w:fill="TINTFILLTOKEN"/>
-          </w:tcPr>
-          <w:p>
-            <w:pPr>
-              <w:spacing w:before="0" w:after="0" w:line="264" w:lineRule="auto"/>
-            </w:pPr>
-            <w:r>
-              <w:rPr>
-                <w:b/>
-                <w:color w:val="TINTTEXTTOKEN"/>
+            <w:tcMar>
+              <w:right w:w="284" w:type="dxa"/>
+            </w:tcMar>
+          </w:tcPr>
+          <w:p>
+            <w:pPr>
+              <w:spacing w:before="20" w:after="0" w:line="240" w:lineRule="auto"/>
+            </w:pPr>
+            <w:r>
+              <w:rPr>
+                <w:b/>
+                <w:color w:val="3A4150"/>
+                <w:sz w:val="18"/>
+                <w:szCs w:val="18"/>
               </w:rPr>
               <w:t xml:space="preserve">Visitor</w:t>
             </w:r>
@@ -203,13 +216,17 @@
         <w:tc>
           <w:tcPr>
             <w:tcW w:w="7087" w:type="dxa"/>
-            <w:shd w:val="clear" w:color="auto" w:fill="FFFFFF"/>
-          </w:tcPr>
-          <w:p>
-            <w:pPr>
-              <w:spacing w:before="0" w:after="0" w:line="264" w:lineRule="auto"/>
-            </w:pPr>
-            <w:r>
+          </w:tcPr>
+          <w:p>
+            <w:pPr>
+              <w:spacing w:before="0" w:after="0" w:line="264" w:lineRule="auto"/>
+            </w:pPr>
+            <w:r>
+              <w:rPr>
+                <w:color w:val="1F2328"/>
+                <w:sz w:val="22"/>
+                <w:szCs w:val="22"/>
+              </w:rPr>
               <w:t xml:space="preserve">${visitorName}</w:t>
             </w:r>
           </w:p>
@@ -223,16 +240,17 @@
             <w:tcBorders>
               <w:bottom w:val="none"/>
             </w:tcBorders>
-            <w:shd w:val="clear" w:color="auto" w:fill="TINTFILLTOKEN"/>
-          </w:tcPr>
-          <w:p>
-            <w:pPr>
-              <w:spacing w:before="0" w:after="0" w:line="264" w:lineRule="auto"/>
-            </w:pPr>
-            <w:r>
-              <w:rPr>
-                <w:b/>
-                <w:color w:val="TINTTEXTTOKEN"/>
+          </w:tcPr>
+          <w:p>
+            <w:pPr>
+              <w:spacing w:before="0" w:after="22" w:line="240" w:lineRule="auto"/>
+            </w:pPr>
+            <w:r>
+              <w:rPr>
+                <w:b/>
+                <w:color w:val="3A4150"/>
+                <w:sz w:val="18"/>
+                <w:szCs w:val="18"/>
               </w:rPr>
               <w:t xml:space="preserve">Date and time the Interview Request Form was received</w:t>
             </w:r>
@@ -244,7 +262,6 @@
           <w:tcPr>
             <w:tcW w:w="9638" w:type="dxa"/>
             <w:gridSpan w:val="2"/>
-            <w:shd w:val="clear" w:color="auto" w:fill="FFFFFF"/>
             <w:tcMar>
               <w:right w:w="2551" w:type="dxa"/>
             </w:tcMar>
@@ -254,6 +271,11 @@
               <w:spacing w:before="0" w:after="0" w:line="264" w:lineRule="auto"/>
             </w:pPr>
             <w:r>
+              <w:rPr>
+                <w:color w:val="1F2328"/>
+                <w:sz w:val="22"/>
+                <w:szCs w:val="22"/>
+              </w:rPr>
               <w:t xml:space="preserve">${requestReceivedAt}</w:t>
             </w:r>
           </w:p>
@@ -263,16 +285,20 @@
         <w:tc>
           <w:tcPr>
             <w:tcW w:w="2551" w:type="dxa"/>
-            <w:shd w:val="clear" w:color="auto" w:fill="TINTFILLTOKEN"/>
-          </w:tcPr>
-          <w:p>
-            <w:pPr>
-              <w:spacing w:before="0" w:after="0" w:line="264" w:lineRule="auto"/>
-            </w:pPr>
-            <w:r>
-              <w:rPr>
-                <w:b/>
-                <w:color w:val="TINTTEXTTOKEN"/>
+            <w:tcMar>
+              <w:right w:w="284" w:type="dxa"/>
+            </w:tcMar>
+          </w:tcPr>
+          <w:p>
+            <w:pPr>
+              <w:spacing w:before="20" w:after="0" w:line="240" w:lineRule="auto"/>
+            </w:pPr>
+            <w:r>
+              <w:rPr>
+                <w:b/>
+                <w:color w:val="3A4150"/>
+                <w:sz w:val="18"/>
+                <w:szCs w:val="18"/>
               </w:rPr>
               <w:t xml:space="preserve">Date of missing episode</w:t>
             </w:r>
@@ -281,13 +307,17 @@
         <w:tc>
           <w:tcPr>
             <w:tcW w:w="7087" w:type="dxa"/>
-            <w:shd w:val="clear" w:color="auto" w:fill="FFFFFF"/>
-          </w:tcPr>
-          <w:p>
-            <w:pPr>
-              <w:spacing w:before="0" w:after="0" w:line="264" w:lineRule="auto"/>
-            </w:pPr>
-            <w:r>
+          </w:tcPr>
+          <w:p>
+            <w:pPr>
+              <w:spacing w:before="0" w:after="0" w:line="264" w:lineRule="auto"/>
+            </w:pPr>
+            <w:r>
+              <w:rPr>
+                <w:color w:val="1F2328"/>
+                <w:sz w:val="22"/>
+                <w:szCs w:val="22"/>
+              </w:rPr>
               <w:t xml:space="preserve">${missingEpisodeDate}</w:t>
             </w:r>
           </w:p>
@@ -297,16 +327,20 @@
         <w:tc>
           <w:tcPr>
             <w:tcW w:w="2551" w:type="dxa"/>
-            <w:shd w:val="clear" w:color="auto" w:fill="TINTFILLTOKEN"/>
-          </w:tcPr>
-          <w:p>
-            <w:pPr>
-              <w:spacing w:before="0" w:after="0" w:line="264" w:lineRule="auto"/>
-            </w:pPr>
-            <w:r>
-              <w:rPr>
-                <w:b/>
-                <w:color w:val="TINTTEXTTOKEN"/>
+            <w:tcMar>
+              <w:right w:w="284" w:type="dxa"/>
+            </w:tcMar>
+          </w:tcPr>
+          <w:p>
+            <w:pPr>
+              <w:spacing w:before="20" w:after="0" w:line="240" w:lineRule="auto"/>
+            </w:pPr>
+            <w:r>
+              <w:rPr>
+                <w:b/>
+                <w:color w:val="3A4150"/>
+                <w:sz w:val="18"/>
+                <w:szCs w:val="18"/>
               </w:rPr>
               <w:t xml:space="preserve">Date of Interview</w:t>
             </w:r>
@@ -315,13 +349,17 @@
         <w:tc>
           <w:tcPr>
             <w:tcW w:w="7087" w:type="dxa"/>
-            <w:shd w:val="clear" w:color="auto" w:fill="FFFFFF"/>
-          </w:tcPr>
-          <w:p>
-            <w:pPr>
-              <w:spacing w:before="0" w:after="0" w:line="264" w:lineRule="auto"/>
-            </w:pPr>
-            <w:r>
+          </w:tcPr>
+          <w:p>
+            <w:pPr>
+              <w:spacing w:before="0" w:after="0" w:line="264" w:lineRule="auto"/>
+            </w:pPr>
+            <w:r>
+              <w:rPr>
+                <w:color w:val="1F2328"/>
+                <w:sz w:val="22"/>
+                <w:szCs w:val="22"/>
+              </w:rPr>
               <w:t xml:space="preserve">${interviewDate}</w:t>
             </w:r>
           </w:p>
@@ -335,16 +373,17 @@
             <w:tcBorders>
               <w:bottom w:val="none"/>
             </w:tcBorders>
-            <w:shd w:val="clear" w:color="auto" w:fill="TINTFILLTOKEN"/>
-          </w:tcPr>
-          <w:p>
-            <w:pPr>
-              <w:spacing w:before="0" w:after="0" w:line="264" w:lineRule="auto"/>
-            </w:pPr>
-            <w:r>
-              <w:rPr>
-                <w:b/>
-                <w:color w:val="TINTTEXTTOKEN"/>
+          </w:tcPr>
+          <w:p>
+            <w:pPr>
+              <w:spacing w:before="0" w:after="22" w:line="240" w:lineRule="auto"/>
+            </w:pPr>
+            <w:r>
+              <w:rPr>
+                <w:b/>
+                <w:color w:val="3A4150"/>
+                <w:sz w:val="18"/>
+                <w:szCs w:val="18"/>
               </w:rPr>
               <w:t xml:space="preserve">Location of this interview</w:t>
             </w:r>
@@ -356,7 +395,6 @@
           <w:tcPr>
             <w:tcW w:w="9638" w:type="dxa"/>
             <w:gridSpan w:val="2"/>
-            <w:shd w:val="clear" w:color="auto" w:fill="FFFFFF"/>
             <w:tcMar>
               <w:right w:w="2551" w:type="dxa"/>
             </w:tcMar>
@@ -366,6 +404,11 @@
               <w:spacing w:before="0" w:after="0" w:line="264" w:lineRule="auto"/>
             </w:pPr>
             <w:r>
+              <w:rPr>
+                <w:color w:val="1F2328"/>
+                <w:sz w:val="22"/>
+                <w:szCs w:val="22"/>
+              </w:rPr>
               <w:t xml:space="preserve">${interviewLocation}</w:t>
             </w:r>
           </w:p>
@@ -379,16 +422,17 @@
             <w:tcBorders>
               <w:bottom w:val="none"/>
             </w:tcBorders>
-            <w:shd w:val="clear" w:color="auto" w:fill="TINTFILLTOKEN"/>
-          </w:tcPr>
-          <w:p>
-            <w:pPr>
-              <w:spacing w:before="0" w:after="0" w:line="264" w:lineRule="auto"/>
-            </w:pPr>
-            <w:r>
-              <w:rPr>
-                <w:b/>
-                <w:color w:val="TINTTEXTTOKEN"/>
+          </w:tcPr>
+          <w:p>
+            <w:pPr>
+              <w:spacing w:before="0" w:after="22" w:line="240" w:lineRule="auto"/>
+            </w:pPr>
+            <w:r>
+              <w:rPr>
+                <w:b/>
+                <w:color w:val="3A4150"/>
+                <w:sz w:val="18"/>
+                <w:szCs w:val="18"/>
               </w:rPr>
               <w:t xml:space="preserve">Was this interview offered and completed within 72 hours of return?</w:t>
             </w:r>
@@ -400,7 +444,6 @@
           <w:tcPr>
             <w:tcW w:w="9638" w:type="dxa"/>
             <w:gridSpan w:val="2"/>
-            <w:shd w:val="clear" w:color="auto" w:fill="FFFFFF"/>
             <w:tcMar>
               <w:right w:w="2551" w:type="dxa"/>
             </w:tcMar>
@@ -410,6 +453,11 @@
               <w:spacing w:before="0" w:after="0" w:line="264" w:lineRule="auto"/>
             </w:pPr>
             <w:r>
+              <w:rPr>
+                <w:color w:val="1F2328"/>
+                <w:sz w:val="22"/>
+                <w:szCs w:val="22"/>
+              </w:rPr>
               <w:t xml:space="preserve">${within72Hours}</w:t>
             </w:r>
           </w:p>
@@ -419,16 +467,20 @@
         <w:tc>
           <w:tcPr>
             <w:tcW w:w="2551" w:type="dxa"/>
-            <w:shd w:val="clear" w:color="auto" w:fill="TINTFILLTOKEN"/>
-          </w:tcPr>
-          <w:p>
-            <w:pPr>
-              <w:spacing w:before="0" w:after="0" w:line="264" w:lineRule="auto"/>
-            </w:pPr>
-            <w:r>
-              <w:rPr>
-                <w:b/>
-                <w:color w:val="TINTTEXTTOKEN"/>
+            <w:tcMar>
+              <w:right w:w="284" w:type="dxa"/>
+            </w:tcMar>
+          </w:tcPr>
+          <w:p>
+            <w:pPr>
+              <w:spacing w:before="20" w:after="0" w:line="240" w:lineRule="auto"/>
+            </w:pPr>
+            <w:r>
+              <w:rPr>
+                <w:b/>
+                <w:color w:val="3A4150"/>
+                <w:sz w:val="18"/>
+                <w:szCs w:val="18"/>
               </w:rPr>
               <w:t xml:space="preserve">If not, why?</w:t>
             </w:r>
@@ -437,13 +489,17 @@
         <w:tc>
           <w:tcPr>
             <w:tcW w:w="7087" w:type="dxa"/>
-            <w:shd w:val="clear" w:color="auto" w:fill="FFFFFF"/>
-          </w:tcPr>
-          <w:p>
-            <w:pPr>
-              <w:spacing w:before="0" w:after="0" w:line="264" w:lineRule="auto"/>
-            </w:pPr>
-            <w:r>
+          </w:tcPr>
+          <w:p>
+            <w:pPr>
+              <w:spacing w:before="0" w:after="0" w:line="264" w:lineRule="auto"/>
+            </w:pPr>
+            <w:r>
+              <w:rPr>
+                <w:color w:val="1F2328"/>
+                <w:sz w:val="22"/>
+                <w:szCs w:val="22"/>
+              </w:rPr>
               <w:t xml:space="preserve">${ifNotWhyLate}</w:t>
             </w:r>
           </w:p>
@@ -457,16 +513,17 @@
             <w:tcBorders>
               <w:bottom w:val="none"/>
             </w:tcBorders>
-            <w:shd w:val="clear" w:color="auto" w:fill="TINTFILLTOKEN"/>
-          </w:tcPr>
-          <w:p>
-            <w:pPr>
-              <w:spacing w:before="0" w:after="0" w:line="264" w:lineRule="auto"/>
-            </w:pPr>
-            <w:r>
-              <w:rPr>
-                <w:b/>
-                <w:color w:val="TINTTEXTTOKEN"/>
+          </w:tcPr>
+          <w:p>
+            <w:pPr>
+              <w:spacing w:before="0" w:after="22" w:line="240" w:lineRule="auto"/>
+            </w:pPr>
+            <w:r>
+              <w:rPr>
+                <w:b/>
+                <w:color w:val="3A4150"/>
+                <w:sz w:val="18"/>
+                <w:szCs w:val="18"/>
               </w:rPr>
               <w:t xml:space="preserve">Consultation with home's staff to establish any new information</w:t>
             </w:r>
@@ -478,7 +535,6 @@
           <w:tcPr>
             <w:tcW w:w="9638" w:type="dxa"/>
             <w:gridSpan w:val="2"/>
-            <w:shd w:val="clear" w:color="auto" w:fill="FFFFFF"/>
             <w:tcMar>
               <w:right w:w="2551" w:type="dxa"/>
             </w:tcMar>
@@ -488,6 +544,11 @@
               <w:spacing w:before="0" w:after="0" w:line="264" w:lineRule="auto"/>
             </w:pPr>
             <w:r>
+              <w:rPr>
+                <w:color w:val="1F2328"/>
+                <w:sz w:val="22"/>
+                <w:szCs w:val="22"/>
+              </w:rPr>
               <w:t xml:space="preserve">${consultationWithHomeStaff}</w:t>
             </w:r>
           </w:p>
@@ -501,16 +562,17 @@
             <w:tcBorders>
               <w:bottom w:val="none"/>
             </w:tcBorders>
-            <w:shd w:val="clear" w:color="auto" w:fill="TINTFILLTOKEN"/>
-          </w:tcPr>
-          <w:p>
-            <w:pPr>
-              <w:spacing w:before="0" w:after="0" w:line="264" w:lineRule="auto"/>
-            </w:pPr>
-            <w:r>
-              <w:rPr>
-                <w:b/>
-                <w:color w:val="TINTTEXTTOKEN"/>
+          </w:tcPr>
+          <w:p>
+            <w:pPr>
+              <w:spacing w:before="0" w:after="22" w:line="240" w:lineRule="auto"/>
+            </w:pPr>
+            <w:r>
+              <w:rPr>
+                <w:b/>
+                <w:color w:val="3A4150"/>
+                <w:sz w:val="18"/>
+                <w:szCs w:val="18"/>
               </w:rPr>
               <w:t xml:space="preserve">Has this young person previously been missing?</w:t>
             </w:r>
@@ -522,7 +584,6 @@
           <w:tcPr>
             <w:tcW w:w="9638" w:type="dxa"/>
             <w:gridSpan w:val="2"/>
-            <w:shd w:val="clear" w:color="auto" w:fill="FFFFFF"/>
             <w:tcMar>
               <w:right w:w="2551" w:type="dxa"/>
             </w:tcMar>
@@ -532,6 +593,11 @@
               <w:spacing w:before="0" w:after="0" w:line="264" w:lineRule="auto"/>
             </w:pPr>
             <w:r>
+              <w:rPr>
+                <w:color w:val="1F2328"/>
+                <w:sz w:val="22"/>
+                <w:szCs w:val="22"/>
+              </w:rPr>
               <w:t xml:space="preserve">${previouslyMissing}</w:t>
             </w:r>
           </w:p>
@@ -545,16 +611,17 @@
             <w:tcBorders>
               <w:bottom w:val="none"/>
             </w:tcBorders>
-            <w:shd w:val="clear" w:color="auto" w:fill="TINTFILLTOKEN"/>
-          </w:tcPr>
-          <w:p>
-            <w:pPr>
-              <w:spacing w:before="0" w:after="0" w:line="264" w:lineRule="auto"/>
-            </w:pPr>
-            <w:r>
-              <w:rPr>
-                <w:b/>
-                <w:color w:val="TINTTEXTTOKEN"/>
+          </w:tcPr>
+          <w:p>
+            <w:pPr>
+              <w:spacing w:before="0" w:after="22" w:line="240" w:lineRule="auto"/>
+            </w:pPr>
+            <w:r>
+              <w:rPr>
+                <w:b/>
+                <w:color w:val="3A4150"/>
+                <w:sz w:val="18"/>
+                <w:szCs w:val="18"/>
               </w:rPr>
               <w:t xml:space="preserve">How many occasions of missing has there been in the last 30 days?</w:t>
             </w:r>
@@ -566,7 +633,6 @@
           <w:tcPr>
             <w:tcW w:w="9638" w:type="dxa"/>
             <w:gridSpan w:val="2"/>
-            <w:shd w:val="clear" w:color="auto" w:fill="FFFFFF"/>
             <w:tcMar>
               <w:right w:w="2551" w:type="dxa"/>
             </w:tcMar>
@@ -576,6 +642,11 @@
               <w:spacing w:before="0" w:after="0" w:line="264" w:lineRule="auto"/>
             </w:pPr>
             <w:r>
+              <w:rPr>
+                <w:color w:val="1F2328"/>
+                <w:sz w:val="22"/>
+                <w:szCs w:val="22"/>
+              </w:rPr>
               <w:t xml:space="preserve">${missingOccasionsLast30Days}</w:t>
             </w:r>
           </w:p>
@@ -589,16 +660,17 @@
             <w:tcBorders>
               <w:bottom w:val="none"/>
             </w:tcBorders>
-            <w:shd w:val="clear" w:color="auto" w:fill="TINTFILLTOKEN"/>
-          </w:tcPr>
-          <w:p>
-            <w:pPr>
-              <w:spacing w:before="0" w:after="0" w:line="264" w:lineRule="auto"/>
-            </w:pPr>
-            <w:r>
-              <w:rPr>
-                <w:b/>
-                <w:color w:val="TINTTEXTTOKEN"/>
+          </w:tcPr>
+          <w:p>
+            <w:pPr>
+              <w:spacing w:before="0" w:after="22" w:line="240" w:lineRule="auto"/>
+            </w:pPr>
+            <w:r>
+              <w:rPr>
+                <w:b/>
+                <w:color w:val="3A4150"/>
+                <w:sz w:val="18"/>
+                <w:szCs w:val="18"/>
               </w:rPr>
               <w:t xml:space="preserve">Confidentiality explained to the young person regarding safeguarding duty of care?</w:t>
             </w:r>
@@ -610,7 +682,6 @@
           <w:tcPr>
             <w:tcW w:w="9638" w:type="dxa"/>
             <w:gridSpan w:val="2"/>
-            <w:shd w:val="clear" w:color="auto" w:fill="FFFFFF"/>
             <w:tcMar>
               <w:right w:w="2551" w:type="dxa"/>
             </w:tcMar>
@@ -620,6 +691,11 @@
               <w:spacing w:before="0" w:after="0" w:line="264" w:lineRule="auto"/>
             </w:pPr>
             <w:r>
+              <w:rPr>
+                <w:color w:val="1F2328"/>
+                <w:sz w:val="22"/>
+                <w:szCs w:val="22"/>
+              </w:rPr>
               <w:t xml:space="preserve">${confidentialityExplained}</w:t>
             </w:r>
           </w:p>
@@ -628,7 +704,10 @@
     </w:tbl>
     <w:p>
       <w:pPr>
-        <w:spacing w:before="0"/>
+        <w:spacing w:before="0" w:after="0" w:line="240" w:lineRule="exact"/>
+        <w:rPr>
+          <w:sz w:val="12"/>
+        </w:rPr>
       </w:pPr>
     </w:p>
     <w:tbl>
@@ -639,7 +718,7 @@
           <w:left w:val="none"/>
           <w:bottom w:val="none"/>
           <w:right w:val="none"/>
-          <w:insideH w:val="none"/>
+          <w:insideH w:val="single" w:sz="4" w:color="E3E1DC"/>
           <w:insideV w:val="none"/>
         </w:tblBorders>
         <w:tblLayout w:type="fixed"/>
@@ -649,74 +728,68 @@
           <w:bottom w:w="120" w:type="dxa"/>
           <w:right w:w="0" w:type="dxa"/>
         </w:tblCellMar>
+        <w:tblLook w:firstColumn="1" w:firstRow="1" w:lastRow="0" w:lastColumn="0" w:noHBand="0" w:noVBand="1"/>
+        <w:tblCaption w:val="Return Home Interview"/>
+        <w:tblDescription w:val="The young person's own account of the episode"/>
       </w:tblPr>
       <w:tblGrid>
         <w:gridCol w:w="2551"/>
         <w:gridCol w:w="7087"/>
       </w:tblGrid>
       <w:tr>
-        <w:tc>
-          <w:tcPr>
-            <w:tcW w:w="9638" w:type="dxa"/>
-            <w:gridSpan w:val="2"/>
-            <w:shd w:val="clear" w:color="auto" w:fill="ACCENTFILLTOKEN"/>
-            <w:vAlign w:val="center"/>
+        <w:trPr>
+          <w:cantSplit/>
+        </w:trPr>
+        <w:tc>
+          <w:tcPr>
+            <w:tcW w:w="9638" w:type="dxa"/>
+            <w:gridSpan w:val="2"/>
+            <w:tcBorders>
+              <w:top w:val="single" w:sz="12" w:color="ACCENTFILLTOKEN"/>
+              <w:left w:val="none"/>
+              <w:bottom w:val="none"/>
+              <w:right w:val="none"/>
+            </w:tcBorders>
+            <w:shd w:val="clear" w:color="auto" w:fill="TINTFILLTOKEN"/>
           </w:tcPr>
           <w:p>
             <w:pPr>
               <w:pStyle w:val="Heading1"/>
-              <w:spacing w:before="60" w:after="60"/>
-            </w:pPr>
-            <w:r>
-              <w:rPr>
-                <w:b/>
-                <w:color w:val="ACCENTTEXTTOKEN"/>
-                <w:sz w:val="24"/>
-                <w:szCs w:val="24"/>
+              <w:keepNext/>
+              <w:spacing w:before="0" w:after="0" w:line="240" w:lineRule="auto"/>
+            </w:pPr>
+            <w:r>
+              <w:rPr>
+                <w:b/>
+                <w:caps/>
+                <w:color w:val="TINTTEXTTOKEN"/>
+                <w:spacing w:val="18"/>
+                <w:sz w:val="18"/>
+                <w:szCs w:val="18"/>
               </w:rPr>
               <w:t xml:space="preserve">Return Home Interview</w:t>
             </w:r>
           </w:p>
         </w:tc>
       </w:tr>
-    </w:tbl>
-    <w:tbl>
-      <w:tblPr>
-        <w:tblW w:w="9638" w:type="dxa"/>
-        <w:tblBorders>
-          <w:top w:val="single" w:sz="4" w:color="E5E7EB"/>
-          <w:left w:val="single" w:sz="4" w:color="E5E7EB"/>
-          <w:bottom w:val="single" w:sz="4" w:color="E5E7EB"/>
-          <w:right w:val="single" w:sz="4" w:color="E5E7EB"/>
-          <w:insideH w:val="single" w:sz="4" w:color="E5E7EB"/>
-          <w:insideV w:val="single" w:sz="4" w:color="E5E7EB"/>
-        </w:tblBorders>
-        <w:tblLayout w:type="fixed"/>
-        <w:tblCellMar>
-          <w:top w:w="120" w:type="dxa"/>
-          <w:left w:w="0" w:type="dxa"/>
-          <w:bottom w:w="120" w:type="dxa"/>
-          <w:right w:w="0" w:type="dxa"/>
-        </w:tblCellMar>
-      </w:tblPr>
-      <w:tblGrid>
-        <w:gridCol w:w="2551"/>
-        <w:gridCol w:w="7087"/>
-      </w:tblGrid>
       <w:tr>
         <w:tc>
           <w:tcPr>
             <w:tcW w:w="2551" w:type="dxa"/>
-            <w:shd w:val="clear" w:color="auto" w:fill="TINTFILLTOKEN"/>
-          </w:tcPr>
-          <w:p>
-            <w:pPr>
-              <w:spacing w:before="0" w:after="0" w:line="264" w:lineRule="auto"/>
-            </w:pPr>
-            <w:r>
-              <w:rPr>
-                <w:b/>
-                <w:color w:val="TINTTEXTTOKEN"/>
+            <w:tcMar>
+              <w:right w:w="284" w:type="dxa"/>
+            </w:tcMar>
+          </w:tcPr>
+          <w:p>
+            <w:pPr>
+              <w:spacing w:before="20" w:after="0" w:line="240" w:lineRule="auto"/>
+            </w:pPr>
+            <w:r>
+              <w:rPr>
+                <w:b/>
+                <w:color w:val="3A4150"/>
+                <w:sz w:val="18"/>
+                <w:szCs w:val="18"/>
               </w:rPr>
               <w:t xml:space="preserve">Interview accepted?</w:t>
             </w:r>
@@ -725,13 +798,17 @@
         <w:tc>
           <w:tcPr>
             <w:tcW w:w="7087" w:type="dxa"/>
-            <w:shd w:val="clear" w:color="auto" w:fill="FFFFFF"/>
-          </w:tcPr>
-          <w:p>
-            <w:pPr>
-              <w:spacing w:before="0" w:after="0" w:line="264" w:lineRule="auto"/>
-            </w:pPr>
-            <w:r>
+          </w:tcPr>
+          <w:p>
+            <w:pPr>
+              <w:spacing w:before="0" w:after="0" w:line="264" w:lineRule="auto"/>
+            </w:pPr>
+            <w:r>
+              <w:rPr>
+                <w:color w:val="1F2328"/>
+                <w:sz w:val="22"/>
+                <w:szCs w:val="22"/>
+              </w:rPr>
               <w:t xml:space="preserve">${interviewAccepted}</w:t>
             </w:r>
           </w:p>
@@ -741,16 +818,20 @@
         <w:tc>
           <w:tcPr>
             <w:tcW w:w="2551" w:type="dxa"/>
-            <w:shd w:val="clear" w:color="auto" w:fill="TINTFILLTOKEN"/>
-          </w:tcPr>
-          <w:p>
-            <w:pPr>
-              <w:spacing w:before="0" w:after="0" w:line="264" w:lineRule="auto"/>
-            </w:pPr>
-            <w:r>
-              <w:rPr>
-                <w:b/>
-                <w:color w:val="TINTTEXTTOKEN"/>
+            <w:tcMar>
+              <w:right w:w="284" w:type="dxa"/>
+            </w:tcMar>
+          </w:tcPr>
+          <w:p>
+            <w:pPr>
+              <w:spacing w:before="20" w:after="0" w:line="240" w:lineRule="auto"/>
+            </w:pPr>
+            <w:r>
+              <w:rPr>
+                <w:b/>
+                <w:color w:val="3A4150"/>
+                <w:sz w:val="18"/>
+                <w:szCs w:val="18"/>
               </w:rPr>
               <w:t xml:space="preserve">If not, why?</w:t>
             </w:r>
@@ -759,13 +840,17 @@
         <w:tc>
           <w:tcPr>
             <w:tcW w:w="7087" w:type="dxa"/>
-            <w:shd w:val="clear" w:color="auto" w:fill="FFFFFF"/>
-          </w:tcPr>
-          <w:p>
-            <w:pPr>
-              <w:spacing w:before="0" w:after="0" w:line="264" w:lineRule="auto"/>
-            </w:pPr>
-            <w:r>
+          </w:tcPr>
+          <w:p>
+            <w:pPr>
+              <w:spacing w:before="0" w:after="0" w:line="264" w:lineRule="auto"/>
+            </w:pPr>
+            <w:r>
+              <w:rPr>
+                <w:color w:val="1F2328"/>
+                <w:sz w:val="22"/>
+                <w:szCs w:val="22"/>
+              </w:rPr>
               <w:t xml:space="preserve">${interviewDeclinedReason}</w:t>
             </w:r>
           </w:p>
@@ -779,16 +864,17 @@
             <w:tcBorders>
               <w:bottom w:val="none"/>
             </w:tcBorders>
-            <w:shd w:val="clear" w:color="auto" w:fill="TINTFILLTOKEN"/>
-          </w:tcPr>
-          <w:p>
-            <w:pPr>
-              <w:spacing w:before="0" w:after="0" w:line="264" w:lineRule="auto"/>
-            </w:pPr>
-            <w:r>
-              <w:rPr>
-                <w:b/>
-                <w:color w:val="TINTTEXTTOKEN"/>
+          </w:tcPr>
+          <w:p>
+            <w:pPr>
+              <w:spacing w:before="0" w:after="22" w:line="240" w:lineRule="auto"/>
+            </w:pPr>
+            <w:r>
+              <w:rPr>
+                <w:b/>
+                <w:color w:val="3A4150"/>
+                <w:sz w:val="18"/>
+                <w:szCs w:val="18"/>
               </w:rPr>
               <w:t xml:space="preserve">Where were you while missing?</w:t>
             </w:r>
@@ -800,7 +886,6 @@
           <w:tcPr>
             <w:tcW w:w="9638" w:type="dxa"/>
             <w:gridSpan w:val="2"/>
-            <w:shd w:val="clear" w:color="auto" w:fill="FFFFFF"/>
             <w:tcMar>
               <w:right w:w="2551" w:type="dxa"/>
             </w:tcMar>
@@ -810,6 +895,11 @@
               <w:spacing w:before="0" w:after="0" w:line="264" w:lineRule="auto"/>
             </w:pPr>
             <w:r>
+              <w:rPr>
+                <w:color w:val="1F2328"/>
+                <w:sz w:val="22"/>
+                <w:szCs w:val="22"/>
+              </w:rPr>
               <w:t xml:space="preserve">${whereWereYouWhileMissing}</w:t>
             </w:r>
           </w:p>
@@ -823,16 +913,17 @@
             <w:tcBorders>
               <w:bottom w:val="none"/>
             </w:tcBorders>
-            <w:shd w:val="clear" w:color="auto" w:fill="TINTFILLTOKEN"/>
-          </w:tcPr>
-          <w:p>
-            <w:pPr>
-              <w:spacing w:before="0" w:after="0" w:line="264" w:lineRule="auto"/>
-            </w:pPr>
-            <w:r>
-              <w:rPr>
-                <w:b/>
-                <w:color w:val="TINTTEXTTOKEN"/>
+          </w:tcPr>
+          <w:p>
+            <w:pPr>
+              <w:spacing w:before="0" w:after="22" w:line="240" w:lineRule="auto"/>
+            </w:pPr>
+            <w:r>
+              <w:rPr>
+                <w:b/>
+                <w:color w:val="3A4150"/>
+                <w:sz w:val="18"/>
+                <w:szCs w:val="18"/>
               </w:rPr>
               <w:t xml:space="preserve">Who were you with while missing?</w:t>
             </w:r>
@@ -844,7 +935,6 @@
           <w:tcPr>
             <w:tcW w:w="9638" w:type="dxa"/>
             <w:gridSpan w:val="2"/>
-            <w:shd w:val="clear" w:color="auto" w:fill="FFFFFF"/>
             <w:tcMar>
               <w:right w:w="2551" w:type="dxa"/>
             </w:tcMar>
@@ -854,6 +944,11 @@
               <w:spacing w:before="0" w:after="0" w:line="264" w:lineRule="auto"/>
             </w:pPr>
             <w:r>
+              <w:rPr>
+                <w:color w:val="1F2328"/>
+                <w:sz w:val="22"/>
+                <w:szCs w:val="22"/>
+              </w:rPr>
               <w:t xml:space="preserve">${whoWereYouWithWhileMissing}</w:t>
             </w:r>
           </w:p>
@@ -867,16 +962,17 @@
             <w:tcBorders>
               <w:bottom w:val="none"/>
             </w:tcBorders>
-            <w:shd w:val="clear" w:color="auto" w:fill="TINTFILLTOKEN"/>
-          </w:tcPr>
-          <w:p>
-            <w:pPr>
-              <w:spacing w:before="0" w:after="0" w:line="264" w:lineRule="auto"/>
-            </w:pPr>
-            <w:r>
-              <w:rPr>
-                <w:b/>
-                <w:color w:val="TINTTEXTTOKEN"/>
+          </w:tcPr>
+          <w:p>
+            <w:pPr>
+              <w:spacing w:before="0" w:after="22" w:line="240" w:lineRule="auto"/>
+            </w:pPr>
+            <w:r>
+              <w:rPr>
+                <w:b/>
+                <w:color w:val="3A4150"/>
+                <w:sz w:val="18"/>
+                <w:szCs w:val="18"/>
               </w:rPr>
               <w:t xml:space="preserve">What made you go missing?</w:t>
             </w:r>
@@ -888,7 +984,6 @@
           <w:tcPr>
             <w:tcW w:w="9638" w:type="dxa"/>
             <w:gridSpan w:val="2"/>
-            <w:shd w:val="clear" w:color="auto" w:fill="FFFFFF"/>
             <w:tcMar>
               <w:right w:w="2551" w:type="dxa"/>
             </w:tcMar>
@@ -898,6 +993,11 @@
               <w:spacing w:before="0" w:after="0" w:line="264" w:lineRule="auto"/>
             </w:pPr>
             <w:r>
+              <w:rPr>
+                <w:color w:val="1F2328"/>
+                <w:sz w:val="22"/>
+                <w:szCs w:val="22"/>
+              </w:rPr>
               <w:t xml:space="preserve">${whatMadeYouGoMissing}</w:t>
             </w:r>
           </w:p>
@@ -911,16 +1011,17 @@
             <w:tcBorders>
               <w:bottom w:val="none"/>
             </w:tcBorders>
-            <w:shd w:val="clear" w:color="auto" w:fill="TINTFILLTOKEN"/>
-          </w:tcPr>
-          <w:p>
-            <w:pPr>
-              <w:spacing w:before="0" w:after="0" w:line="264" w:lineRule="auto"/>
-            </w:pPr>
-            <w:r>
-              <w:rPr>
-                <w:b/>
-                <w:color w:val="TINTTEXTTOKEN"/>
+          </w:tcPr>
+          <w:p>
+            <w:pPr>
+              <w:spacing w:before="0" w:after="22" w:line="240" w:lineRule="auto"/>
+            </w:pPr>
+            <w:r>
+              <w:rPr>
+                <w:b/>
+                <w:color w:val="3A4150"/>
+                <w:sz w:val="18"/>
+                <w:szCs w:val="18"/>
               </w:rPr>
               <w:t xml:space="preserve">What can be done to address these reasons?</w:t>
             </w:r>
@@ -932,7 +1033,6 @@
           <w:tcPr>
             <w:tcW w:w="9638" w:type="dxa"/>
             <w:gridSpan w:val="2"/>
-            <w:shd w:val="clear" w:color="auto" w:fill="FFFFFF"/>
             <w:tcMar>
               <w:right w:w="2551" w:type="dxa"/>
             </w:tcMar>
@@ -942,6 +1042,11 @@
               <w:spacing w:before="0" w:after="0" w:line="264" w:lineRule="auto"/>
             </w:pPr>
             <w:r>
+              <w:rPr>
+                <w:color w:val="1F2328"/>
+                <w:sz w:val="22"/>
+                <w:szCs w:val="22"/>
+              </w:rPr>
               <w:t xml:space="preserve">${whatCanBeDoneToAddressReasons}</w:t>
             </w:r>
           </w:p>
@@ -955,16 +1060,17 @@
             <w:tcBorders>
               <w:bottom w:val="none"/>
             </w:tcBorders>
-            <w:shd w:val="clear" w:color="auto" w:fill="TINTFILLTOKEN"/>
-          </w:tcPr>
-          <w:p>
-            <w:pPr>
-              <w:spacing w:before="0" w:after="0" w:line="264" w:lineRule="auto"/>
-            </w:pPr>
-            <w:r>
-              <w:rPr>
-                <w:b/>
-                <w:color w:val="TINTTEXTTOKEN"/>
+          </w:tcPr>
+          <w:p>
+            <w:pPr>
+              <w:spacing w:before="0" w:after="22" w:line="240" w:lineRule="auto"/>
+            </w:pPr>
+            <w:r>
+              <w:rPr>
+                <w:b/>
+                <w:color w:val="3A4150"/>
+                <w:sz w:val="18"/>
+                <w:szCs w:val="18"/>
               </w:rPr>
               <w:t xml:space="preserve">Did you consider yourself to be missing?</w:t>
             </w:r>
@@ -976,7 +1082,6 @@
           <w:tcPr>
             <w:tcW w:w="9638" w:type="dxa"/>
             <w:gridSpan w:val="2"/>
-            <w:shd w:val="clear" w:color="auto" w:fill="FFFFFF"/>
             <w:tcMar>
               <w:right w:w="2551" w:type="dxa"/>
             </w:tcMar>
@@ -986,6 +1091,11 @@
               <w:spacing w:before="0" w:after="0" w:line="264" w:lineRule="auto"/>
             </w:pPr>
             <w:r>
+              <w:rPr>
+                <w:color w:val="1F2328"/>
+                <w:sz w:val="22"/>
+                <w:szCs w:val="22"/>
+              </w:rPr>
               <w:t xml:space="preserve">${consideredSelfMissing}</w:t>
             </w:r>
           </w:p>
@@ -999,16 +1109,17 @@
             <w:tcBorders>
               <w:bottom w:val="none"/>
             </w:tcBorders>
-            <w:shd w:val="clear" w:color="auto" w:fill="TINTFILLTOKEN"/>
-          </w:tcPr>
-          <w:p>
-            <w:pPr>
-              <w:spacing w:before="0" w:after="0" w:line="264" w:lineRule="auto"/>
-            </w:pPr>
-            <w:r>
-              <w:rPr>
-                <w:b/>
-                <w:color w:val="TINTTEXTTOKEN"/>
+          </w:tcPr>
+          <w:p>
+            <w:pPr>
+              <w:spacing w:before="0" w:after="22" w:line="240" w:lineRule="auto"/>
+            </w:pPr>
+            <w:r>
+              <w:rPr>
+                <w:b/>
+                <w:color w:val="3A4150"/>
+                <w:sz w:val="18"/>
+                <w:szCs w:val="18"/>
               </w:rPr>
               <w:t xml:space="preserve">What did you do while you were missing?</w:t>
             </w:r>
@@ -1020,7 +1131,6 @@
           <w:tcPr>
             <w:tcW w:w="9638" w:type="dxa"/>
             <w:gridSpan w:val="2"/>
-            <w:shd w:val="clear" w:color="auto" w:fill="FFFFFF"/>
             <w:tcMar>
               <w:right w:w="2551" w:type="dxa"/>
             </w:tcMar>
@@ -1030,6 +1140,11 @@
               <w:spacing w:before="0" w:after="0" w:line="264" w:lineRule="auto"/>
             </w:pPr>
             <w:r>
+              <w:rPr>
+                <w:color w:val="1F2328"/>
+                <w:sz w:val="22"/>
+                <w:szCs w:val="22"/>
+              </w:rPr>
               <w:t xml:space="preserve">${whatDidYouDoWhileMissing}</w:t>
             </w:r>
           </w:p>
@@ -1043,16 +1158,17 @@
             <w:tcBorders>
               <w:bottom w:val="none"/>
             </w:tcBorders>
-            <w:shd w:val="clear" w:color="auto" w:fill="TINTFILLTOKEN"/>
-          </w:tcPr>
-          <w:p>
-            <w:pPr>
-              <w:spacing w:before="0" w:after="0" w:line="264" w:lineRule="auto"/>
-            </w:pPr>
-            <w:r>
-              <w:rPr>
-                <w:b/>
-                <w:color w:val="TINTTEXTTOKEN"/>
+          </w:tcPr>
+          <w:p>
+            <w:pPr>
+              <w:spacing w:before="0" w:after="22" w:line="240" w:lineRule="auto"/>
+            </w:pPr>
+            <w:r>
+              <w:rPr>
+                <w:b/>
+                <w:color w:val="3A4150"/>
+                <w:sz w:val="18"/>
+                <w:szCs w:val="18"/>
               </w:rPr>
               <w:t xml:space="preserve">What happened when you returned home?</w:t>
             </w:r>
@@ -1064,7 +1180,6 @@
           <w:tcPr>
             <w:tcW w:w="9638" w:type="dxa"/>
             <w:gridSpan w:val="2"/>
-            <w:shd w:val="clear" w:color="auto" w:fill="FFFFFF"/>
             <w:tcMar>
               <w:right w:w="2551" w:type="dxa"/>
             </w:tcMar>
@@ -1074,6 +1189,11 @@
               <w:spacing w:before="0" w:after="0" w:line="264" w:lineRule="auto"/>
             </w:pPr>
             <w:r>
+              <w:rPr>
+                <w:color w:val="1F2328"/>
+                <w:sz w:val="22"/>
+                <w:szCs w:val="22"/>
+              </w:rPr>
               <w:t xml:space="preserve">${whatHappenedWhenReturned}</w:t>
             </w:r>
           </w:p>
@@ -1087,16 +1207,17 @@
             <w:tcBorders>
               <w:bottom w:val="none"/>
             </w:tcBorders>
-            <w:shd w:val="clear" w:color="auto" w:fill="TINTFILLTOKEN"/>
-          </w:tcPr>
-          <w:p>
-            <w:pPr>
-              <w:spacing w:before="0" w:after="0" w:line="264" w:lineRule="auto"/>
-            </w:pPr>
-            <w:r>
-              <w:rPr>
-                <w:b/>
-                <w:color w:val="TINTTEXTTOKEN"/>
+          </w:tcPr>
+          <w:p>
+            <w:pPr>
+              <w:spacing w:before="0" w:after="22" w:line="240" w:lineRule="auto"/>
+            </w:pPr>
+            <w:r>
+              <w:rPr>
+                <w:b/>
+                <w:color w:val="3A4150"/>
+                <w:sz w:val="18"/>
+                <w:szCs w:val="18"/>
               </w:rPr>
               <w:t xml:space="preserve">Is there anything that can be done to stop you going missing again?</w:t>
             </w:r>
@@ -1108,7 +1229,6 @@
           <w:tcPr>
             <w:tcW w:w="9638" w:type="dxa"/>
             <w:gridSpan w:val="2"/>
-            <w:shd w:val="clear" w:color="auto" w:fill="FFFFFF"/>
             <w:tcMar>
               <w:right w:w="2551" w:type="dxa"/>
             </w:tcMar>
@@ -1118,6 +1238,11 @@
               <w:spacing w:before="0" w:after="0" w:line="264" w:lineRule="auto"/>
             </w:pPr>
             <w:r>
+              <w:rPr>
+                <w:color w:val="1F2328"/>
+                <w:sz w:val="22"/>
+                <w:szCs w:val="22"/>
+              </w:rPr>
               <w:t xml:space="preserve">${preventFutureMissingSuggestions}</w:t>
             </w:r>
           </w:p>
@@ -1131,16 +1256,17 @@
             <w:tcBorders>
               <w:bottom w:val="none"/>
             </w:tcBorders>
-            <w:shd w:val="clear" w:color="auto" w:fill="TINTFILLTOKEN"/>
-          </w:tcPr>
-          <w:p>
-            <w:pPr>
-              <w:spacing w:before="0" w:after="0" w:line="264" w:lineRule="auto"/>
-            </w:pPr>
-            <w:r>
-              <w:rPr>
-                <w:b/>
-                <w:color w:val="TINTTEXTTOKEN"/>
+          </w:tcPr>
+          <w:p>
+            <w:pPr>
+              <w:spacing w:before="0" w:after="22" w:line="240" w:lineRule="auto"/>
+            </w:pPr>
+            <w:r>
+              <w:rPr>
+                <w:b/>
+                <w:color w:val="3A4150"/>
+                <w:sz w:val="18"/>
+                <w:szCs w:val="18"/>
               </w:rPr>
               <w:t xml:space="preserve">Any additional comments from the young person?</w:t>
             </w:r>
@@ -1152,7 +1278,6 @@
           <w:tcPr>
             <w:tcW w:w="9638" w:type="dxa"/>
             <w:gridSpan w:val="2"/>
-            <w:shd w:val="clear" w:color="auto" w:fill="FFFFFF"/>
             <w:tcMar>
               <w:right w:w="2551" w:type="dxa"/>
             </w:tcMar>
@@ -1162,6 +1287,11 @@
               <w:spacing w:before="0" w:after="0" w:line="264" w:lineRule="auto"/>
             </w:pPr>
             <w:r>
+              <w:rPr>
+                <w:color w:val="1F2328"/>
+                <w:sz w:val="22"/>
+                <w:szCs w:val="22"/>
+              </w:rPr>
               <w:t xml:space="preserve">${additionalCommentsFromYoungPerson}</w:t>
             </w:r>
           </w:p>
@@ -1175,16 +1305,17 @@
             <w:tcBorders>
               <w:bottom w:val="none"/>
             </w:tcBorders>
-            <w:shd w:val="clear" w:color="auto" w:fill="TINTFILLTOKEN"/>
-          </w:tcPr>
-          <w:p>
-            <w:pPr>
-              <w:spacing w:before="0" w:after="0" w:line="264" w:lineRule="auto"/>
-            </w:pPr>
-            <w:r>
-              <w:rPr>
-                <w:b/>
-                <w:color w:val="TINTTEXTTOKEN"/>
+          </w:tcPr>
+          <w:p>
+            <w:pPr>
+              <w:spacing w:before="0" w:after="22" w:line="240" w:lineRule="auto"/>
+            </w:pPr>
+            <w:r>
+              <w:rPr>
+                <w:b/>
+                <w:color w:val="3A4150"/>
+                <w:sz w:val="18"/>
+                <w:szCs w:val="18"/>
               </w:rPr>
               <w:t xml:space="preserve">Any additional information provided by the parent/carer?</w:t>
             </w:r>
@@ -1196,7 +1327,6 @@
           <w:tcPr>
             <w:tcW w:w="9638" w:type="dxa"/>
             <w:gridSpan w:val="2"/>
-            <w:shd w:val="clear" w:color="auto" w:fill="FFFFFF"/>
             <w:tcMar>
               <w:right w:w="2551" w:type="dxa"/>
             </w:tcMar>
@@ -1206,6 +1336,11 @@
               <w:spacing w:before="0" w:after="0" w:line="264" w:lineRule="auto"/>
             </w:pPr>
             <w:r>
+              <w:rPr>
+                <w:color w:val="1F2328"/>
+                <w:sz w:val="22"/>
+                <w:szCs w:val="22"/>
+              </w:rPr>
               <w:t xml:space="preserve">${additionalInfoFromParentCarer}</w:t>
             </w:r>
           </w:p>
@@ -1214,7 +1349,10 @@
     </w:tbl>
     <w:p>
       <w:pPr>
-        <w:spacing w:before="0"/>
+        <w:spacing w:before="0" w:after="0" w:line="240" w:lineRule="exact"/>
+        <w:rPr>
+          <w:sz w:val="12"/>
+        </w:rPr>
       </w:pPr>
     </w:p>
     <w:tbl>
@@ -1225,7 +1363,7 @@
           <w:left w:val="none"/>
           <w:bottom w:val="none"/>
           <w:right w:val="none"/>
-          <w:insideH w:val="none"/>
+          <w:insideH w:val="single" w:sz="4" w:color="E3E1DC"/>
           <w:insideV w:val="none"/>
         </w:tblBorders>
         <w:tblLayout w:type="fixed"/>
@@ -1235,78 +1373,69 @@
           <w:bottom w:w="120" w:type="dxa"/>
           <w:right w:w="0" w:type="dxa"/>
         </w:tblCellMar>
+        <w:tblLook w:firstColumn="1" w:firstRow="1" w:lastRow="0" w:lastColumn="0" w:noHBand="0" w:noVBand="1"/>
+        <w:tblCaption w:val="Future Incidents"/>
+        <w:tblDescription w:val="Risk and safeguarding assessment for future episodes"/>
       </w:tblPr>
       <w:tblGrid>
         <w:gridCol w:w="2551"/>
         <w:gridCol w:w="7087"/>
       </w:tblGrid>
       <w:tr>
-        <w:tc>
-          <w:tcPr>
-            <w:tcW w:w="9638" w:type="dxa"/>
-            <w:gridSpan w:val="2"/>
-            <w:shd w:val="clear" w:color="auto" w:fill="ACCENTFILLTOKEN"/>
-            <w:vAlign w:val="center"/>
+        <w:trPr>
+          <w:cantSplit/>
+        </w:trPr>
+        <w:tc>
+          <w:tcPr>
+            <w:tcW w:w="9638" w:type="dxa"/>
+            <w:gridSpan w:val="2"/>
+            <w:tcBorders>
+              <w:top w:val="single" w:sz="12" w:color="ACCENTFILLTOKEN"/>
+              <w:left w:val="none"/>
+              <w:bottom w:val="none"/>
+              <w:right w:val="none"/>
+            </w:tcBorders>
+            <w:shd w:val="clear" w:color="auto" w:fill="TINTFILLTOKEN"/>
           </w:tcPr>
           <w:p>
             <w:pPr>
               <w:pStyle w:val="Heading1"/>
-              <w:spacing w:before="60" w:after="60"/>
-            </w:pPr>
-            <w:r>
-              <w:rPr>
-                <w:b/>
-                <w:color w:val="ACCENTTEXTTOKEN"/>
-                <w:sz w:val="24"/>
-                <w:szCs w:val="24"/>
+              <w:keepNext/>
+              <w:spacing w:before="0" w:after="0" w:line="240" w:lineRule="auto"/>
+            </w:pPr>
+            <w:r>
+              <w:rPr>
+                <w:b/>
+                <w:caps/>
+                <w:color w:val="TINTTEXTTOKEN"/>
+                <w:spacing w:val="18"/>
+                <w:sz w:val="18"/>
+                <w:szCs w:val="18"/>
               </w:rPr>
               <w:t xml:space="preserve">Future Incidents</w:t>
             </w:r>
           </w:p>
         </w:tc>
       </w:tr>
-    </w:tbl>
-    <w:tbl>
-      <w:tblPr>
-        <w:tblW w:w="9638" w:type="dxa"/>
-        <w:tblBorders>
-          <w:top w:val="single" w:sz="4" w:color="E5E7EB"/>
-          <w:left w:val="single" w:sz="4" w:color="E5E7EB"/>
-          <w:bottom w:val="single" w:sz="4" w:color="E5E7EB"/>
-          <w:right w:val="single" w:sz="4" w:color="E5E7EB"/>
-          <w:insideH w:val="single" w:sz="4" w:color="E5E7EB"/>
-          <w:insideV w:val="single" w:sz="4" w:color="E5E7EB"/>
-        </w:tblBorders>
-        <w:tblLayout w:type="fixed"/>
-        <w:tblCellMar>
-          <w:top w:w="120" w:type="dxa"/>
-          <w:left w:w="0" w:type="dxa"/>
-          <w:bottom w:w="120" w:type="dxa"/>
-          <w:right w:w="0" w:type="dxa"/>
-        </w:tblCellMar>
-      </w:tblPr>
-      <w:tblGrid>
-        <w:gridCol w:w="2551"/>
-        <w:gridCol w:w="7087"/>
-      </w:tblGrid>
-      <w:tr>
-        <w:tc>
-          <w:tcPr>
-            <w:tcW w:w="9638" w:type="dxa"/>
-            <w:gridSpan w:val="2"/>
-            <w:tcBorders>
-              <w:bottom w:val="none"/>
-            </w:tcBorders>
-            <w:shd w:val="clear" w:color="auto" w:fill="TINTFILLTOKEN"/>
-          </w:tcPr>
-          <w:p>
-            <w:pPr>
-              <w:spacing w:before="0" w:after="0" w:line="264" w:lineRule="auto"/>
-            </w:pPr>
-            <w:r>
-              <w:rPr>
-                <w:b/>
-                <w:color w:val="TINTTEXTTOKEN"/>
+      <w:tr>
+        <w:tc>
+          <w:tcPr>
+            <w:tcW w:w="9638" w:type="dxa"/>
+            <w:gridSpan w:val="2"/>
+            <w:tcBorders>
+              <w:bottom w:val="none"/>
+            </w:tcBorders>
+          </w:tcPr>
+          <w:p>
+            <w:pPr>
+              <w:spacing w:before="0" w:after="22" w:line="240" w:lineRule="auto"/>
+            </w:pPr>
+            <w:r>
+              <w:rPr>
+                <w:b/>
+                <w:color w:val="3A4150"/>
+                <w:sz w:val="18"/>
+                <w:szCs w:val="18"/>
               </w:rPr>
               <w:t xml:space="preserve">Any identified risks during this missing episode?</w:t>
             </w:r>
@@ -1318,7 +1447,6 @@
           <w:tcPr>
             <w:tcW w:w="9638" w:type="dxa"/>
             <w:gridSpan w:val="2"/>
-            <w:shd w:val="clear" w:color="auto" w:fill="FFFFFF"/>
             <w:tcMar>
               <w:right w:w="2551" w:type="dxa"/>
             </w:tcMar>
@@ -1328,6 +1456,11 @@
               <w:spacing w:before="0" w:after="0" w:line="264" w:lineRule="auto"/>
             </w:pPr>
             <w:r>
+              <w:rPr>
+                <w:color w:val="1F2328"/>
+                <w:sz w:val="22"/>
+                <w:szCs w:val="22"/>
+              </w:rPr>
               <w:t xml:space="preserve">${risksIdentifiedDuringEpisode}</w:t>
             </w:r>
           </w:p>
@@ -1341,16 +1474,17 @@
             <w:tcBorders>
               <w:bottom w:val="none"/>
             </w:tcBorders>
-            <w:shd w:val="clear" w:color="auto" w:fill="TINTFILLTOKEN"/>
-          </w:tcPr>
-          <w:p>
-            <w:pPr>
-              <w:spacing w:before="0" w:after="0" w:line="264" w:lineRule="auto"/>
-            </w:pPr>
-            <w:r>
-              <w:rPr>
-                <w:b/>
-                <w:color w:val="TINTTEXTTOKEN"/>
+          </w:tcPr>
+          <w:p>
+            <w:pPr>
+              <w:spacing w:before="0" w:after="22" w:line="240" w:lineRule="auto"/>
+            </w:pPr>
+            <w:r>
+              <w:rPr>
+                <w:b/>
+                <w:color w:val="3A4150"/>
+                <w:sz w:val="18"/>
+                <w:szCs w:val="18"/>
               </w:rPr>
               <w:t xml:space="preserve">Is there anything that would increase risks during future missing episodes?</w:t>
             </w:r>
@@ -1362,7 +1496,6 @@
           <w:tcPr>
             <w:tcW w:w="9638" w:type="dxa"/>
             <w:gridSpan w:val="2"/>
-            <w:shd w:val="clear" w:color="auto" w:fill="FFFFFF"/>
             <w:tcMar>
               <w:right w:w="2551" w:type="dxa"/>
             </w:tcMar>
@@ -1372,6 +1505,11 @@
               <w:spacing w:before="0" w:after="0" w:line="264" w:lineRule="auto"/>
             </w:pPr>
             <w:r>
+              <w:rPr>
+                <w:color w:val="1F2328"/>
+                <w:sz w:val="22"/>
+                <w:szCs w:val="22"/>
+              </w:rPr>
               <w:t xml:space="preserve">${risksIncreaseFutureEpisodes}</w:t>
             </w:r>
           </w:p>
@@ -1385,16 +1523,17 @@
             <w:tcBorders>
               <w:bottom w:val="none"/>
             </w:tcBorders>
-            <w:shd w:val="clear" w:color="auto" w:fill="TINTFILLTOKEN"/>
-          </w:tcPr>
-          <w:p>
-            <w:pPr>
-              <w:spacing w:before="0" w:after="0" w:line="264" w:lineRule="auto"/>
-            </w:pPr>
-            <w:r>
-              <w:rPr>
-                <w:b/>
-                <w:color w:val="TINTTEXTTOKEN"/>
+          </w:tcPr>
+          <w:p>
+            <w:pPr>
+              <w:spacing w:before="0" w:after="22" w:line="240" w:lineRule="auto"/>
+            </w:pPr>
+            <w:r>
+              <w:rPr>
+                <w:b/>
+                <w:color w:val="3A4150"/>
+                <w:sz w:val="18"/>
+                <w:szCs w:val="18"/>
               </w:rPr>
               <w:t xml:space="preserve">Any safeguarding concerns that need to be further explored?</w:t>
             </w:r>
@@ -1406,7 +1545,6 @@
           <w:tcPr>
             <w:tcW w:w="9638" w:type="dxa"/>
             <w:gridSpan w:val="2"/>
-            <w:shd w:val="clear" w:color="auto" w:fill="FFFFFF"/>
             <w:tcMar>
               <w:right w:w="2551" w:type="dxa"/>
             </w:tcMar>
@@ -1416,6 +1554,11 @@
               <w:spacing w:before="0" w:after="0" w:line="264" w:lineRule="auto"/>
             </w:pPr>
             <w:r>
+              <w:rPr>
+                <w:color w:val="1F2328"/>
+                <w:sz w:val="22"/>
+                <w:szCs w:val="22"/>
+              </w:rPr>
               <w:t xml:space="preserve">${safeguardingConcernsToExplore}</w:t>
             </w:r>
           </w:p>
@@ -1429,16 +1572,17 @@
             <w:tcBorders>
               <w:bottom w:val="none"/>
             </w:tcBorders>
-            <w:shd w:val="clear" w:color="auto" w:fill="TINTFILLTOKEN"/>
-          </w:tcPr>
-          <w:p>
-            <w:pPr>
-              <w:spacing w:before="0" w:after="0" w:line="264" w:lineRule="auto"/>
-            </w:pPr>
-            <w:r>
-              <w:rPr>
-                <w:b/>
-                <w:color w:val="TINTTEXTTOKEN"/>
+          </w:tcPr>
+          <w:p>
+            <w:pPr>
+              <w:spacing w:before="0" w:after="22" w:line="240" w:lineRule="auto"/>
+            </w:pPr>
+            <w:r>
+              <w:rPr>
+                <w:b/>
+                <w:color w:val="3A4150"/>
+                <w:sz w:val="18"/>
+                <w:szCs w:val="18"/>
               </w:rPr>
               <w:t xml:space="preserve">Any information that might help locating the young person during future missing episodes?</w:t>
             </w:r>
@@ -1450,7 +1594,6 @@
           <w:tcPr>
             <w:tcW w:w="9638" w:type="dxa"/>
             <w:gridSpan w:val="2"/>
-            <w:shd w:val="clear" w:color="auto" w:fill="FFFFFF"/>
             <w:tcMar>
               <w:right w:w="2551" w:type="dxa"/>
             </w:tcMar>
@@ -1460,6 +1603,11 @@
               <w:spacing w:before="0" w:after="0" w:line="264" w:lineRule="auto"/>
             </w:pPr>
             <w:r>
+              <w:rPr>
+                <w:color w:val="1F2328"/>
+                <w:sz w:val="22"/>
+                <w:szCs w:val="22"/>
+              </w:rPr>
               <w:t xml:space="preserve">${infoToHelpLocateFuture}</w:t>
             </w:r>
           </w:p>
@@ -1468,7 +1616,10 @@
     </w:tbl>
     <w:p>
       <w:pPr>
-        <w:spacing w:before="0"/>
+        <w:spacing w:before="0" w:after="0" w:line="240" w:lineRule="exact"/>
+        <w:rPr>
+          <w:sz w:val="12"/>
+        </w:rPr>
       </w:pPr>
     </w:p>
     <w:tbl>
@@ -1479,7 +1630,7 @@
           <w:left w:val="none"/>
           <w:bottom w:val="none"/>
           <w:right w:val="none"/>
-          <w:insideH w:val="none"/>
+          <w:insideH w:val="single" w:sz="4" w:color="E3E1DC"/>
           <w:insideV w:val="none"/>
         </w:tblBorders>
         <w:tblLayout w:type="fixed"/>
@@ -1489,74 +1640,68 @@
           <w:bottom w:w="120" w:type="dxa"/>
           <w:right w:w="0" w:type="dxa"/>
         </w:tblCellMar>
+        <w:tblLook w:firstColumn="1" w:firstRow="1" w:lastRow="0" w:lastColumn="0" w:noHBand="0" w:noVBand="1"/>
+        <w:tblCaption w:val="Interviewer's Comments"/>
+        <w:tblDescription w:val="The interviewer's own observations"/>
       </w:tblPr>
       <w:tblGrid>
         <w:gridCol w:w="2551"/>
         <w:gridCol w:w="7087"/>
       </w:tblGrid>
       <w:tr>
-        <w:tc>
-          <w:tcPr>
-            <w:tcW w:w="9638" w:type="dxa"/>
-            <w:gridSpan w:val="2"/>
-            <w:shd w:val="clear" w:color="auto" w:fill="ACCENTFILLTOKEN"/>
-            <w:vAlign w:val="center"/>
+        <w:trPr>
+          <w:cantSplit/>
+        </w:trPr>
+        <w:tc>
+          <w:tcPr>
+            <w:tcW w:w="9638" w:type="dxa"/>
+            <w:gridSpan w:val="2"/>
+            <w:tcBorders>
+              <w:top w:val="single" w:sz="12" w:color="ACCENTFILLTOKEN"/>
+              <w:left w:val="none"/>
+              <w:bottom w:val="none"/>
+              <w:right w:val="none"/>
+            </w:tcBorders>
+            <w:shd w:val="clear" w:color="auto" w:fill="TINTFILLTOKEN"/>
           </w:tcPr>
           <w:p>
             <w:pPr>
               <w:pStyle w:val="Heading1"/>
-              <w:spacing w:before="60" w:after="60"/>
-            </w:pPr>
-            <w:r>
-              <w:rPr>
-                <w:b/>
-                <w:color w:val="ACCENTTEXTTOKEN"/>
-                <w:sz w:val="24"/>
-                <w:szCs w:val="24"/>
+              <w:keepNext/>
+              <w:spacing w:before="0" w:after="0" w:line="240" w:lineRule="auto"/>
+            </w:pPr>
+            <w:r>
+              <w:rPr>
+                <w:b/>
+                <w:caps/>
+                <w:color w:val="TINTTEXTTOKEN"/>
+                <w:spacing w:val="18"/>
+                <w:sz w:val="18"/>
+                <w:szCs w:val="18"/>
               </w:rPr>
               <w:t xml:space="preserve">Interviewer's Comments</w:t>
             </w:r>
           </w:p>
         </w:tc>
       </w:tr>
-    </w:tbl>
-    <w:tbl>
-      <w:tblPr>
-        <w:tblW w:w="9638" w:type="dxa"/>
-        <w:tblBorders>
-          <w:top w:val="single" w:sz="4" w:color="E5E7EB"/>
-          <w:left w:val="single" w:sz="4" w:color="E5E7EB"/>
-          <w:bottom w:val="single" w:sz="4" w:color="E5E7EB"/>
-          <w:right w:val="single" w:sz="4" w:color="E5E7EB"/>
-          <w:insideH w:val="single" w:sz="4" w:color="E5E7EB"/>
-          <w:insideV w:val="single" w:sz="4" w:color="E5E7EB"/>
-        </w:tblBorders>
-        <w:tblLayout w:type="fixed"/>
-        <w:tblCellMar>
-          <w:top w:w="120" w:type="dxa"/>
-          <w:left w:w="0" w:type="dxa"/>
-          <w:bottom w:w="120" w:type="dxa"/>
-          <w:right w:w="0" w:type="dxa"/>
-        </w:tblCellMar>
-      </w:tblPr>
-      <w:tblGrid>
-        <w:gridCol w:w="2551"/>
-        <w:gridCol w:w="7087"/>
-      </w:tblGrid>
       <w:tr>
         <w:tc>
           <w:tcPr>
             <w:tcW w:w="2551" w:type="dxa"/>
-            <w:shd w:val="clear" w:color="auto" w:fill="TINTFILLTOKEN"/>
-          </w:tcPr>
-          <w:p>
-            <w:pPr>
-              <w:spacing w:before="0" w:after="0" w:line="264" w:lineRule="auto"/>
-            </w:pPr>
-            <w:r>
-              <w:rPr>
-                <w:b/>
-                <w:color w:val="TINTTEXTTOKEN"/>
+            <w:tcMar>
+              <w:right w:w="284" w:type="dxa"/>
+            </w:tcMar>
+          </w:tcPr>
+          <w:p>
+            <w:pPr>
+              <w:spacing w:before="20" w:after="0" w:line="240" w:lineRule="auto"/>
+            </w:pPr>
+            <w:r>
+              <w:rPr>
+                <w:b/>
+                <w:color w:val="3A4150"/>
+                <w:sz w:val="18"/>
+                <w:szCs w:val="18"/>
               </w:rPr>
               <w:t xml:space="preserve">Comments</w:t>
             </w:r>
@@ -1565,13 +1710,17 @@
         <w:tc>
           <w:tcPr>
             <w:tcW w:w="7087" w:type="dxa"/>
-            <w:shd w:val="clear" w:color="auto" w:fill="FFFFFF"/>
-          </w:tcPr>
-          <w:p>
-            <w:pPr>
-              <w:spacing w:before="0" w:after="0" w:line="264" w:lineRule="auto"/>
-            </w:pPr>
-            <w:r>
+          </w:tcPr>
+          <w:p>
+            <w:pPr>
+              <w:spacing w:before="0" w:after="0" w:line="264" w:lineRule="auto"/>
+            </w:pPr>
+            <w:r>
+              <w:rPr>
+                <w:color w:val="1F2328"/>
+                <w:sz w:val="22"/>
+                <w:szCs w:val="22"/>
+              </w:rPr>
               <w:t xml:space="preserve">${interviewerComments}</w:t>
             </w:r>
           </w:p>
@@ -1580,7 +1729,10 @@
     </w:tbl>
     <w:p>
       <w:pPr>
-        <w:spacing w:before="0"/>
+        <w:spacing w:before="0" w:after="0" w:line="240" w:lineRule="exact"/>
+        <w:rPr>
+          <w:sz w:val="12"/>
+        </w:rPr>
       </w:pPr>
     </w:p>
     <w:tbl>
@@ -1591,7 +1743,7 @@
           <w:left w:val="none"/>
           <w:bottom w:val="none"/>
           <w:right w:val="none"/>
-          <w:insideH w:val="none"/>
+          <w:insideH w:val="single" w:sz="4" w:color="E3E1DC"/>
           <w:insideV w:val="none"/>
         </w:tblBorders>
         <w:tblLayout w:type="fixed"/>
@@ -1601,74 +1753,68 @@
           <w:bottom w:w="120" w:type="dxa"/>
           <w:right w:w="0" w:type="dxa"/>
         </w:tblCellMar>
+        <w:tblLook w:firstColumn="1" w:firstRow="1" w:lastRow="0" w:lastColumn="0" w:noHBand="0" w:noVBand="1"/>
+        <w:tblCaption w:val="Recommendations"/>
+        <w:tblDescription w:val="Recommended actions arising from this interview"/>
       </w:tblPr>
       <w:tblGrid>
         <w:gridCol w:w="2551"/>
         <w:gridCol w:w="7087"/>
       </w:tblGrid>
       <w:tr>
-        <w:tc>
-          <w:tcPr>
-            <w:tcW w:w="9638" w:type="dxa"/>
-            <w:gridSpan w:val="2"/>
-            <w:shd w:val="clear" w:color="auto" w:fill="ACCENTFILLTOKEN"/>
-            <w:vAlign w:val="center"/>
+        <w:trPr>
+          <w:cantSplit/>
+        </w:trPr>
+        <w:tc>
+          <w:tcPr>
+            <w:tcW w:w="9638" w:type="dxa"/>
+            <w:gridSpan w:val="2"/>
+            <w:tcBorders>
+              <w:top w:val="single" w:sz="12" w:color="ACCENTFILLTOKEN"/>
+              <w:left w:val="none"/>
+              <w:bottom w:val="none"/>
+              <w:right w:val="none"/>
+            </w:tcBorders>
+            <w:shd w:val="clear" w:color="auto" w:fill="TINTFILLTOKEN"/>
           </w:tcPr>
           <w:p>
             <w:pPr>
               <w:pStyle w:val="Heading1"/>
-              <w:spacing w:before="60" w:after="60"/>
-            </w:pPr>
-            <w:r>
-              <w:rPr>
-                <w:b/>
-                <w:color w:val="ACCENTTEXTTOKEN"/>
-                <w:sz w:val="24"/>
-                <w:szCs w:val="24"/>
+              <w:keepNext/>
+              <w:spacing w:before="0" w:after="0" w:line="240" w:lineRule="auto"/>
+            </w:pPr>
+            <w:r>
+              <w:rPr>
+                <w:b/>
+                <w:caps/>
+                <w:color w:val="TINTTEXTTOKEN"/>
+                <w:spacing w:val="18"/>
+                <w:sz w:val="18"/>
+                <w:szCs w:val="18"/>
               </w:rPr>
               <w:t xml:space="preserve">Recommendations</w:t>
             </w:r>
           </w:p>
         </w:tc>
       </w:tr>
-    </w:tbl>
-    <w:tbl>
-      <w:tblPr>
-        <w:tblW w:w="9638" w:type="dxa"/>
-        <w:tblBorders>
-          <w:top w:val="single" w:sz="4" w:color="E5E7EB"/>
-          <w:left w:val="single" w:sz="4" w:color="E5E7EB"/>
-          <w:bottom w:val="single" w:sz="4" w:color="E5E7EB"/>
-          <w:right w:val="single" w:sz="4" w:color="E5E7EB"/>
-          <w:insideH w:val="single" w:sz="4" w:color="E5E7EB"/>
-          <w:insideV w:val="single" w:sz="4" w:color="E5E7EB"/>
-        </w:tblBorders>
-        <w:tblLayout w:type="fixed"/>
-        <w:tblCellMar>
-          <w:top w:w="120" w:type="dxa"/>
-          <w:left w:w="0" w:type="dxa"/>
-          <w:bottom w:w="120" w:type="dxa"/>
-          <w:right w:w="0" w:type="dxa"/>
-        </w:tblCellMar>
-      </w:tblPr>
-      <w:tblGrid>
-        <w:gridCol w:w="2551"/>
-        <w:gridCol w:w="7087"/>
-      </w:tblGrid>
       <w:tr>
         <w:tc>
           <w:tcPr>
             <w:tcW w:w="2551" w:type="dxa"/>
-            <w:shd w:val="clear" w:color="auto" w:fill="TINTFILLTOKEN"/>
-          </w:tcPr>
-          <w:p>
-            <w:pPr>
-              <w:spacing w:before="0" w:after="0" w:line="264" w:lineRule="auto"/>
-            </w:pPr>
-            <w:r>
-              <w:rPr>
-                <w:b/>
-                <w:color w:val="TINTTEXTTOKEN"/>
+            <w:tcMar>
+              <w:right w:w="284" w:type="dxa"/>
+            </w:tcMar>
+          </w:tcPr>
+          <w:p>
+            <w:pPr>
+              <w:spacing w:before="20" w:after="0" w:line="240" w:lineRule="auto"/>
+            </w:pPr>
+            <w:r>
+              <w:rPr>
+                <w:b/>
+                <w:color w:val="3A4150"/>
+                <w:sz w:val="18"/>
+                <w:szCs w:val="18"/>
               </w:rPr>
               <w:t xml:space="preserve">Recommendations</w:t>
             </w:r>
@@ -1677,13 +1823,17 @@
         <w:tc>
           <w:tcPr>
             <w:tcW w:w="7087" w:type="dxa"/>
-            <w:shd w:val="clear" w:color="auto" w:fill="FFFFFF"/>
-          </w:tcPr>
-          <w:p>
-            <w:pPr>
-              <w:spacing w:before="0" w:after="0" w:line="264" w:lineRule="auto"/>
-            </w:pPr>
-            <w:r>
+          </w:tcPr>
+          <w:p>
+            <w:pPr>
+              <w:spacing w:before="0" w:after="0" w:line="264" w:lineRule="auto"/>
+            </w:pPr>
+            <w:r>
+              <w:rPr>
+                <w:color w:val="1F2328"/>
+                <w:sz w:val="22"/>
+                <w:szCs w:val="22"/>
+              </w:rPr>
               <w:t xml:space="preserve">${recommendations}</w:t>
             </w:r>
           </w:p>
@@ -1692,7 +1842,10 @@
     </w:tbl>
     <w:p>
       <w:pPr>
-        <w:spacing w:before="0"/>
+        <w:spacing w:before="0" w:after="0" w:line="240" w:lineRule="exact"/>
+        <w:rPr>
+          <w:sz w:val="12"/>
+        </w:rPr>
       </w:pPr>
     </w:p>
     <w:tbl>
@@ -1703,7 +1856,7 @@
           <w:left w:val="none"/>
           <w:bottom w:val="none"/>
           <w:right w:val="none"/>
-          <w:insideH w:val="none"/>
+          <w:insideH w:val="single" w:sz="4" w:color="E3E1DC"/>
           <w:insideV w:val="none"/>
         </w:tblBorders>
         <w:tblLayout w:type="fixed"/>
@@ -1713,74 +1866,68 @@
           <w:bottom w:w="120" w:type="dxa"/>
           <w:right w:w="0" w:type="dxa"/>
         </w:tblCellMar>
+        <w:tblLook w:firstColumn="1" w:firstRow="1" w:lastRow="0" w:lastColumn="0" w:noHBand="0" w:noVBand="1"/>
+        <w:tblCaption w:val="Declaration"/>
+        <w:tblDescription w:val="Who conducted this interview and who approved the report"/>
       </w:tblPr>
       <w:tblGrid>
         <w:gridCol w:w="2551"/>
         <w:gridCol w:w="7087"/>
       </w:tblGrid>
       <w:tr>
-        <w:tc>
-          <w:tcPr>
-            <w:tcW w:w="9638" w:type="dxa"/>
-            <w:gridSpan w:val="2"/>
-            <w:shd w:val="clear" w:color="auto" w:fill="ACCENTFILLTOKEN"/>
-            <w:vAlign w:val="center"/>
+        <w:trPr>
+          <w:cantSplit/>
+        </w:trPr>
+        <w:tc>
+          <w:tcPr>
+            <w:tcW w:w="9638" w:type="dxa"/>
+            <w:gridSpan w:val="2"/>
+            <w:tcBorders>
+              <w:top w:val="single" w:sz="12" w:color="ACCENTFILLTOKEN"/>
+              <w:left w:val="none"/>
+              <w:bottom w:val="none"/>
+              <w:right w:val="none"/>
+            </w:tcBorders>
+            <w:shd w:val="clear" w:color="auto" w:fill="TINTFILLTOKEN"/>
           </w:tcPr>
           <w:p>
             <w:pPr>
               <w:pStyle w:val="Heading1"/>
-              <w:spacing w:before="60" w:after="60"/>
-            </w:pPr>
-            <w:r>
-              <w:rPr>
-                <w:b/>
-                <w:color w:val="ACCENTTEXTTOKEN"/>
-                <w:sz w:val="24"/>
-                <w:szCs w:val="24"/>
+              <w:keepNext/>
+              <w:spacing w:before="0" w:after="0" w:line="240" w:lineRule="auto"/>
+            </w:pPr>
+            <w:r>
+              <w:rPr>
+                <w:b/>
+                <w:caps/>
+                <w:color w:val="TINTTEXTTOKEN"/>
+                <w:spacing w:val="18"/>
+                <w:sz w:val="18"/>
+                <w:szCs w:val="18"/>
               </w:rPr>
               <w:t xml:space="preserve">Declaration</w:t>
             </w:r>
           </w:p>
         </w:tc>
       </w:tr>
-    </w:tbl>
-    <w:tbl>
-      <w:tblPr>
-        <w:tblW w:w="9638" w:type="dxa"/>
-        <w:tblBorders>
-          <w:top w:val="single" w:sz="4" w:color="E5E7EB"/>
-          <w:left w:val="single" w:sz="4" w:color="E5E7EB"/>
-          <w:bottom w:val="single" w:sz="4" w:color="E5E7EB"/>
-          <w:right w:val="single" w:sz="4" w:color="E5E7EB"/>
-          <w:insideH w:val="single" w:sz="4" w:color="E5E7EB"/>
-          <w:insideV w:val="single" w:sz="4" w:color="E5E7EB"/>
-        </w:tblBorders>
-        <w:tblLayout w:type="fixed"/>
-        <w:tblCellMar>
-          <w:top w:w="120" w:type="dxa"/>
-          <w:left w:w="0" w:type="dxa"/>
-          <w:bottom w:w="120" w:type="dxa"/>
-          <w:right w:w="0" w:type="dxa"/>
-        </w:tblCellMar>
-      </w:tblPr>
-      <w:tblGrid>
-        <w:gridCol w:w="2551"/>
-        <w:gridCol w:w="7087"/>
-      </w:tblGrid>
       <w:tr>
         <w:tc>
           <w:tcPr>
             <w:tcW w:w="2551" w:type="dxa"/>
-            <w:shd w:val="clear" w:color="auto" w:fill="TINTFILLTOKEN"/>
-          </w:tcPr>
-          <w:p>
-            <w:pPr>
-              <w:spacing w:before="0" w:after="0" w:line="264" w:lineRule="auto"/>
-            </w:pPr>
-            <w:r>
-              <w:rPr>
-                <w:b/>
-                <w:color w:val="TINTTEXTTOKEN"/>
+            <w:tcMar>
+              <w:right w:w="284" w:type="dxa"/>
+            </w:tcMar>
+          </w:tcPr>
+          <w:p>
+            <w:pPr>
+              <w:spacing w:before="20" w:after="0" w:line="240" w:lineRule="auto"/>
+            </w:pPr>
+            <w:r>
+              <w:rPr>
+                <w:b/>
+                <w:color w:val="3A4150"/>
+                <w:sz w:val="18"/>
+                <w:szCs w:val="18"/>
               </w:rPr>
               <w:t xml:space="preserve">Statement</w:t>
             </w:r>
@@ -1789,13 +1936,17 @@
         <w:tc>
           <w:tcPr>
             <w:tcW w:w="7087" w:type="dxa"/>
-            <w:shd w:val="clear" w:color="auto" w:fill="FFFFFF"/>
-          </w:tcPr>
-          <w:p>
-            <w:pPr>
-              <w:spacing w:before="0" w:after="0" w:line="264" w:lineRule="auto"/>
-            </w:pPr>
-            <w:r>
+          </w:tcPr>
+          <w:p>
+            <w:pPr>
+              <w:spacing w:before="0" w:after="0" w:line="264" w:lineRule="auto"/>
+            </w:pPr>
+            <w:r>
+              <w:rPr>
+                <w:color w:val="1F2328"/>
+                <w:sz w:val="22"/>
+                <w:szCs w:val="22"/>
+              </w:rPr>
               <w:t xml:space="preserve">${conductedByStatement}</w:t>
             </w:r>
           </w:p>
@@ -1805,16 +1956,20 @@
         <w:tc>
           <w:tcPr>
             <w:tcW w:w="2551" w:type="dxa"/>
-            <w:shd w:val="clear" w:color="auto" w:fill="TINTFILLTOKEN"/>
-          </w:tcPr>
-          <w:p>
-            <w:pPr>
-              <w:spacing w:before="0" w:after="0" w:line="264" w:lineRule="auto"/>
-            </w:pPr>
-            <w:r>
-              <w:rPr>
-                <w:b/>
-                <w:color w:val="TINTTEXTTOKEN"/>
+            <w:tcMar>
+              <w:right w:w="284" w:type="dxa"/>
+            </w:tcMar>
+          </w:tcPr>
+          <w:p>
+            <w:pPr>
+              <w:spacing w:before="20" w:after="0" w:line="240" w:lineRule="auto"/>
+            </w:pPr>
+            <w:r>
+              <w:rPr>
+                <w:b/>
+                <w:color w:val="3A4150"/>
+                <w:sz w:val="18"/>
+                <w:szCs w:val="18"/>
               </w:rPr>
               <w:t xml:space="preserve">Signed</w:t>
             </w:r>
@@ -1823,13 +1978,17 @@
         <w:tc>
           <w:tcPr>
             <w:tcW w:w="7087" w:type="dxa"/>
-            <w:shd w:val="clear" w:color="auto" w:fill="FFFFFF"/>
-          </w:tcPr>
-          <w:p>
-            <w:pPr>
-              <w:spacing w:before="0" w:after="0" w:line="264" w:lineRule="auto"/>
-            </w:pPr>
-            <w:r>
+          </w:tcPr>
+          <w:p>
+            <w:pPr>
+              <w:spacing w:before="0" w:after="0" w:line="264" w:lineRule="auto"/>
+            </w:pPr>
+            <w:r>
+              <w:rPr>
+                <w:color w:val="1F2328"/>
+                <w:sz w:val="22"/>
+                <w:szCs w:val="22"/>
+              </w:rPr>
               <w:t xml:space="preserve">${signedLine}</w:t>
             </w:r>
           </w:p>
@@ -1843,16 +2002,17 @@
             <w:tcBorders>
               <w:bottom w:val="none"/>
             </w:tcBorders>
-            <w:shd w:val="clear" w:color="auto" w:fill="TINTFILLTOKEN"/>
-          </w:tcPr>
-          <w:p>
-            <w:pPr>
-              <w:spacing w:before="0" w:after="0" w:line="264" w:lineRule="auto"/>
-            </w:pPr>
-            <w:r>
-              <w:rPr>
-                <w:b/>
-                <w:color w:val="TINTTEXTTOKEN"/>
+          </w:tcPr>
+          <w:p>
+            <w:pPr>
+              <w:spacing w:before="0" w:after="22" w:line="240" w:lineRule="auto"/>
+            </w:pPr>
+            <w:r>
+              <w:rPr>
+                <w:b/>
+                <w:color w:val="3A4150"/>
+                <w:sz w:val="18"/>
+                <w:szCs w:val="18"/>
               </w:rPr>
               <w:t xml:space="preserve">Date report shared with relevant professionals</w:t>
             </w:r>
@@ -1864,7 +2024,6 @@
           <w:tcPr>
             <w:tcW w:w="9638" w:type="dxa"/>
             <w:gridSpan w:val="2"/>
-            <w:shd w:val="clear" w:color="auto" w:fill="FFFFFF"/>
             <w:tcMar>
               <w:right w:w="2551" w:type="dxa"/>
             </w:tcMar>
@@ -1874,6 +2033,11 @@
               <w:spacing w:before="0" w:after="0" w:line="264" w:lineRule="auto"/>
             </w:pPr>
             <w:r>
+              <w:rPr>
+                <w:color w:val="1F2328"/>
+                <w:sz w:val="22"/>
+                <w:szCs w:val="22"/>
+              </w:rPr>
               <w:t xml:space="preserve">${dateReportShared}</w:t>
             </w:r>
           </w:p>
@@ -1882,7 +2046,10 @@
     </w:tbl>
     <w:p>
       <w:pPr>
-        <w:spacing w:before="0"/>
+        <w:spacing w:before="0" w:after="0" w:line="240" w:lineRule="exact"/>
+        <w:rPr>
+          <w:sz w:val="12"/>
+        </w:rPr>
       </w:pPr>
     </w:p>
     <w:sectPr>
@@ -1901,6 +2068,9 @@
   <w:p>
     <w:pPr>
       <w:pStyle w:val="FooterMuted"/>
+      <w:pBdr>
+        <w:top w:val="single" w:sz="4" w:space="6" w:color="E3E1DC"/>
+      </w:pBdr>
       <w:jc w:val="center"/>
     </w:pPr>
     <w:r>
@@ -1957,7 +2127,7 @@
   <w:docDefaults>
     <w:rPrDefault>
       <w:rPr>
-        <w:rFonts w:ascii="Calibri" w:hAnsi="Calibri" w:cs="Calibri"/>
+        <w:rFonts w:ascii="Aptos" w:hAnsi="Aptos" w:cs="Aptos"/>
         <w:sz w:val="22"/>
         <w:szCs w:val="22"/>
         <w:lang w:val="en-GB"/>
@@ -1965,7 +2135,7 @@
     </w:rPrDefault>
     <w:pPrDefault>
       <w:pPr>
-        <w:spacing w:after="120" w:line="276" w:lineRule="auto"/>
+        <w:spacing w:before="0" w:after="120" w:line="264" w:lineRule="auto"/>
       </w:pPr>
     </w:pPrDefault>
   </w:docDefaults>
@@ -2022,10 +2192,9 @@
     <w:name w:val="Footer Muted"/>
     <w:basedOn w:val="Normal"/>
     <w:rPr>
-      <w:i/>
       <w:color w:val="686F7D"/>
-      <w:sz w:val="20"/>
-      <w:szCs w:val="20"/>
+      <w:sz w:val="16"/>
+      <w:szCs w:val="16"/>
     </w:rPr>
   </w:style>
 </w:styles>

--- a/src/main/resources/docx-templates/rhi-report-template.docx
+++ b/src/main/resources/docx-templates/rhi-report-template.docx
@@ -2470,53 +2470,107 @@
       <w:pBdr>
         <w:top w:val="single" w:sz="4" w:space="6" w:color="E3E1DC"/>
       </w:pBdr>
-      <w:jc w:val="center"/>
+      <w:spacing w:before="0" w:after="0" w:line="120" w:lineRule="exact"/>
+      <w:rPr>
+        <w:sz w:val="8"/>
+      </w:rPr>
     </w:pPr>
-    <w:r>
-      <w:t xml:space="preserve">${childName} — ${caseReference}</w:t>
-    </w:r>
   </w:p>
+  <w:tbl>
+    <w:tblPr>
+      <w:tblW w:w="9638" w:type="dxa"/>
+      <w:tblBorders>
+        <w:top w:val="none"/>
+        <w:left w:val="none"/>
+        <w:bottom w:val="none"/>
+        <w:right w:val="none"/>
+        <w:insideH w:val="none"/>
+        <w:insideV w:val="none"/>
+      </w:tblBorders>
+      <w:tblLayout w:type="fixed"/>
+      <w:tblCellMar>
+        <w:top w:w="0" w:type="dxa"/>
+        <w:left w:w="0" w:type="dxa"/>
+        <w:bottom w:w="0" w:type="dxa"/>
+        <w:right w:w="0" w:type="dxa"/>
+      </w:tblCellMar>
+    </w:tblPr>
+    <w:tblGrid>
+      <w:gridCol w:w="6819"/>
+      <w:gridCol w:w="2819"/>
+    </w:tblGrid>
+    <w:tr>
+      <w:tc>
+        <w:tcPr>
+          <w:tcW w:w="6819" w:type="dxa"/>
+        </w:tcPr>
+        <w:p>
+          <w:pPr>
+            <w:pStyle w:val="FooterMuted"/>
+            <w:jc w:val="left"/>
+          </w:pPr>
+          <w:r>
+            <w:t xml:space="preserve">${childName} — ${caseReference}</w:t>
+          </w:r>
+        </w:p>
+      </w:tc>
+      <w:tc>
+        <w:tcPr>
+          <w:tcW w:w="2819" w:type="dxa"/>
+        </w:tcPr>
+        <w:p>
+          <w:pPr>
+            <w:pStyle w:val="FooterMuted"/>
+            <w:jc w:val="right"/>
+          </w:pPr>
+          <w:r>
+            <w:t xml:space="preserve">Page </w:t>
+          </w:r>
+          <w:r>
+            <w:fldChar w:fldCharType="begin"/>
+          </w:r>
+          <w:r>
+            <w:instrText xml:space="preserve"> PAGE </w:instrText>
+          </w:r>
+          <w:r>
+            <w:fldChar w:fldCharType="separate"/>
+          </w:r>
+          <w:r>
+            <w:t>1</w:t>
+          </w:r>
+          <w:r>
+            <w:fldChar w:fldCharType="end"/>
+          </w:r>
+          <w:r>
+            <w:t xml:space="preserve"> of </w:t>
+          </w:r>
+          <w:r>
+            <w:fldChar w:fldCharType="begin"/>
+          </w:r>
+          <w:r>
+            <w:instrText xml:space="preserve"> NUMPAGES </w:instrText>
+          </w:r>
+          <w:r>
+            <w:fldChar w:fldCharType="separate"/>
+          </w:r>
+          <w:r>
+            <w:t>1</w:t>
+          </w:r>
+          <w:r>
+            <w:fldChar w:fldCharType="end"/>
+          </w:r>
+        </w:p>
+      </w:tc>
+    </w:tr>
+  </w:tbl>
   <w:p>
     <w:pPr>
       <w:pStyle w:val="FooterMuted"/>
-      <w:jc w:val="center"/>
+      <w:spacing w:before="0" w:after="0" w:line="20" w:lineRule="exact"/>
+      <w:rPr>
+        <w:sz w:val="2"/>
+      </w:rPr>
     </w:pPr>
-    <w:r>
-      <w:t xml:space="preserve">Page </w:t>
-    </w:r>
-    <w:r>
-      <w:fldChar w:fldCharType="begin"/>
-    </w:r>
-    <w:r>
-      <w:instrText xml:space="preserve"> PAGE </w:instrText>
-    </w:r>
-    <w:r>
-      <w:fldChar w:fldCharType="separate"/>
-    </w:r>
-    <w:r>
-      <w:t>1</w:t>
-    </w:r>
-    <w:r>
-      <w:fldChar w:fldCharType="end"/>
-    </w:r>
-    <w:r>
-      <w:t xml:space="preserve"> of </w:t>
-    </w:r>
-    <w:r>
-      <w:fldChar w:fldCharType="begin"/>
-    </w:r>
-    <w:r>
-      <w:instrText xml:space="preserve"> NUMPAGES </w:instrText>
-    </w:r>
-    <w:r>
-      <w:fldChar w:fldCharType="separate"/>
-    </w:r>
-    <w:r>
-      <w:t>1</w:t>
-    </w:r>
-    <w:r>
-      <w:fldChar w:fldCharType="end"/>
-    </w:r>
   </w:p>
 </w:ftr>
 </file>
@@ -2548,13 +2602,15 @@
     <w:qFormat/>
     <w:pPr>
       <w:outlineLvl w:val="0"/>
-      <w:jc w:val="center"/>
-      <w:spacing w:after="40"/>
+      <w:jc w:val="left"/>
+      <w:spacing w:before="0" w:after="40"/>
     </w:pPr>
     <w:rPr>
       <w:b/>
-      <w:sz w:val="40"/>
-      <w:szCs w:val="40"/>
+      <w:color w:val="1F2328"/>
+      <w:spacing w:val="-4"/>
+      <w:sz w:val="32"/>
+      <w:szCs w:val="32"/>
     </w:rPr>
   </w:style>
   <w:style w:type="paragraph" w:styleId="Heading1">
@@ -2564,27 +2620,14 @@
     <w:pPr>
       <w:outlineLvl w:val="0"/>
       <w:keepNext/>
-      <w:spacing w:before="60" w:after="60"/>
+      <w:spacing w:before="0" w:after="0" w:line="240" w:lineRule="auto"/>
     </w:pPr>
     <w:rPr>
       <w:b/>
-      <w:sz w:val="24"/>
-      <w:szCs w:val="24"/>
-    </w:rPr>
-  </w:style>
-  <w:style w:type="paragraph" w:styleId="Heading2">
-    <w:name w:val="heading 2"/>
-    <w:basedOn w:val="Normal"/>
-    <w:qFormat/>
-    <w:pPr>
-      <w:outlineLvl w:val="1"/>
-      <w:keepNext/>
-      <w:spacing w:before="120" w:after="60"/>
-    </w:pPr>
-    <w:rPr>
-      <w:b/>
-      <w:sz w:val="28"/>
-      <w:szCs w:val="28"/>
+      <w:caps/>
+      <w:spacing w:val="18"/>
+      <w:sz w:val="18"/>
+      <w:szCs w:val="18"/>
     </w:rPr>
   </w:style>
   <w:style w:type="paragraph" w:styleId="FooterMuted">

--- a/src/main/resources/docx-templates/rhi-report-template.docx
+++ b/src/main/resources/docx-templates/rhi-report-template.docx
@@ -228,7 +228,7 @@
                 <w:sz w:val="16"/>
                 <w:szCs w:val="16"/>
               </w:rPr>
-              <w:t xml:space="preserve">Interview held</w:t>
+              <w:t xml:space="preserve">Returned</w:t>
             </w:r>
           </w:p>
         </w:tc>
@@ -246,7 +246,183 @@
                 <w:sz w:val="20"/>
                 <w:szCs w:val="20"/>
               </w:rPr>
-              <w:t xml:space="preserve">${interviewHeldLine}</w:t>
+              <w:t xml:space="preserve">${returnedLine}</w:t>
+            </w:r>
+          </w:p>
+        </w:tc>
+      </w:tr>
+      <w:tr>
+        <w:tc>
+          <w:tcPr>
+            <w:tcW w:w="2551" w:type="dxa"/>
+            <w:tcMar>
+              <w:right w:w="284" w:type="dxa"/>
+            </w:tcMar>
+          </w:tcPr>
+          <w:p>
+            <w:pPr>
+              <w:spacing w:before="0" w:after="0" w:line="240" w:lineRule="auto"/>
+            </w:pPr>
+            <w:r>
+              <w:rPr>
+                <w:b/>
+                <w:caps/>
+                <w:color w:val="686F7D"/>
+                <w:spacing w:val="8"/>
+                <w:sz w:val="16"/>
+                <w:szCs w:val="16"/>
+              </w:rPr>
+              <w:t xml:space="preserve">Interview held</w:t>
+            </w:r>
+          </w:p>
+        </w:tc>
+        <w:tc>
+          <w:tcPr>
+            <w:tcW w:w="7087" w:type="dxa"/>
+          </w:tcPr>
+          <w:p>
+            <w:pPr>
+              <w:spacing w:before="0" w:after="0" w:line="240" w:lineRule="auto"/>
+            </w:pPr>
+            <w:r>
+              <w:rPr>
+                <w:color w:val="1F2328"/>
+                <w:sz w:val="20"/>
+                <w:szCs w:val="20"/>
+              </w:rPr>
+              <w:t xml:space="preserve">${heldLine}</w:t>
+            </w:r>
+          </w:p>
+        </w:tc>
+      </w:tr>
+      <w:tr>
+        <w:tc>
+          <w:tcPr>
+            <w:tcW w:w="2551" w:type="dxa"/>
+            <w:tcMar>
+              <w:right w:w="284" w:type="dxa"/>
+            </w:tcMar>
+          </w:tcPr>
+          <w:p>
+            <w:pPr>
+              <w:spacing w:before="0" w:after="0" w:line="240" w:lineRule="auto"/>
+            </w:pPr>
+            <w:r>
+              <w:rPr>
+                <w:b/>
+                <w:caps/>
+                <w:color w:val="686F7D"/>
+                <w:spacing w:val="8"/>
+                <w:sz w:val="16"/>
+                <w:szCs w:val="16"/>
+              </w:rPr>
+              <w:t xml:space="preserve">Elapsed</w:t>
+            </w:r>
+          </w:p>
+        </w:tc>
+        <w:tc>
+          <w:tcPr>
+            <w:tcW w:w="7087" w:type="dxa"/>
+          </w:tcPr>
+          <w:p>
+            <w:pPr>
+              <w:spacing w:before="0" w:after="0" w:line="240" w:lineRule="auto"/>
+            </w:pPr>
+            <w:r>
+              <w:rPr>
+                <w:color w:val="1F2328"/>
+                <w:sz w:val="20"/>
+                <w:szCs w:val="20"/>
+              </w:rPr>
+              <w:t xml:space="preserve">${elapsedLine}</w:t>
+            </w:r>
+          </w:p>
+        </w:tc>
+      </w:tr>
+      <w:tr>
+        <w:tc>
+          <w:tcPr>
+            <w:tcW w:w="2551" w:type="dxa"/>
+            <w:tcMar>
+              <w:right w:w="284" w:type="dxa"/>
+            </w:tcMar>
+          </w:tcPr>
+          <w:p>
+            <w:pPr>
+              <w:spacing w:before="0" w:after="0" w:line="240" w:lineRule="auto"/>
+            </w:pPr>
+            <w:r>
+              <w:rPr>
+                <w:b/>
+                <w:caps/>
+                <w:color w:val="686F7D"/>
+                <w:spacing w:val="8"/>
+                <w:sz w:val="16"/>
+                <w:szCs w:val="16"/>
+              </w:rPr>
+              <w:t xml:space="preserve">Statutory 72 hours</w:t>
+            </w:r>
+          </w:p>
+        </w:tc>
+        <w:tc>
+          <w:tcPr>
+            <w:tcW w:w="7087" w:type="dxa"/>
+          </w:tcPr>
+          <w:p>
+            <w:pPr>
+              <w:spacing w:before="0" w:after="0" w:line="240" w:lineRule="auto"/>
+            </w:pPr>
+            <w:r>
+              <w:rPr>
+                <w:color w:val="1F2328"/>
+                <w:sz w:val="20"/>
+                <w:szCs w:val="20"/>
+              </w:rPr>
+              <w:t xml:space="preserve">${verdictLine}</w:t>
+            </w:r>
+          </w:p>
+        </w:tc>
+      </w:tr>
+      <w:tr>
+        <w:tc>
+          <w:tcPr>
+            <w:tcW w:w="2551" w:type="dxa"/>
+            <w:tcMar>
+              <w:right w:w="284" w:type="dxa"/>
+            </w:tcMar>
+          </w:tcPr>
+          <w:p>
+            <w:pPr>
+              <w:spacing w:before="0" w:after="0" w:line="240" w:lineRule="auto"/>
+            </w:pPr>
+            <w:r>
+              <w:rPr>
+                <w:b/>
+                <w:caps/>
+                <w:color w:val="686F7D"/>
+                <w:spacing w:val="8"/>
+                <w:sz w:val="16"/>
+                <w:szCs w:val="16"/>
+              </w:rPr>
+              <w:t xml:space="preserve">Reason given</w:t>
+            </w:r>
+          </w:p>
+        </w:tc>
+        <w:tc>
+          <w:tcPr>
+            <w:tcW w:w="7087" w:type="dxa"/>
+          </w:tcPr>
+          <w:p>
+            <w:pPr>
+              <w:spacing w:before="0" w:after="0" w:line="240" w:lineRule="auto"/>
+            </w:pPr>
+            <w:r>
+              <w:rPr>
+                <w:color w:val="1F2328"/>
+                <w:sz w:val="20"/>
+                <w:szCs w:val="20"/>
+              </w:rPr>
+              <w:t xml:space="preserve">${reasonLine}</w:t>
             </w:r>
           </w:p>
         </w:tc>
